--- a/7-技术管理/运行记录类文件/ZGS-07-02-2025年度运维服务技术研发规划.docx
+++ b/7-技术管理/运行记录类文件/ZGS-07-02-2025年度运维服务技术研发规划.docx
@@ -1,10 +1,11 @@
 
 <file path=word/document.xml><?xml version="1.0" encoding="utf-8"?>
-<w:document xmlns:wpc="http://schemas.microsoft.com/office/word/2010/wordprocessingCanvas" xmlns:mc="http://schemas.openxmlformats.org/markup-compatibility/2006" xmlns:o="urn:schemas-microsoft-com:office:office" xmlns:r="http://schemas.openxmlformats.org/officeDocument/2006/relationships" xmlns:m="http://schemas.openxmlformats.org/officeDocument/2006/math" xmlns:v="urn:schemas-microsoft-com:vml" xmlns:wp14="http://schemas.microsoft.com/office/word/2010/wordprocessingDrawing" xmlns:wp="http://schemas.openxmlformats.org/drawingml/2006/wordprocessingDrawing" xmlns:w="http://schemas.openxmlformats.org/wordprocessingml/2006/main" xmlns:w14="http://schemas.microsoft.com/office/word/2010/wordml" xmlns:w10="urn:schemas-microsoft-com:office:word" xmlns:w15="http://schemas.microsoft.com/office/word/2012/wordml" xmlns:wpg="http://schemas.microsoft.com/office/word/2010/wordprocessingGroup" xmlns:wpi="http://schemas.microsoft.com/office/word/2010/wordprocessingInk" xmlns:wne="http://schemas.microsoft.com/office/word/2006/wordml" xmlns:wps="http://schemas.microsoft.com/office/word/2010/wordprocessingShape" xmlns:wpsCustomData="http://www.wps.cn/officeDocument/2013/wpsCustomData" mc:Ignorable="w14 w15 wp14">
+<w:document xmlns:wpc="http://schemas.microsoft.com/office/word/2010/wordprocessingCanvas" xmlns:mc="http://schemas.openxmlformats.org/markup-compatibility/2006" xmlns:o="urn:schemas-microsoft-com:office:office" xmlns:r="http://schemas.openxmlformats.org/officeDocument/2006/relationships" xmlns:m="http://schemas.openxmlformats.org/officeDocument/2006/math" xmlns:v="urn:schemas-microsoft-com:vml" xmlns:wp14="http://schemas.microsoft.com/office/word/2010/wordprocessingDrawing" xmlns:wp="http://schemas.openxmlformats.org/drawingml/2006/wordprocessingDrawing" xmlns:w10="urn:schemas-microsoft-com:office:word" xmlns:w="http://schemas.openxmlformats.org/wordprocessingml/2006/main" xmlns:w14="http://schemas.microsoft.com/office/word/2010/wordml" xmlns:w15="http://schemas.microsoft.com/office/word/2012/wordml" xmlns:wne="http://schemas.microsoft.com/office/word/2006/wordml" xmlns:wpg="http://schemas.microsoft.com/office/word/2010/wordprocessingGroup" xmlns:wpi="http://schemas.microsoft.com/office/word/2010/wordprocessingInk" xmlns:wps="http://schemas.microsoft.com/office/word/2010/wordprocessingShape" mc:Ignorable="w14 w15 wp14">
+  <!-- Generated by Aspose.Words for .NET 13.3.0.1 -->
   <w:body>
     <w:p>
       <w:pPr>
-        <w:pStyle w:val="24"/>
+        <w:pStyle w:val="a"/>
         <w:keepNext w:val="0"/>
         <w:keepLines w:val="0"/>
         <w:pageBreakBefore w:val="0"/>
@@ -24,7 +25,7 @@
       <w:bookmarkStart w:id="0" w:name="_Toc28838"/>
       <w:r>
         <w:drawing>
-          <wp:anchor distT="0" distB="0" distL="114300" distR="114300" simplePos="0" relativeHeight="251660288" behindDoc="1" locked="0" layoutInCell="1" allowOverlap="1">
+          <wp:anchor distT="0" distB="0" distL="114300" distR="114300" simplePos="0" relativeHeight="251659264" behindDoc="1" locked="0" layoutInCell="1" allowOverlap="1">
             <wp:simplePos x="0" y="0"/>
             <wp:positionH relativeFrom="column">
               <wp:posOffset>0</wp:posOffset>
@@ -49,7 +50,7 @@
                     </pic:cNvPicPr>
                   </pic:nvPicPr>
                   <pic:blipFill>
-                    <a:blip r:embed="rId7"/>
+                    <a:blip xmlns:r="http://schemas.openxmlformats.org/officeDocument/2006/relationships" r:embed="rId4"/>
                     <a:stretch>
                       <a:fillRect/>
                     </a:stretch>
@@ -79,7 +80,7 @@
           <w:lang w:val="en-US" w:eastAsia="zh-CN"/>
         </w:rPr>
         <w:drawing>
-          <wp:anchor distT="0" distB="0" distL="114300" distR="114300" simplePos="0" relativeHeight="251659264" behindDoc="1" locked="0" layoutInCell="1" allowOverlap="1">
+          <wp:anchor distT="0" distB="0" distL="114300" distR="114300" simplePos="0" relativeHeight="251658240" behindDoc="1" locked="0" layoutInCell="1" allowOverlap="1">
             <wp:simplePos x="0" y="0"/>
             <wp:positionH relativeFrom="column">
               <wp:posOffset>635</wp:posOffset>
@@ -104,7 +105,7 @@
                     </pic:cNvPicPr>
                   </pic:nvPicPr>
                   <pic:blipFill>
-                    <a:blip r:embed="rId8">
+                    <a:blip xmlns:r="http://schemas.openxmlformats.org/officeDocument/2006/relationships" r:embed="rId5">
                       <a:alphaModFix amt="58000"/>
                       <a:lum contrast="-52000"/>
                     </a:blip>
@@ -138,7 +139,7 @@
     </w:p>
     <w:p>
       <w:pPr>
-        <w:pStyle w:val="25"/>
+        <w:pStyle w:val="a0"/>
         <w:keepNext w:val="0"/>
         <w:keepLines w:val="0"/>
         <w:pageBreakBefore w:val="0"/>
@@ -185,11 +186,11 @@
         <w:adjustRightInd w:val="0"/>
         <w:snapToGrid w:val="0"/>
         <w:spacing w:after="624" w:afterLines="200" w:line="219" w:lineRule="auto"/>
-        <w:ind w:left="0" w:leftChars="0" w:right="0" w:rightChars="0" w:firstLine="0" w:firstLineChars="0"/>
+        <w:ind w:left="0" w:right="0" w:firstLine="0" w:leftChars="0" w:rightChars="0" w:firstLineChars="0"/>
         <w:jc w:val="center"/>
         <w:textAlignment w:val="baseline"/>
         <w:rPr>
-          <w:rFonts w:hint="eastAsia" w:ascii="宋体" w:hAnsi="宋体" w:eastAsia="宋体" w:cs="宋体"/>
+          <w:rFonts w:ascii="宋体" w:eastAsia="宋体" w:hAnsi="宋体" w:cs="宋体" w:hint="eastAsia"/>
           <w:sz w:val="24"/>
           <w:szCs w:val="24"/>
           <w:lang w:val="en-US" w:eastAsia="zh-CN"/>
@@ -197,7 +198,7 @@
       </w:pPr>
       <w:r>
         <w:rPr>
-          <w:rFonts w:ascii="宋体" w:hAnsi="宋体" w:eastAsia="宋体" w:cs="宋体"/>
+          <w:rFonts w:ascii="宋体" w:eastAsia="宋体" w:hAnsi="宋体" w:cs="宋体"/>
           <w:b/>
           <w:bCs/>
           <w:spacing w:val="-3"/>
@@ -206,74 +207,20 @@
         </w:rPr>
         <w:t>文件编号：ZGS-07-02</w:t>
       </w:r>
-      <w:r>
-        <w:rPr>
-          <w:rFonts w:hint="eastAsia" w:ascii="宋体" w:hAnsi="宋体" w:eastAsia="宋体" w:cs="宋体"/>
-          <w:b/>
-          <w:bCs/>
-          <w:spacing w:val="-3"/>
-          <w:sz w:val="24"/>
-          <w:szCs w:val="24"/>
-          <w:lang w:val="en-US" w:eastAsia="zh-CN"/>
-        </w:rPr>
-      </w:r>
-      <w:r>
-        <w:rPr>
-          <w:rFonts w:ascii="宋体" w:hAnsi="宋体" w:eastAsia="宋体" w:cs="宋体"/>
-          <w:b/>
-          <w:bCs/>
-          <w:spacing w:val="-3"/>
-          <w:sz w:val="24"/>
-          <w:szCs w:val="24"/>
-        </w:rPr>
-      </w:r>
-      <w:r>
-        <w:rPr>
-          <w:rFonts w:hint="eastAsia" w:ascii="宋体" w:hAnsi="宋体" w:cs="宋体"/>
-          <w:b/>
-          <w:bCs/>
-          <w:spacing w:val="-3"/>
-          <w:sz w:val="24"/>
-          <w:szCs w:val="24"/>
-          <w:lang w:val="en-US" w:eastAsia="zh-CN"/>
-        </w:rPr>
-      </w:r>
-      <w:r>
-        <w:rPr>
-          <w:rFonts w:ascii="宋体" w:hAnsi="宋体" w:eastAsia="宋体" w:cs="宋体"/>
-          <w:b/>
-          <w:bCs/>
-          <w:spacing w:val="-3"/>
-          <w:sz w:val="24"/>
-          <w:szCs w:val="24"/>
-        </w:rPr>
-      </w:r>
-      <w:r>
-        <w:rPr>
-          <w:rFonts w:hint="eastAsia" w:ascii="宋体" w:hAnsi="宋体" w:cs="宋体"/>
-          <w:b/>
-          <w:bCs/>
-          <w:spacing w:val="-3"/>
-          <w:sz w:val="24"/>
-          <w:szCs w:val="24"/>
-          <w:lang w:val="en-US" w:eastAsia="zh-CN"/>
-        </w:rPr>
-      </w:r>
     </w:p>
     <w:tbl>
       <w:tblPr>
-        <w:tblStyle w:val="21"/>
+        <w:tblStyle w:val="TableGrid"/>
         <w:tblW w:w="0" w:type="auto"/>
         <w:jc w:val="center"/>
         <w:tblBorders>
-          <w:top w:val="none" w:color="auto" w:sz="0" w:space="0"/>
-          <w:left w:val="none" w:color="auto" w:sz="0" w:space="0"/>
-          <w:bottom w:val="none" w:color="auto" w:sz="0" w:space="0"/>
-          <w:right w:val="none" w:color="auto" w:sz="0" w:space="0"/>
-          <w:insideH w:val="none" w:color="auto" w:sz="0" w:space="0"/>
-          <w:insideV w:val="none" w:color="auto" w:sz="0" w:space="0"/>
+          <w:top w:val="nil"/>
+          <w:left w:val="nil"/>
+          <w:bottom w:val="nil"/>
+          <w:right w:val="nil"/>
+          <w:insideH w:val="nil"/>
+          <w:insideV w:val="nil"/>
         </w:tblBorders>
-        <w:tblLayout w:type="autofit"/>
         <w:tblCellMar>
           <w:top w:w="0" w:type="dxa"/>
           <w:left w:w="108" w:type="dxa"/>
@@ -287,17 +234,25 @@
       </w:tblGrid>
       <w:tr>
         <w:tblPrEx>
+          <w:tblW w:w="0" w:type="auto"/>
+          <w:jc w:val="center"/>
           <w:tblBorders>
-            <w:top w:val="none" w:color="auto" w:sz="0" w:space="0"/>
-            <w:left w:val="none" w:color="auto" w:sz="0" w:space="0"/>
-            <w:bottom w:val="none" w:color="auto" w:sz="0" w:space="0"/>
-            <w:right w:val="none" w:color="auto" w:sz="0" w:space="0"/>
-            <w:insideH w:val="none" w:color="auto" w:sz="0" w:space="0"/>
-            <w:insideV w:val="none" w:color="auto" w:sz="0" w:space="0"/>
+            <w:top w:val="nil"/>
+            <w:left w:val="nil"/>
+            <w:bottom w:val="nil"/>
+            <w:right w:val="nil"/>
+            <w:insideH w:val="nil"/>
+            <w:insideV w:val="nil"/>
           </w:tblBorders>
+          <w:tblCellMar>
+            <w:top w:w="0" w:type="dxa"/>
+            <w:left w:w="108" w:type="dxa"/>
+            <w:bottom w:w="0" w:type="dxa"/>
+            <w:right w:w="108" w:type="dxa"/>
+          </w:tblCellMar>
         </w:tblPrEx>
         <w:trPr>
-          <w:trHeight w:val="810" w:hRule="atLeast"/>
+          <w:trHeight w:val="810"/>
           <w:jc w:val="center"/>
         </w:trPr>
         <w:tc>
@@ -335,7 +290,7 @@
             </w:r>
             <w:r>
               <w:rPr>
-                <w:rFonts w:hint="default" w:asciiTheme="minorAscii" w:hAnsiTheme="minorAscii" w:eastAsiaTheme="minorEastAsia"/>
+                <w:rFonts w:asciiTheme="minorAscii" w:eastAsiaTheme="minorEastAsia" w:hAnsiTheme="minorAscii" w:hint="default"/>
                 <w:spacing w:val="227"/>
                 <w:sz w:val="21"/>
                 <w:vertAlign w:val="baseline"/>
@@ -389,7 +344,7 @@
             </w:r>
             <w:r>
               <w:rPr>
-                <w:rFonts w:hint="eastAsia" w:asciiTheme="minorAscii" w:hAnsiTheme="minorAscii" w:eastAsiaTheme="minorEastAsia"/>
+                <w:rFonts w:asciiTheme="minorAscii" w:eastAsiaTheme="minorEastAsia" w:hAnsiTheme="minorAscii" w:hint="eastAsia"/>
                 <w:spacing w:val="227"/>
                 <w:sz w:val="21"/>
                 <w:vertAlign w:val="baseline"/>
@@ -411,14 +366,8 @@
       </w:tr>
       <w:tr>
         <w:tblPrEx>
-          <w:tblBorders>
-            <w:top w:val="none" w:color="auto" w:sz="0" w:space="0"/>
-            <w:left w:val="none" w:color="auto" w:sz="0" w:space="0"/>
-            <w:bottom w:val="none" w:color="auto" w:sz="0" w:space="0"/>
-            <w:right w:val="none" w:color="auto" w:sz="0" w:space="0"/>
-            <w:insideH w:val="none" w:color="auto" w:sz="0" w:space="0"/>
-            <w:insideV w:val="none" w:color="auto" w:sz="0" w:space="0"/>
-          </w:tblBorders>
+          <w:tblW w:w="0" w:type="auto"/>
+          <w:jc w:val="center"/>
           <w:tblCellMar>
             <w:top w:w="0" w:type="dxa"/>
             <w:left w:w="108" w:type="dxa"/>
@@ -427,7 +376,7 @@
           </w:tblCellMar>
         </w:tblPrEx>
         <w:trPr>
-          <w:trHeight w:val="810" w:hRule="atLeast"/>
+          <w:trHeight w:val="810"/>
           <w:jc w:val="center"/>
         </w:trPr>
         <w:tc>
@@ -451,7 +400,7 @@
               <w:snapToGrid w:val="0"/>
               <w:textAlignment w:val="baseline"/>
               <w:rPr>
-                <w:rFonts w:hint="default" w:ascii="Arial" w:hAnsi="Arial" w:eastAsia="Arial" w:cs="Arial"/>
+                <w:rFonts w:ascii="Arial" w:eastAsia="Arial" w:hAnsi="Arial" w:cs="Arial" w:hint="default"/>
                 <w:snapToGrid w:val="0"/>
                 <w:color w:val="000000"/>
                 <w:kern w:val="0"/>
@@ -483,7 +432,7 @@
             </w:r>
             <w:r>
               <w:rPr>
-                <w:rFonts w:hint="default" w:asciiTheme="minorAscii" w:hAnsiTheme="minorAscii" w:eastAsiaTheme="minorEastAsia"/>
+                <w:rFonts w:asciiTheme="minorAscii" w:eastAsiaTheme="minorEastAsia" w:hAnsiTheme="minorAscii" w:hint="default"/>
                 <w:spacing w:val="227"/>
                 <w:sz w:val="21"/>
                 <w:vertAlign w:val="baseline"/>
@@ -536,7 +485,7 @@
               <w:snapToGrid w:val="0"/>
               <w:textAlignment w:val="baseline"/>
               <w:rPr>
-                <w:rFonts w:hint="default" w:ascii="Arial" w:hAnsi="Arial" w:eastAsia="Arial" w:cs="Arial"/>
+                <w:rFonts w:ascii="Arial" w:eastAsia="Arial" w:hAnsi="Arial" w:cs="Arial" w:hint="default"/>
                 <w:snapToGrid w:val="0"/>
                 <w:color w:val="000000"/>
                 <w:kern w:val="0"/>
@@ -554,8 +503,8 @@
               </w:rPr>
               <w:t>审核</w:t>
             </w:r>
-            <w:bookmarkStart w:id="13" w:name="_GoBack"/>
-            <w:bookmarkEnd w:id="13"/>
+            <w:bookmarkStart w:id="2" w:name="_GoBack"/>
+            <w:bookmarkEnd w:id="2"/>
             <w:r>
               <w:rPr>
                 <w:rFonts w:hint="eastAsia"/>
@@ -566,7 +515,7 @@
             </w:r>
             <w:r>
               <w:rPr>
-                <w:rFonts w:hint="eastAsia" w:asciiTheme="minorAscii" w:hAnsiTheme="minorAscii" w:eastAsiaTheme="minorEastAsia"/>
+                <w:rFonts w:asciiTheme="minorAscii" w:eastAsiaTheme="minorEastAsia" w:hAnsiTheme="minorAscii" w:hint="eastAsia"/>
                 <w:spacing w:val="227"/>
                 <w:sz w:val="21"/>
                 <w:vertAlign w:val="baseline"/>
@@ -588,14 +537,8 @@
       </w:tr>
       <w:tr>
         <w:tblPrEx>
-          <w:tblBorders>
-            <w:top w:val="none" w:color="auto" w:sz="0" w:space="0"/>
-            <w:left w:val="none" w:color="auto" w:sz="0" w:space="0"/>
-            <w:bottom w:val="none" w:color="auto" w:sz="0" w:space="0"/>
-            <w:right w:val="none" w:color="auto" w:sz="0" w:space="0"/>
-            <w:insideH w:val="none" w:color="auto" w:sz="0" w:space="0"/>
-            <w:insideV w:val="none" w:color="auto" w:sz="0" w:space="0"/>
-          </w:tblBorders>
+          <w:tblW w:w="0" w:type="auto"/>
+          <w:jc w:val="center"/>
           <w:tblCellMar>
             <w:top w:w="0" w:type="dxa"/>
             <w:left w:w="108" w:type="dxa"/>
@@ -604,7 +547,7 @@
           </w:tblCellMar>
         </w:tblPrEx>
         <w:trPr>
-          <w:trHeight w:val="635" w:hRule="atLeast"/>
+          <w:trHeight w:val="635"/>
           <w:jc w:val="center"/>
         </w:trPr>
         <w:tc>
@@ -642,31 +585,6 @@
               </w:rPr>
               <w:t>批准人:刘霞</w:t>
             </w:r>
-            <w:r>
-              <w:rPr>
-                <w:rFonts w:hint="eastAsia"/>
-                <w:spacing w:val="1"/>
-                <w:kern w:val="0"/>
-                <w:vertAlign w:val="baseline"/>
-                <w:lang w:val="en-US" w:eastAsia="zh-CN"/>
-              </w:rPr>
-            </w:r>
-            <w:r>
-              <w:rPr>
-                <w:rFonts w:hint="eastAsia" w:asciiTheme="minorAscii" w:hAnsiTheme="minorAscii" w:eastAsiaTheme="minorEastAsia"/>
-                <w:spacing w:val="227"/>
-                <w:sz w:val="21"/>
-                <w:vertAlign w:val="baseline"/>
-                <w:lang w:val="en-US" w:eastAsia="zh-CN"/>
-              </w:rPr>
-            </w:r>
-            <w:r>
-              <w:rPr>
-                <w:rFonts w:hint="eastAsia"/>
-                <w:u w:val="single"/>
-                <w:lang w:val="en-US" w:eastAsia="zh-CN"/>
-              </w:rPr>
-            </w:r>
           </w:p>
         </w:tc>
         <w:tc>
@@ -704,7 +622,7 @@
             </w:r>
             <w:r>
               <w:rPr>
-                <w:rFonts w:hint="eastAsia" w:asciiTheme="minorAscii" w:hAnsiTheme="minorAscii" w:eastAsiaTheme="minorEastAsia"/>
+                <w:rFonts w:asciiTheme="minorAscii" w:eastAsiaTheme="minorEastAsia" w:hAnsiTheme="minorAscii" w:hint="eastAsia"/>
                 <w:spacing w:val="227"/>
                 <w:sz w:val="21"/>
                 <w:vertAlign w:val="baseline"/>
@@ -763,14 +681,14 @@
         <w:ind w:left="3634"/>
         <w:textAlignment w:val="baseline"/>
         <w:rPr>
-          <w:rFonts w:ascii="宋体" w:hAnsi="宋体" w:eastAsia="宋体" w:cs="宋体"/>
+          <w:rFonts w:ascii="宋体" w:eastAsia="宋体" w:hAnsi="宋体" w:cs="宋体"/>
           <w:sz w:val="31"/>
           <w:szCs w:val="31"/>
         </w:rPr>
       </w:pPr>
       <w:r>
         <w:rPr>
-          <w:rFonts w:ascii="宋体" w:hAnsi="宋体" w:eastAsia="宋体" w:cs="宋体"/>
+          <w:rFonts w:ascii="宋体" w:eastAsia="宋体" w:hAnsi="宋体" w:cs="宋体"/>
           <w:b/>
           <w:bCs/>
           <w:spacing w:val="4"/>
@@ -782,16 +700,16 @@
     </w:p>
     <w:tbl>
       <w:tblPr>
-        <w:tblStyle w:val="26"/>
+        <w:tblStyle w:val="TableNormal0"/>
         <w:tblW w:w="7137" w:type="dxa"/>
         <w:jc w:val="center"/>
         <w:tblBorders>
-          <w:top w:val="single" w:color="000000" w:sz="2" w:space="0"/>
-          <w:left w:val="single" w:color="000000" w:sz="2" w:space="0"/>
-          <w:bottom w:val="single" w:color="000000" w:sz="2" w:space="0"/>
-          <w:right w:val="single" w:color="000000" w:sz="2" w:space="0"/>
-          <w:insideH w:val="single" w:color="000000" w:sz="2" w:space="0"/>
-          <w:insideV w:val="single" w:color="000000" w:sz="2" w:space="0"/>
+          <w:top w:val="single" w:sz="2" w:space="0" w:color="000000"/>
+          <w:left w:val="single" w:sz="2" w:space="0" w:color="000000"/>
+          <w:bottom w:val="single" w:sz="2" w:space="0" w:color="000000"/>
+          <w:right w:val="single" w:sz="2" w:space="0" w:color="000000"/>
+          <w:insideH w:val="single" w:sz="2" w:space="0" w:color="000000"/>
+          <w:insideV w:val="single" w:sz="2" w:space="0" w:color="000000"/>
         </w:tblBorders>
         <w:tblLayout w:type="fixed"/>
         <w:tblCellMar>
@@ -809,14 +727,17 @@
       </w:tblGrid>
       <w:tr>
         <w:tblPrEx>
+          <w:tblW w:w="7137" w:type="dxa"/>
+          <w:jc w:val="center"/>
           <w:tblBorders>
-            <w:top w:val="single" w:color="000000" w:sz="2" w:space="0"/>
-            <w:left w:val="single" w:color="000000" w:sz="2" w:space="0"/>
-            <w:bottom w:val="single" w:color="000000" w:sz="2" w:space="0"/>
-            <w:right w:val="single" w:color="000000" w:sz="2" w:space="0"/>
-            <w:insideH w:val="single" w:color="000000" w:sz="2" w:space="0"/>
-            <w:insideV w:val="single" w:color="000000" w:sz="2" w:space="0"/>
+            <w:top w:val="single" w:sz="2" w:space="0" w:color="000000"/>
+            <w:left w:val="single" w:sz="2" w:space="0" w:color="000000"/>
+            <w:bottom w:val="single" w:sz="2" w:space="0" w:color="000000"/>
+            <w:right w:val="single" w:sz="2" w:space="0" w:color="000000"/>
+            <w:insideH w:val="single" w:sz="2" w:space="0" w:color="000000"/>
+            <w:insideV w:val="single" w:sz="2" w:space="0" w:color="000000"/>
           </w:tblBorders>
+          <w:tblLayout w:type="fixed"/>
           <w:tblCellMar>
             <w:top w:w="0" w:type="dxa"/>
             <w:left w:w="0" w:type="dxa"/>
@@ -825,7 +746,7 @@
           </w:tblCellMar>
         </w:tblPrEx>
         <w:trPr>
-          <w:trHeight w:val="593" w:hRule="atLeast"/>
+          <w:trHeight w:val="593"/>
           <w:jc w:val="center"/>
         </w:trPr>
         <w:tc>
@@ -847,18 +768,18 @@
               <w:adjustRightInd w:val="0"/>
               <w:snapToGrid w:val="0"/>
               <w:spacing w:before="176" w:line="228" w:lineRule="auto"/>
-              <w:ind w:left="0" w:leftChars="0" w:right="0" w:rightChars="0" w:firstLine="0" w:firstLineChars="0"/>
+              <w:ind w:left="0" w:right="0" w:firstLine="0" w:leftChars="0" w:rightChars="0" w:firstLineChars="0"/>
               <w:jc w:val="center"/>
               <w:textAlignment w:val="baseline"/>
               <w:rPr>
-                <w:rFonts w:ascii="宋体" w:hAnsi="宋体" w:eastAsia="宋体" w:cs="宋体"/>
+                <w:rFonts w:ascii="宋体" w:eastAsia="宋体" w:hAnsi="宋体" w:cs="宋体"/>
                 <w:sz w:val="20"/>
                 <w:szCs w:val="20"/>
               </w:rPr>
             </w:pPr>
             <w:r>
               <w:rPr>
-                <w:rFonts w:ascii="宋体" w:hAnsi="宋体" w:eastAsia="宋体" w:cs="宋体"/>
+                <w:rFonts w:ascii="宋体" w:eastAsia="宋体" w:hAnsi="宋体" w:cs="宋体"/>
                 <w:spacing w:val="-14"/>
                 <w:sz w:val="20"/>
                 <w:szCs w:val="20"/>
@@ -886,18 +807,18 @@
               <w:adjustRightInd w:val="0"/>
               <w:snapToGrid w:val="0"/>
               <w:spacing w:before="175" w:line="227" w:lineRule="auto"/>
-              <w:ind w:left="0" w:leftChars="0" w:right="0" w:rightChars="0" w:firstLine="0" w:firstLineChars="0"/>
+              <w:ind w:left="0" w:right="0" w:firstLine="0" w:leftChars="0" w:rightChars="0" w:firstLineChars="0"/>
               <w:jc w:val="center"/>
               <w:textAlignment w:val="baseline"/>
               <w:rPr>
-                <w:rFonts w:ascii="宋体" w:hAnsi="宋体" w:eastAsia="宋体" w:cs="宋体"/>
+                <w:rFonts w:ascii="宋体" w:eastAsia="宋体" w:hAnsi="宋体" w:cs="宋体"/>
                 <w:sz w:val="20"/>
                 <w:szCs w:val="20"/>
               </w:rPr>
             </w:pPr>
             <w:r>
               <w:rPr>
-                <w:rFonts w:ascii="宋体" w:hAnsi="宋体" w:eastAsia="宋体" w:cs="宋体"/>
+                <w:rFonts w:ascii="宋体" w:eastAsia="宋体" w:hAnsi="宋体" w:cs="宋体"/>
                 <w:spacing w:val="4"/>
                 <w:sz w:val="20"/>
                 <w:szCs w:val="20"/>
@@ -925,18 +846,18 @@
               <w:adjustRightInd w:val="0"/>
               <w:snapToGrid w:val="0"/>
               <w:spacing w:before="175" w:line="228" w:lineRule="auto"/>
-              <w:ind w:left="0" w:leftChars="0" w:right="0" w:rightChars="0" w:firstLine="0" w:firstLineChars="0"/>
+              <w:ind w:left="0" w:right="0" w:firstLine="0" w:leftChars="0" w:rightChars="0" w:firstLineChars="0"/>
               <w:jc w:val="center"/>
               <w:textAlignment w:val="baseline"/>
               <w:rPr>
-                <w:rFonts w:ascii="宋体" w:hAnsi="宋体" w:eastAsia="宋体" w:cs="宋体"/>
+                <w:rFonts w:ascii="宋体" w:eastAsia="宋体" w:hAnsi="宋体" w:cs="宋体"/>
                 <w:sz w:val="20"/>
                 <w:szCs w:val="20"/>
               </w:rPr>
             </w:pPr>
             <w:r>
               <w:rPr>
-                <w:rFonts w:ascii="宋体" w:hAnsi="宋体" w:eastAsia="宋体" w:cs="宋体"/>
+                <w:rFonts w:ascii="宋体" w:eastAsia="宋体" w:hAnsi="宋体" w:cs="宋体"/>
                 <w:spacing w:val="7"/>
                 <w:sz w:val="20"/>
                 <w:szCs w:val="20"/>
@@ -964,18 +885,18 @@
               <w:adjustRightInd w:val="0"/>
               <w:snapToGrid w:val="0"/>
               <w:spacing w:before="176" w:line="229" w:lineRule="auto"/>
-              <w:ind w:left="0" w:leftChars="0" w:right="0" w:rightChars="0" w:firstLine="0" w:firstLineChars="0"/>
+              <w:ind w:left="0" w:right="0" w:firstLine="0" w:leftChars="0" w:rightChars="0" w:firstLineChars="0"/>
               <w:jc w:val="center"/>
               <w:textAlignment w:val="baseline"/>
               <w:rPr>
-                <w:rFonts w:ascii="宋体" w:hAnsi="宋体" w:eastAsia="宋体" w:cs="宋体"/>
+                <w:rFonts w:ascii="宋体" w:eastAsia="宋体" w:hAnsi="宋体" w:cs="宋体"/>
                 <w:sz w:val="20"/>
                 <w:szCs w:val="20"/>
               </w:rPr>
             </w:pPr>
             <w:r>
               <w:rPr>
-                <w:rFonts w:ascii="宋体" w:hAnsi="宋体" w:eastAsia="宋体" w:cs="宋体"/>
+                <w:rFonts w:ascii="宋体" w:eastAsia="宋体" w:hAnsi="宋体" w:cs="宋体"/>
                 <w:spacing w:val="7"/>
                 <w:sz w:val="20"/>
                 <w:szCs w:val="20"/>
@@ -987,14 +908,9 @@
       </w:tr>
       <w:tr>
         <w:tblPrEx>
-          <w:tblBorders>
-            <w:top w:val="single" w:color="000000" w:sz="2" w:space="0"/>
-            <w:left w:val="single" w:color="000000" w:sz="2" w:space="0"/>
-            <w:bottom w:val="single" w:color="000000" w:sz="2" w:space="0"/>
-            <w:right w:val="single" w:color="000000" w:sz="2" w:space="0"/>
-            <w:insideH w:val="single" w:color="000000" w:sz="2" w:space="0"/>
-            <w:insideV w:val="single" w:color="000000" w:sz="2" w:space="0"/>
-          </w:tblBorders>
+          <w:tblW w:w="7137" w:type="dxa"/>
+          <w:jc w:val="center"/>
+          <w:tblLayout w:type="fixed"/>
           <w:tblCellMar>
             <w:top w:w="0" w:type="dxa"/>
             <w:left w:w="0" w:type="dxa"/>
@@ -1003,7 +919,7 @@
           </w:tblCellMar>
         </w:tblPrEx>
         <w:trPr>
-          <w:trHeight w:val="516" w:hRule="atLeast"/>
+          <w:trHeight w:val="516"/>
           <w:jc w:val="center"/>
         </w:trPr>
         <w:tc>
@@ -1025,11 +941,11 @@
               <w:adjustRightInd w:val="0"/>
               <w:snapToGrid w:val="0"/>
               <w:spacing w:before="173" w:line="267" w:lineRule="exact"/>
-              <w:ind w:left="0" w:leftChars="0" w:right="0" w:rightChars="0" w:firstLine="0" w:firstLineChars="0"/>
+              <w:ind w:left="0" w:right="0" w:firstLine="0" w:leftChars="0" w:rightChars="0" w:firstLineChars="0"/>
               <w:jc w:val="center"/>
               <w:textAlignment w:val="baseline"/>
               <w:rPr>
-                <w:rFonts w:hint="default" w:ascii="宋体" w:hAnsi="宋体" w:eastAsia="宋体" w:cs="宋体"/>
+                <w:rFonts w:ascii="宋体" w:eastAsia="宋体" w:hAnsi="宋体" w:cs="宋体" w:hint="default"/>
                 <w:sz w:val="20"/>
                 <w:szCs w:val="20"/>
                 <w:lang w:val="en-US" w:eastAsia="zh-CN"/>
@@ -1037,7 +953,7 @@
             </w:pPr>
             <w:r>
               <w:rPr>
-                <w:rFonts w:ascii="宋体" w:hAnsi="宋体" w:eastAsia="宋体" w:cs="宋体"/>
+                <w:rFonts w:ascii="宋体" w:eastAsia="宋体" w:hAnsi="宋体" w:cs="宋体"/>
                 <w:spacing w:val="3"/>
                 <w:position w:val="1"/>
                 <w:sz w:val="20"/>
@@ -1047,7 +963,7 @@
             </w:r>
             <w:r>
               <w:rPr>
-                <w:rFonts w:hint="eastAsia" w:ascii="宋体" w:hAnsi="宋体" w:cs="宋体"/>
+                <w:rFonts w:ascii="宋体" w:hAnsi="宋体" w:cs="宋体" w:hint="eastAsia"/>
                 <w:spacing w:val="3"/>
                 <w:position w:val="1"/>
                 <w:sz w:val="20"/>
@@ -1077,18 +993,18 @@
               <w:adjustRightInd w:val="0"/>
               <w:snapToGrid w:val="0"/>
               <w:spacing w:before="173" w:line="267" w:lineRule="exact"/>
-              <w:ind w:left="0" w:leftChars="0" w:right="0" w:rightChars="0" w:firstLine="0" w:firstLineChars="0"/>
+              <w:ind w:left="0" w:right="0" w:firstLine="0" w:leftChars="0" w:rightChars="0" w:firstLineChars="0"/>
               <w:jc w:val="center"/>
               <w:textAlignment w:val="baseline"/>
               <w:rPr>
-                <w:rFonts w:ascii="宋体" w:hAnsi="宋体" w:eastAsia="宋体" w:cs="宋体"/>
+                <w:rFonts w:ascii="宋体" w:eastAsia="宋体" w:hAnsi="宋体" w:cs="宋体"/>
                 <w:sz w:val="20"/>
                 <w:szCs w:val="20"/>
               </w:rPr>
             </w:pPr>
             <w:r>
               <w:rPr>
-                <w:rFonts w:ascii="宋体" w:hAnsi="宋体" w:eastAsia="宋体" w:cs="宋体"/>
+                <w:rFonts w:ascii="宋体" w:eastAsia="宋体" w:hAnsi="宋体" w:cs="宋体"/>
                 <w:spacing w:val="4"/>
                 <w:position w:val="1"/>
                 <w:sz w:val="20"/>
@@ -1117,18 +1033,18 @@
               <w:adjustRightInd w:val="0"/>
               <w:snapToGrid w:val="0"/>
               <w:spacing w:before="172" w:line="228" w:lineRule="auto"/>
-              <w:ind w:left="0" w:leftChars="0" w:right="0" w:rightChars="0" w:firstLine="0" w:firstLineChars="0"/>
+              <w:ind w:left="0" w:right="0" w:firstLine="0" w:leftChars="0" w:rightChars="0" w:firstLineChars="0"/>
               <w:jc w:val="center"/>
               <w:textAlignment w:val="baseline"/>
               <w:rPr>
-                <w:rFonts w:ascii="宋体" w:hAnsi="宋体" w:eastAsia="宋体" w:cs="宋体"/>
+                <w:rFonts w:ascii="宋体" w:eastAsia="宋体" w:hAnsi="宋体" w:cs="宋体"/>
                 <w:sz w:val="20"/>
                 <w:szCs w:val="20"/>
               </w:rPr>
             </w:pPr>
             <w:r>
               <w:rPr>
-                <w:rFonts w:ascii="宋体" w:hAnsi="宋体" w:eastAsia="宋体" w:cs="宋体"/>
+                <w:rFonts w:ascii="宋体" w:eastAsia="宋体" w:hAnsi="宋体" w:cs="宋体"/>
                 <w:spacing w:val="7"/>
                 <w:sz w:val="20"/>
                 <w:szCs w:val="20"/>
@@ -1156,11 +1072,11 @@
               <w:adjustRightInd w:val="0"/>
               <w:snapToGrid w:val="0"/>
               <w:spacing w:before="173" w:line="229" w:lineRule="auto"/>
-              <w:ind w:left="0" w:leftChars="0" w:right="0" w:rightChars="0" w:firstLine="0" w:firstLineChars="0"/>
+              <w:ind w:left="0" w:right="0" w:firstLine="0" w:leftChars="0" w:rightChars="0" w:firstLineChars="0"/>
               <w:jc w:val="center"/>
               <w:textAlignment w:val="baseline"/>
               <w:rPr>
-                <w:rFonts w:ascii="宋体" w:hAnsi="宋体" w:eastAsia="宋体" w:cs="宋体"/>
+                <w:rFonts w:ascii="宋体" w:eastAsia="宋体" w:hAnsi="宋体" w:cs="宋体"/>
                 <w:sz w:val="20"/>
                 <w:szCs w:val="20"/>
               </w:rPr>
@@ -1177,14 +1093,9 @@
       </w:tr>
       <w:tr>
         <w:tblPrEx>
-          <w:tblBorders>
-            <w:top w:val="single" w:color="000000" w:sz="2" w:space="0"/>
-            <w:left w:val="single" w:color="000000" w:sz="2" w:space="0"/>
-            <w:bottom w:val="single" w:color="000000" w:sz="2" w:space="0"/>
-            <w:right w:val="single" w:color="000000" w:sz="2" w:space="0"/>
-            <w:insideH w:val="single" w:color="000000" w:sz="2" w:space="0"/>
-            <w:insideV w:val="single" w:color="000000" w:sz="2" w:space="0"/>
-          </w:tblBorders>
+          <w:tblW w:w="7137" w:type="dxa"/>
+          <w:jc w:val="center"/>
+          <w:tblLayout w:type="fixed"/>
           <w:tblCellMar>
             <w:top w:w="0" w:type="dxa"/>
             <w:left w:w="0" w:type="dxa"/>
@@ -1193,7 +1104,7 @@
           </w:tblCellMar>
         </w:tblPrEx>
         <w:trPr>
-          <w:trHeight w:val="556" w:hRule="atLeast"/>
+          <w:trHeight w:val="556"/>
           <w:jc w:val="center"/>
         </w:trPr>
         <w:tc>
@@ -1202,7 +1113,7 @@
           </w:tcPr>
           <w:p>
             <w:pPr>
-              <w:pStyle w:val="27"/>
+              <w:pStyle w:val="TableText"/>
               <w:keepNext w:val="0"/>
               <w:keepLines w:val="0"/>
               <w:pageBreakBefore w:val="0"/>
@@ -1215,7 +1126,7 @@
               <w:bidi w:val="0"/>
               <w:adjustRightInd w:val="0"/>
               <w:snapToGrid w:val="0"/>
-              <w:ind w:left="0" w:leftChars="0" w:right="0" w:rightChars="0" w:firstLine="0" w:firstLineChars="0"/>
+              <w:ind w:left="0" w:right="0" w:firstLine="0" w:leftChars="0" w:rightChars="0" w:firstLineChars="0"/>
               <w:jc w:val="center"/>
               <w:textAlignment w:val="baseline"/>
             </w:pPr>
@@ -1227,7 +1138,7 @@
           </w:tcPr>
           <w:p>
             <w:pPr>
-              <w:pStyle w:val="27"/>
+              <w:pStyle w:val="TableText"/>
               <w:keepNext w:val="0"/>
               <w:keepLines w:val="0"/>
               <w:pageBreakBefore w:val="0"/>
@@ -1240,7 +1151,7 @@
               <w:bidi w:val="0"/>
               <w:adjustRightInd w:val="0"/>
               <w:snapToGrid w:val="0"/>
-              <w:ind w:left="0" w:leftChars="0" w:right="0" w:rightChars="0" w:firstLine="0" w:firstLineChars="0"/>
+              <w:ind w:left="0" w:right="0" w:firstLine="0" w:leftChars="0" w:rightChars="0" w:firstLineChars="0"/>
               <w:jc w:val="center"/>
               <w:textAlignment w:val="baseline"/>
             </w:pPr>
@@ -1252,7 +1163,7 @@
           </w:tcPr>
           <w:p>
             <w:pPr>
-              <w:pStyle w:val="27"/>
+              <w:pStyle w:val="TableText"/>
               <w:keepNext w:val="0"/>
               <w:keepLines w:val="0"/>
               <w:pageBreakBefore w:val="0"/>
@@ -1265,7 +1176,7 @@
               <w:bidi w:val="0"/>
               <w:adjustRightInd w:val="0"/>
               <w:snapToGrid w:val="0"/>
-              <w:ind w:left="0" w:leftChars="0" w:right="0" w:rightChars="0" w:firstLine="0" w:firstLineChars="0"/>
+              <w:ind w:left="0" w:right="0" w:firstLine="0" w:leftChars="0" w:rightChars="0" w:firstLineChars="0"/>
               <w:jc w:val="center"/>
               <w:textAlignment w:val="baseline"/>
             </w:pPr>
@@ -1277,7 +1188,7 @@
           </w:tcPr>
           <w:p>
             <w:pPr>
-              <w:pStyle w:val="27"/>
+              <w:pStyle w:val="TableText"/>
               <w:keepNext w:val="0"/>
               <w:keepLines w:val="0"/>
               <w:pageBreakBefore w:val="0"/>
@@ -1290,7 +1201,7 @@
               <w:bidi w:val="0"/>
               <w:adjustRightInd w:val="0"/>
               <w:snapToGrid w:val="0"/>
-              <w:ind w:left="0" w:leftChars="0" w:right="0" w:rightChars="0" w:firstLine="0" w:firstLineChars="0"/>
+              <w:ind w:left="0" w:right="0" w:firstLine="0" w:leftChars="0" w:rightChars="0" w:firstLineChars="0"/>
               <w:jc w:val="center"/>
               <w:textAlignment w:val="baseline"/>
             </w:pPr>
@@ -1299,14 +1210,9 @@
       </w:tr>
       <w:tr>
         <w:tblPrEx>
-          <w:tblBorders>
-            <w:top w:val="single" w:color="000000" w:sz="2" w:space="0"/>
-            <w:left w:val="single" w:color="000000" w:sz="2" w:space="0"/>
-            <w:bottom w:val="single" w:color="000000" w:sz="2" w:space="0"/>
-            <w:right w:val="single" w:color="000000" w:sz="2" w:space="0"/>
-            <w:insideH w:val="single" w:color="000000" w:sz="2" w:space="0"/>
-            <w:insideV w:val="single" w:color="000000" w:sz="2" w:space="0"/>
-          </w:tblBorders>
+          <w:tblW w:w="7137" w:type="dxa"/>
+          <w:jc w:val="center"/>
+          <w:tblLayout w:type="fixed"/>
           <w:tblCellMar>
             <w:top w:w="0" w:type="dxa"/>
             <w:left w:w="0" w:type="dxa"/>
@@ -1315,7 +1221,7 @@
           </w:tblCellMar>
         </w:tblPrEx>
         <w:trPr>
-          <w:trHeight w:val="556" w:hRule="atLeast"/>
+          <w:trHeight w:val="556"/>
           <w:jc w:val="center"/>
         </w:trPr>
         <w:tc>
@@ -1324,7 +1230,7 @@
           </w:tcPr>
           <w:p>
             <w:pPr>
-              <w:pStyle w:val="27"/>
+              <w:pStyle w:val="TableText"/>
               <w:keepNext w:val="0"/>
               <w:keepLines w:val="0"/>
               <w:pageBreakBefore w:val="0"/>
@@ -1337,7 +1243,7 @@
               <w:bidi w:val="0"/>
               <w:adjustRightInd w:val="0"/>
               <w:snapToGrid w:val="0"/>
-              <w:ind w:left="0" w:leftChars="0" w:right="0" w:rightChars="0" w:firstLine="0" w:firstLineChars="0"/>
+              <w:ind w:left="0" w:right="0" w:firstLine="0" w:leftChars="0" w:rightChars="0" w:firstLineChars="0"/>
               <w:jc w:val="center"/>
               <w:textAlignment w:val="baseline"/>
             </w:pPr>
@@ -1349,7 +1255,7 @@
           </w:tcPr>
           <w:p>
             <w:pPr>
-              <w:pStyle w:val="27"/>
+              <w:pStyle w:val="TableText"/>
               <w:keepNext w:val="0"/>
               <w:keepLines w:val="0"/>
               <w:pageBreakBefore w:val="0"/>
@@ -1362,7 +1268,7 @@
               <w:bidi w:val="0"/>
               <w:adjustRightInd w:val="0"/>
               <w:snapToGrid w:val="0"/>
-              <w:ind w:left="0" w:leftChars="0" w:right="0" w:rightChars="0" w:firstLine="0" w:firstLineChars="0"/>
+              <w:ind w:left="0" w:right="0" w:firstLine="0" w:leftChars="0" w:rightChars="0" w:firstLineChars="0"/>
               <w:jc w:val="center"/>
               <w:textAlignment w:val="baseline"/>
             </w:pPr>
@@ -1374,7 +1280,7 @@
           </w:tcPr>
           <w:p>
             <w:pPr>
-              <w:pStyle w:val="27"/>
+              <w:pStyle w:val="TableText"/>
               <w:keepNext w:val="0"/>
               <w:keepLines w:val="0"/>
               <w:pageBreakBefore w:val="0"/>
@@ -1387,7 +1293,7 @@
               <w:bidi w:val="0"/>
               <w:adjustRightInd w:val="0"/>
               <w:snapToGrid w:val="0"/>
-              <w:ind w:left="0" w:leftChars="0" w:right="0" w:rightChars="0" w:firstLine="0" w:firstLineChars="0"/>
+              <w:ind w:left="0" w:right="0" w:firstLine="0" w:leftChars="0" w:rightChars="0" w:firstLineChars="0"/>
               <w:jc w:val="center"/>
               <w:textAlignment w:val="baseline"/>
             </w:pPr>
@@ -1399,7 +1305,7 @@
           </w:tcPr>
           <w:p>
             <w:pPr>
-              <w:pStyle w:val="27"/>
+              <w:pStyle w:val="TableText"/>
               <w:keepNext w:val="0"/>
               <w:keepLines w:val="0"/>
               <w:pageBreakBefore w:val="0"/>
@@ -1412,7 +1318,7 @@
               <w:bidi w:val="0"/>
               <w:adjustRightInd w:val="0"/>
               <w:snapToGrid w:val="0"/>
-              <w:ind w:left="0" w:leftChars="0" w:right="0" w:rightChars="0" w:firstLine="0" w:firstLineChars="0"/>
+              <w:ind w:left="0" w:right="0" w:firstLine="0" w:leftChars="0" w:rightChars="0" w:firstLineChars="0"/>
               <w:jc w:val="center"/>
               <w:textAlignment w:val="baseline"/>
             </w:pPr>
@@ -1421,14 +1327,9 @@
       </w:tr>
       <w:tr>
         <w:tblPrEx>
-          <w:tblBorders>
-            <w:top w:val="single" w:color="000000" w:sz="2" w:space="0"/>
-            <w:left w:val="single" w:color="000000" w:sz="2" w:space="0"/>
-            <w:bottom w:val="single" w:color="000000" w:sz="2" w:space="0"/>
-            <w:right w:val="single" w:color="000000" w:sz="2" w:space="0"/>
-            <w:insideH w:val="single" w:color="000000" w:sz="2" w:space="0"/>
-            <w:insideV w:val="single" w:color="000000" w:sz="2" w:space="0"/>
-          </w:tblBorders>
+          <w:tblW w:w="7137" w:type="dxa"/>
+          <w:jc w:val="center"/>
+          <w:tblLayout w:type="fixed"/>
           <w:tblCellMar>
             <w:top w:w="0" w:type="dxa"/>
             <w:left w:w="0" w:type="dxa"/>
@@ -1437,7 +1338,7 @@
           </w:tblCellMar>
         </w:tblPrEx>
         <w:trPr>
-          <w:trHeight w:val="557" w:hRule="atLeast"/>
+          <w:trHeight w:val="557"/>
           <w:jc w:val="center"/>
         </w:trPr>
         <w:tc>
@@ -1446,7 +1347,7 @@
           </w:tcPr>
           <w:p>
             <w:pPr>
-              <w:pStyle w:val="27"/>
+              <w:pStyle w:val="TableText"/>
               <w:keepNext w:val="0"/>
               <w:keepLines w:val="0"/>
               <w:pageBreakBefore w:val="0"/>
@@ -1459,7 +1360,7 @@
               <w:bidi w:val="0"/>
               <w:adjustRightInd w:val="0"/>
               <w:snapToGrid w:val="0"/>
-              <w:ind w:left="0" w:leftChars="0" w:right="0" w:rightChars="0" w:firstLine="0" w:firstLineChars="0"/>
+              <w:ind w:left="0" w:right="0" w:firstLine="0" w:leftChars="0" w:rightChars="0" w:firstLineChars="0"/>
               <w:jc w:val="center"/>
               <w:textAlignment w:val="baseline"/>
             </w:pPr>
@@ -1471,7 +1372,7 @@
           </w:tcPr>
           <w:p>
             <w:pPr>
-              <w:pStyle w:val="27"/>
+              <w:pStyle w:val="TableText"/>
               <w:keepNext w:val="0"/>
               <w:keepLines w:val="0"/>
               <w:pageBreakBefore w:val="0"/>
@@ -1484,7 +1385,7 @@
               <w:bidi w:val="0"/>
               <w:adjustRightInd w:val="0"/>
               <w:snapToGrid w:val="0"/>
-              <w:ind w:left="0" w:leftChars="0" w:right="0" w:rightChars="0" w:firstLine="0" w:firstLineChars="0"/>
+              <w:ind w:left="0" w:right="0" w:firstLine="0" w:leftChars="0" w:rightChars="0" w:firstLineChars="0"/>
               <w:jc w:val="center"/>
               <w:textAlignment w:val="baseline"/>
             </w:pPr>
@@ -1496,7 +1397,7 @@
           </w:tcPr>
           <w:p>
             <w:pPr>
-              <w:pStyle w:val="27"/>
+              <w:pStyle w:val="TableText"/>
               <w:keepNext w:val="0"/>
               <w:keepLines w:val="0"/>
               <w:pageBreakBefore w:val="0"/>
@@ -1509,7 +1410,7 @@
               <w:bidi w:val="0"/>
               <w:adjustRightInd w:val="0"/>
               <w:snapToGrid w:val="0"/>
-              <w:ind w:left="0" w:leftChars="0" w:right="0" w:rightChars="0" w:firstLine="0" w:firstLineChars="0"/>
+              <w:ind w:left="0" w:right="0" w:firstLine="0" w:leftChars="0" w:rightChars="0" w:firstLineChars="0"/>
               <w:jc w:val="center"/>
               <w:textAlignment w:val="baseline"/>
             </w:pPr>
@@ -1521,7 +1422,7 @@
           </w:tcPr>
           <w:p>
             <w:pPr>
-              <w:pStyle w:val="27"/>
+              <w:pStyle w:val="TableText"/>
               <w:keepNext w:val="0"/>
               <w:keepLines w:val="0"/>
               <w:pageBreakBefore w:val="0"/>
@@ -1534,7 +1435,7 @@
               <w:bidi w:val="0"/>
               <w:adjustRightInd w:val="0"/>
               <w:snapToGrid w:val="0"/>
-              <w:ind w:left="0" w:leftChars="0" w:right="0" w:rightChars="0" w:firstLine="0" w:firstLineChars="0"/>
+              <w:ind w:left="0" w:right="0" w:firstLine="0" w:leftChars="0" w:rightChars="0" w:firstLineChars="0"/>
               <w:jc w:val="center"/>
               <w:textAlignment w:val="baseline"/>
             </w:pPr>
@@ -1565,7 +1466,7 @@
     <w:sdt>
       <w:sdtPr>
         <w:rPr>
-          <w:rFonts w:ascii="宋体" w:hAnsi="宋体" w:eastAsia="宋体" w:cs="Arial"/>
+          <w:rFonts w:ascii="宋体" w:eastAsia="宋体" w:hAnsi="宋体" w:cs="Arial"/>
           <w:snapToGrid w:val="0"/>
           <w:color w:val="000000"/>
           <w:kern w:val="0"/>
@@ -1581,7 +1482,7 @@
       </w:sdtPr>
       <w:sdtEndPr>
         <w:rPr>
-          <w:rFonts w:hint="eastAsia" w:ascii="宋体" w:hAnsi="宋体" w:eastAsia="宋体" w:cs="宋体"/>
+          <w:rFonts w:ascii="宋体" w:eastAsia="宋体" w:hAnsi="宋体" w:cs="宋体" w:hint="eastAsia"/>
           <w:snapToGrid w:val="0"/>
           <w:color w:val="000000"/>
           <w:kern w:val="0"/>
@@ -1606,18 +1507,18 @@
             <w:adjustRightInd w:val="0"/>
             <w:snapToGrid w:val="0"/>
             <w:spacing w:before="0" w:beforeLines="0" w:after="0" w:afterLines="0" w:line="240" w:lineRule="auto"/>
-            <w:ind w:left="0" w:leftChars="0" w:right="0" w:rightChars="0" w:firstLine="0" w:firstLineChars="0"/>
+            <w:ind w:left="0" w:right="0" w:firstLine="0" w:leftChars="0" w:rightChars="0" w:firstLineChars="0"/>
             <w:jc w:val="center"/>
             <w:textAlignment w:val="baseline"/>
             <w:rPr>
-              <w:rFonts w:hint="eastAsia" w:ascii="宋体" w:hAnsi="宋体" w:eastAsia="宋体" w:cs="宋体"/>
+              <w:rFonts w:ascii="宋体" w:eastAsia="宋体" w:hAnsi="宋体" w:cs="宋体" w:hint="eastAsia"/>
               <w:sz w:val="24"/>
               <w:szCs w:val="24"/>
             </w:rPr>
           </w:pPr>
           <w:r>
             <w:rPr>
-              <w:rFonts w:hint="eastAsia" w:ascii="宋体" w:hAnsi="宋体" w:eastAsia="宋体" w:cs="宋体"/>
+              <w:rFonts w:ascii="宋体" w:eastAsia="宋体" w:hAnsi="宋体" w:cs="宋体" w:hint="eastAsia"/>
               <w:sz w:val="24"/>
               <w:szCs w:val="24"/>
             </w:rPr>
@@ -1626,14 +1527,14 @@
         </w:p>
         <w:p>
           <w:pPr>
-            <w:pStyle w:val="16"/>
+            <w:pStyle w:val="TOC1"/>
             <w:tabs>
               <w:tab w:val="right" w:leader="dot" w:pos="8306"/>
             </w:tabs>
           </w:pPr>
           <w:r>
             <w:rPr>
-              <w:rFonts w:hint="eastAsia" w:ascii="宋体" w:hAnsi="宋体" w:eastAsia="宋体" w:cs="宋体"/>
+              <w:rFonts w:ascii="宋体" w:eastAsia="宋体" w:hAnsi="宋体" w:cs="宋体" w:hint="eastAsia"/>
               <w:sz w:val="24"/>
               <w:szCs w:val="24"/>
             </w:rPr>
@@ -1641,7 +1542,7 @@
           </w:r>
           <w:r>
             <w:rPr>
-              <w:rFonts w:hint="eastAsia" w:ascii="宋体" w:hAnsi="宋体" w:eastAsia="宋体" w:cs="宋体"/>
+              <w:rFonts w:ascii="宋体" w:eastAsia="宋体" w:hAnsi="宋体" w:cs="宋体" w:hint="eastAsia"/>
               <w:sz w:val="24"/>
               <w:szCs w:val="24"/>
             </w:rPr>
@@ -1649,7 +1550,7 @@
           </w:r>
           <w:r>
             <w:rPr>
-              <w:rFonts w:hint="eastAsia" w:ascii="宋体" w:hAnsi="宋体" w:eastAsia="宋体" w:cs="宋体"/>
+              <w:rFonts w:ascii="宋体" w:eastAsia="宋体" w:hAnsi="宋体" w:cs="宋体" w:hint="eastAsia"/>
               <w:sz w:val="24"/>
               <w:szCs w:val="24"/>
             </w:rPr>
@@ -1657,21 +1558,21 @@
           </w:r>
           <w:r>
             <w:rPr>
-              <w:rFonts w:hint="eastAsia" w:ascii="宋体" w:hAnsi="宋体" w:eastAsia="宋体" w:cs="宋体"/>
+              <w:rFonts w:ascii="宋体" w:eastAsia="宋体" w:hAnsi="宋体" w:cs="宋体" w:hint="eastAsia"/>
               <w:szCs w:val="24"/>
             </w:rPr>
             <w:fldChar w:fldCharType="begin"/>
           </w:r>
           <w:r>
             <w:rPr>
-              <w:rFonts w:hint="eastAsia" w:ascii="宋体" w:hAnsi="宋体" w:eastAsia="宋体" w:cs="宋体"/>
+              <w:rFonts w:ascii="宋体" w:eastAsia="宋体" w:hAnsi="宋体" w:cs="宋体" w:hint="eastAsia"/>
               <w:szCs w:val="24"/>
             </w:rPr>
             <w:instrText xml:space="preserve"> HYPERLINK \l _Toc28838 </w:instrText>
           </w:r>
           <w:r>
             <w:rPr>
-              <w:rFonts w:hint="eastAsia" w:ascii="宋体" w:hAnsi="宋体" w:eastAsia="宋体" w:cs="宋体"/>
+              <w:rFonts w:ascii="宋体" w:eastAsia="宋体" w:hAnsi="宋体" w:cs="宋体" w:hint="eastAsia"/>
               <w:szCs w:val="24"/>
             </w:rPr>
             <w:fldChar w:fldCharType="separate"/>
@@ -1703,7 +1604,7 @@
           </w:r>
           <w:r>
             <w:rPr>
-              <w:rFonts w:hint="eastAsia" w:ascii="宋体" w:hAnsi="宋体" w:eastAsia="宋体" w:cs="宋体"/>
+              <w:rFonts w:ascii="宋体" w:eastAsia="宋体" w:hAnsi="宋体" w:cs="宋体" w:hint="eastAsia"/>
               <w:szCs w:val="24"/>
             </w:rPr>
             <w:fldChar w:fldCharType="end"/>
@@ -1711,28 +1612,28 @@
         </w:p>
         <w:p>
           <w:pPr>
-            <w:pStyle w:val="16"/>
+            <w:pStyle w:val="TOC1"/>
             <w:tabs>
               <w:tab w:val="right" w:leader="dot" w:pos="8306"/>
             </w:tabs>
           </w:pPr>
           <w:r>
             <w:rPr>
-              <w:rFonts w:hint="eastAsia" w:ascii="宋体" w:hAnsi="宋体" w:eastAsia="宋体" w:cs="宋体"/>
+              <w:rFonts w:ascii="宋体" w:eastAsia="宋体" w:hAnsi="宋体" w:cs="宋体" w:hint="eastAsia"/>
               <w:szCs w:val="24"/>
             </w:rPr>
             <w:fldChar w:fldCharType="begin"/>
           </w:r>
           <w:r>
             <w:rPr>
-              <w:rFonts w:hint="eastAsia" w:ascii="宋体" w:hAnsi="宋体" w:eastAsia="宋体" w:cs="宋体"/>
+              <w:rFonts w:ascii="宋体" w:eastAsia="宋体" w:hAnsi="宋体" w:cs="宋体" w:hint="eastAsia"/>
               <w:szCs w:val="24"/>
             </w:rPr>
             <w:instrText xml:space="preserve"> HYPERLINK \l _Toc21204 </w:instrText>
           </w:r>
           <w:r>
             <w:rPr>
-              <w:rFonts w:hint="eastAsia" w:ascii="宋体" w:hAnsi="宋体" w:eastAsia="宋体" w:cs="宋体"/>
+              <w:rFonts w:ascii="宋体" w:eastAsia="宋体" w:hAnsi="宋体" w:cs="宋体" w:hint="eastAsia"/>
               <w:szCs w:val="24"/>
             </w:rPr>
             <w:fldChar w:fldCharType="separate"/>
@@ -1764,7 +1665,7 @@
           </w:r>
           <w:r>
             <w:rPr>
-              <w:rFonts w:hint="eastAsia" w:ascii="宋体" w:hAnsi="宋体" w:eastAsia="宋体" w:cs="宋体"/>
+              <w:rFonts w:ascii="宋体" w:eastAsia="宋体" w:hAnsi="宋体" w:cs="宋体" w:hint="eastAsia"/>
               <w:szCs w:val="24"/>
             </w:rPr>
             <w:fldChar w:fldCharType="end"/>
@@ -1772,28 +1673,28 @@
         </w:p>
         <w:p>
           <w:pPr>
-            <w:pStyle w:val="16"/>
+            <w:pStyle w:val="TOC1"/>
             <w:tabs>
               <w:tab w:val="right" w:leader="dot" w:pos="8306"/>
             </w:tabs>
           </w:pPr>
           <w:r>
             <w:rPr>
-              <w:rFonts w:hint="eastAsia" w:ascii="宋体" w:hAnsi="宋体" w:eastAsia="宋体" w:cs="宋体"/>
+              <w:rFonts w:ascii="宋体" w:eastAsia="宋体" w:hAnsi="宋体" w:cs="宋体" w:hint="eastAsia"/>
               <w:szCs w:val="24"/>
             </w:rPr>
             <w:fldChar w:fldCharType="begin"/>
           </w:r>
           <w:r>
             <w:rPr>
-              <w:rFonts w:hint="eastAsia" w:ascii="宋体" w:hAnsi="宋体" w:eastAsia="宋体" w:cs="宋体"/>
+              <w:rFonts w:ascii="宋体" w:eastAsia="宋体" w:hAnsi="宋体" w:cs="宋体" w:hint="eastAsia"/>
               <w:szCs w:val="24"/>
             </w:rPr>
             <w:instrText xml:space="preserve"> HYPERLINK \l _Toc10411 </w:instrText>
           </w:r>
           <w:r>
             <w:rPr>
-              <w:rFonts w:hint="eastAsia" w:ascii="宋体" w:hAnsi="宋体" w:eastAsia="宋体" w:cs="宋体"/>
+              <w:rFonts w:ascii="宋体" w:eastAsia="宋体" w:hAnsi="宋体" w:cs="宋体" w:hint="eastAsia"/>
               <w:szCs w:val="24"/>
             </w:rPr>
             <w:fldChar w:fldCharType="separate"/>
@@ -1825,7 +1726,7 @@
           </w:r>
           <w:r>
             <w:rPr>
-              <w:rFonts w:hint="eastAsia" w:ascii="宋体" w:hAnsi="宋体" w:eastAsia="宋体" w:cs="宋体"/>
+              <w:rFonts w:ascii="宋体" w:eastAsia="宋体" w:hAnsi="宋体" w:cs="宋体" w:hint="eastAsia"/>
               <w:szCs w:val="24"/>
             </w:rPr>
             <w:fldChar w:fldCharType="end"/>
@@ -1833,28 +1734,28 @@
         </w:p>
         <w:p>
           <w:pPr>
-            <w:pStyle w:val="16"/>
+            <w:pStyle w:val="TOC1"/>
             <w:tabs>
               <w:tab w:val="right" w:leader="dot" w:pos="8306"/>
             </w:tabs>
           </w:pPr>
           <w:r>
             <w:rPr>
-              <w:rFonts w:hint="eastAsia" w:ascii="宋体" w:hAnsi="宋体" w:eastAsia="宋体" w:cs="宋体"/>
+              <w:rFonts w:ascii="宋体" w:eastAsia="宋体" w:hAnsi="宋体" w:cs="宋体" w:hint="eastAsia"/>
               <w:szCs w:val="24"/>
             </w:rPr>
             <w:fldChar w:fldCharType="begin"/>
           </w:r>
           <w:r>
             <w:rPr>
-              <w:rFonts w:hint="eastAsia" w:ascii="宋体" w:hAnsi="宋体" w:eastAsia="宋体" w:cs="宋体"/>
+              <w:rFonts w:ascii="宋体" w:eastAsia="宋体" w:hAnsi="宋体" w:cs="宋体" w:hint="eastAsia"/>
               <w:szCs w:val="24"/>
             </w:rPr>
             <w:instrText xml:space="preserve"> HYPERLINK \l _Toc6776 </w:instrText>
           </w:r>
           <w:r>
             <w:rPr>
-              <w:rFonts w:hint="eastAsia" w:ascii="宋体" w:hAnsi="宋体" w:eastAsia="宋体" w:cs="宋体"/>
+              <w:rFonts w:ascii="宋体" w:eastAsia="宋体" w:hAnsi="宋体" w:cs="宋体" w:hint="eastAsia"/>
               <w:szCs w:val="24"/>
             </w:rPr>
             <w:fldChar w:fldCharType="separate"/>
@@ -1886,7 +1787,7 @@
           </w:r>
           <w:r>
             <w:rPr>
-              <w:rFonts w:hint="eastAsia" w:ascii="宋体" w:hAnsi="宋体" w:eastAsia="宋体" w:cs="宋体"/>
+              <w:rFonts w:ascii="宋体" w:eastAsia="宋体" w:hAnsi="宋体" w:cs="宋体" w:hint="eastAsia"/>
               <w:szCs w:val="24"/>
             </w:rPr>
             <w:fldChar w:fldCharType="end"/>
@@ -1894,28 +1795,28 @@
         </w:p>
         <w:p>
           <w:pPr>
-            <w:pStyle w:val="16"/>
+            <w:pStyle w:val="TOC1"/>
             <w:tabs>
               <w:tab w:val="right" w:leader="dot" w:pos="8306"/>
             </w:tabs>
           </w:pPr>
           <w:r>
             <w:rPr>
-              <w:rFonts w:hint="eastAsia" w:ascii="宋体" w:hAnsi="宋体" w:eastAsia="宋体" w:cs="宋体"/>
+              <w:rFonts w:ascii="宋体" w:eastAsia="宋体" w:hAnsi="宋体" w:cs="宋体" w:hint="eastAsia"/>
               <w:szCs w:val="24"/>
             </w:rPr>
             <w:fldChar w:fldCharType="begin"/>
           </w:r>
           <w:r>
             <w:rPr>
-              <w:rFonts w:hint="eastAsia" w:ascii="宋体" w:hAnsi="宋体" w:eastAsia="宋体" w:cs="宋体"/>
+              <w:rFonts w:ascii="宋体" w:eastAsia="宋体" w:hAnsi="宋体" w:cs="宋体" w:hint="eastAsia"/>
               <w:szCs w:val="24"/>
             </w:rPr>
             <w:instrText xml:space="preserve"> HYPERLINK \l _Toc29131 </w:instrText>
           </w:r>
           <w:r>
             <w:rPr>
-              <w:rFonts w:hint="eastAsia" w:ascii="宋体" w:hAnsi="宋体" w:eastAsia="宋体" w:cs="宋体"/>
+              <w:rFonts w:ascii="宋体" w:eastAsia="宋体" w:hAnsi="宋体" w:cs="宋体" w:hint="eastAsia"/>
               <w:szCs w:val="24"/>
             </w:rPr>
             <w:fldChar w:fldCharType="separate"/>
@@ -1954,7 +1855,7 @@
           </w:r>
           <w:r>
             <w:rPr>
-              <w:rFonts w:hint="eastAsia" w:ascii="宋体" w:hAnsi="宋体" w:eastAsia="宋体" w:cs="宋体"/>
+              <w:rFonts w:ascii="宋体" w:eastAsia="宋体" w:hAnsi="宋体" w:cs="宋体" w:hint="eastAsia"/>
               <w:szCs w:val="24"/>
             </w:rPr>
             <w:fldChar w:fldCharType="end"/>
@@ -1962,28 +1863,28 @@
         </w:p>
         <w:p>
           <w:pPr>
-            <w:pStyle w:val="17"/>
+            <w:pStyle w:val="TOC2"/>
             <w:tabs>
               <w:tab w:val="right" w:leader="dot" w:pos="8306"/>
             </w:tabs>
           </w:pPr>
           <w:r>
             <w:rPr>
-              <w:rFonts w:hint="eastAsia" w:ascii="宋体" w:hAnsi="宋体" w:eastAsia="宋体" w:cs="宋体"/>
+              <w:rFonts w:ascii="宋体" w:eastAsia="宋体" w:hAnsi="宋体" w:cs="宋体" w:hint="eastAsia"/>
               <w:szCs w:val="24"/>
             </w:rPr>
             <w:fldChar w:fldCharType="begin"/>
           </w:r>
           <w:r>
             <w:rPr>
-              <w:rFonts w:hint="eastAsia" w:ascii="宋体" w:hAnsi="宋体" w:eastAsia="宋体" w:cs="宋体"/>
+              <w:rFonts w:ascii="宋体" w:eastAsia="宋体" w:hAnsi="宋体" w:cs="宋体" w:hint="eastAsia"/>
               <w:szCs w:val="24"/>
             </w:rPr>
             <w:instrText xml:space="preserve"> HYPERLINK \l _Toc4499 </w:instrText>
           </w:r>
           <w:r>
             <w:rPr>
-              <w:rFonts w:hint="eastAsia" w:ascii="宋体" w:hAnsi="宋体" w:eastAsia="宋体" w:cs="宋体"/>
+              <w:rFonts w:ascii="宋体" w:eastAsia="宋体" w:hAnsi="宋体" w:cs="宋体" w:hint="eastAsia"/>
               <w:szCs w:val="24"/>
             </w:rPr>
             <w:fldChar w:fldCharType="separate"/>
@@ -2015,7 +1916,7 @@
           </w:r>
           <w:r>
             <w:rPr>
-              <w:rFonts w:hint="eastAsia" w:ascii="宋体" w:hAnsi="宋体" w:eastAsia="宋体" w:cs="宋体"/>
+              <w:rFonts w:ascii="宋体" w:eastAsia="宋体" w:hAnsi="宋体" w:cs="宋体" w:hint="eastAsia"/>
               <w:szCs w:val="24"/>
             </w:rPr>
             <w:fldChar w:fldCharType="end"/>
@@ -2023,28 +1924,28 @@
         </w:p>
         <w:p>
           <w:pPr>
-            <w:pStyle w:val="17"/>
+            <w:pStyle w:val="TOC2"/>
             <w:tabs>
               <w:tab w:val="right" w:leader="dot" w:pos="8306"/>
             </w:tabs>
           </w:pPr>
           <w:r>
             <w:rPr>
-              <w:rFonts w:hint="eastAsia" w:ascii="宋体" w:hAnsi="宋体" w:eastAsia="宋体" w:cs="宋体"/>
+              <w:rFonts w:ascii="宋体" w:eastAsia="宋体" w:hAnsi="宋体" w:cs="宋体" w:hint="eastAsia"/>
               <w:szCs w:val="24"/>
             </w:rPr>
             <w:fldChar w:fldCharType="begin"/>
           </w:r>
           <w:r>
             <w:rPr>
-              <w:rFonts w:hint="eastAsia" w:ascii="宋体" w:hAnsi="宋体" w:eastAsia="宋体" w:cs="宋体"/>
+              <w:rFonts w:ascii="宋体" w:eastAsia="宋体" w:hAnsi="宋体" w:cs="宋体" w:hint="eastAsia"/>
               <w:szCs w:val="24"/>
             </w:rPr>
             <w:instrText xml:space="preserve"> HYPERLINK \l _Toc32038 </w:instrText>
           </w:r>
           <w:r>
             <w:rPr>
-              <w:rFonts w:hint="eastAsia" w:ascii="宋体" w:hAnsi="宋体" w:eastAsia="宋体" w:cs="宋体"/>
+              <w:rFonts w:ascii="宋体" w:eastAsia="宋体" w:hAnsi="宋体" w:cs="宋体" w:hint="eastAsia"/>
               <w:szCs w:val="24"/>
             </w:rPr>
             <w:fldChar w:fldCharType="separate"/>
@@ -2076,7 +1977,7 @@
           </w:r>
           <w:r>
             <w:rPr>
-              <w:rFonts w:hint="eastAsia" w:ascii="宋体" w:hAnsi="宋体" w:eastAsia="宋体" w:cs="宋体"/>
+              <w:rFonts w:ascii="宋体" w:eastAsia="宋体" w:hAnsi="宋体" w:cs="宋体" w:hint="eastAsia"/>
               <w:szCs w:val="24"/>
             </w:rPr>
             <w:fldChar w:fldCharType="end"/>
@@ -2084,28 +1985,28 @@
         </w:p>
         <w:p>
           <w:pPr>
-            <w:pStyle w:val="17"/>
+            <w:pStyle w:val="TOC2"/>
             <w:tabs>
               <w:tab w:val="right" w:leader="dot" w:pos="8306"/>
             </w:tabs>
           </w:pPr>
           <w:r>
             <w:rPr>
-              <w:rFonts w:hint="eastAsia" w:ascii="宋体" w:hAnsi="宋体" w:eastAsia="宋体" w:cs="宋体"/>
+              <w:rFonts w:ascii="宋体" w:eastAsia="宋体" w:hAnsi="宋体" w:cs="宋体" w:hint="eastAsia"/>
               <w:szCs w:val="24"/>
             </w:rPr>
             <w:fldChar w:fldCharType="begin"/>
           </w:r>
           <w:r>
             <w:rPr>
-              <w:rFonts w:hint="eastAsia" w:ascii="宋体" w:hAnsi="宋体" w:eastAsia="宋体" w:cs="宋体"/>
+              <w:rFonts w:ascii="宋体" w:eastAsia="宋体" w:hAnsi="宋体" w:cs="宋体" w:hint="eastAsia"/>
               <w:szCs w:val="24"/>
             </w:rPr>
             <w:instrText xml:space="preserve"> HYPERLINK \l _Toc25880 </w:instrText>
           </w:r>
           <w:r>
             <w:rPr>
-              <w:rFonts w:hint="eastAsia" w:ascii="宋体" w:hAnsi="宋体" w:eastAsia="宋体" w:cs="宋体"/>
+              <w:rFonts w:ascii="宋体" w:eastAsia="宋体" w:hAnsi="宋体" w:cs="宋体" w:hint="eastAsia"/>
               <w:szCs w:val="24"/>
             </w:rPr>
             <w:fldChar w:fldCharType="separate"/>
@@ -2144,7 +2045,7 @@
           </w:r>
           <w:r>
             <w:rPr>
-              <w:rFonts w:hint="eastAsia" w:ascii="宋体" w:hAnsi="宋体" w:eastAsia="宋体" w:cs="宋体"/>
+              <w:rFonts w:ascii="宋体" w:eastAsia="宋体" w:hAnsi="宋体" w:cs="宋体" w:hint="eastAsia"/>
               <w:szCs w:val="24"/>
             </w:rPr>
             <w:fldChar w:fldCharType="end"/>
@@ -2152,28 +2053,28 @@
         </w:p>
         <w:p>
           <w:pPr>
-            <w:pStyle w:val="17"/>
+            <w:pStyle w:val="TOC2"/>
             <w:tabs>
               <w:tab w:val="right" w:leader="dot" w:pos="8306"/>
             </w:tabs>
           </w:pPr>
           <w:r>
             <w:rPr>
-              <w:rFonts w:hint="eastAsia" w:ascii="宋体" w:hAnsi="宋体" w:eastAsia="宋体" w:cs="宋体"/>
+              <w:rFonts w:ascii="宋体" w:eastAsia="宋体" w:hAnsi="宋体" w:cs="宋体" w:hint="eastAsia"/>
               <w:szCs w:val="24"/>
             </w:rPr>
             <w:fldChar w:fldCharType="begin"/>
           </w:r>
           <w:r>
             <w:rPr>
-              <w:rFonts w:hint="eastAsia" w:ascii="宋体" w:hAnsi="宋体" w:eastAsia="宋体" w:cs="宋体"/>
+              <w:rFonts w:ascii="宋体" w:eastAsia="宋体" w:hAnsi="宋体" w:cs="宋体" w:hint="eastAsia"/>
               <w:szCs w:val="24"/>
             </w:rPr>
             <w:instrText xml:space="preserve"> HYPERLINK \l _Toc19185 </w:instrText>
           </w:r>
           <w:r>
             <w:rPr>
-              <w:rFonts w:hint="eastAsia" w:ascii="宋体" w:hAnsi="宋体" w:eastAsia="宋体" w:cs="宋体"/>
+              <w:rFonts w:ascii="宋体" w:eastAsia="宋体" w:hAnsi="宋体" w:cs="宋体" w:hint="eastAsia"/>
               <w:szCs w:val="24"/>
             </w:rPr>
             <w:fldChar w:fldCharType="separate"/>
@@ -2212,7 +2113,7 @@
           </w:r>
           <w:r>
             <w:rPr>
-              <w:rFonts w:hint="eastAsia" w:ascii="宋体" w:hAnsi="宋体" w:eastAsia="宋体" w:cs="宋体"/>
+              <w:rFonts w:ascii="宋体" w:eastAsia="宋体" w:hAnsi="宋体" w:cs="宋体" w:hint="eastAsia"/>
               <w:szCs w:val="24"/>
             </w:rPr>
             <w:fldChar w:fldCharType="end"/>
@@ -2220,28 +2121,28 @@
         </w:p>
         <w:p>
           <w:pPr>
-            <w:pStyle w:val="16"/>
+            <w:pStyle w:val="TOC1"/>
             <w:tabs>
               <w:tab w:val="right" w:leader="dot" w:pos="8306"/>
             </w:tabs>
           </w:pPr>
           <w:r>
             <w:rPr>
-              <w:rFonts w:hint="eastAsia" w:ascii="宋体" w:hAnsi="宋体" w:eastAsia="宋体" w:cs="宋体"/>
+              <w:rFonts w:ascii="宋体" w:eastAsia="宋体" w:hAnsi="宋体" w:cs="宋体" w:hint="eastAsia"/>
               <w:szCs w:val="24"/>
             </w:rPr>
             <w:fldChar w:fldCharType="begin"/>
           </w:r>
           <w:r>
             <w:rPr>
-              <w:rFonts w:hint="eastAsia" w:ascii="宋体" w:hAnsi="宋体" w:eastAsia="宋体" w:cs="宋体"/>
+              <w:rFonts w:ascii="宋体" w:eastAsia="宋体" w:hAnsi="宋体" w:cs="宋体" w:hint="eastAsia"/>
               <w:szCs w:val="24"/>
             </w:rPr>
             <w:instrText xml:space="preserve"> HYPERLINK \l _Toc10062 </w:instrText>
           </w:r>
           <w:r>
             <w:rPr>
-              <w:rFonts w:hint="eastAsia" w:ascii="宋体" w:hAnsi="宋体" w:eastAsia="宋体" w:cs="宋体"/>
+              <w:rFonts w:ascii="宋体" w:eastAsia="宋体" w:hAnsi="宋体" w:cs="宋体" w:hint="eastAsia"/>
               <w:szCs w:val="24"/>
             </w:rPr>
             <w:fldChar w:fldCharType="separate"/>
@@ -2280,7 +2181,7 @@
           </w:r>
           <w:r>
             <w:rPr>
-              <w:rFonts w:hint="eastAsia" w:ascii="宋体" w:hAnsi="宋体" w:eastAsia="宋体" w:cs="宋体"/>
+              <w:rFonts w:ascii="宋体" w:eastAsia="宋体" w:hAnsi="宋体" w:cs="宋体" w:hint="eastAsia"/>
               <w:szCs w:val="24"/>
             </w:rPr>
             <w:fldChar w:fldCharType="end"/>
@@ -2288,28 +2189,28 @@
         </w:p>
         <w:p>
           <w:pPr>
-            <w:pStyle w:val="16"/>
+            <w:pStyle w:val="TOC1"/>
             <w:tabs>
               <w:tab w:val="right" w:leader="dot" w:pos="8306"/>
             </w:tabs>
           </w:pPr>
           <w:r>
             <w:rPr>
-              <w:rFonts w:hint="eastAsia" w:ascii="宋体" w:hAnsi="宋体" w:eastAsia="宋体" w:cs="宋体"/>
+              <w:rFonts w:ascii="宋体" w:eastAsia="宋体" w:hAnsi="宋体" w:cs="宋体" w:hint="eastAsia"/>
               <w:szCs w:val="24"/>
             </w:rPr>
             <w:fldChar w:fldCharType="begin"/>
           </w:r>
           <w:r>
             <w:rPr>
-              <w:rFonts w:hint="eastAsia" w:ascii="宋体" w:hAnsi="宋体" w:eastAsia="宋体" w:cs="宋体"/>
+              <w:rFonts w:ascii="宋体" w:eastAsia="宋体" w:hAnsi="宋体" w:cs="宋体" w:hint="eastAsia"/>
               <w:szCs w:val="24"/>
             </w:rPr>
             <w:instrText xml:space="preserve"> HYPERLINK \l _Toc29612 </w:instrText>
           </w:r>
           <w:r>
             <w:rPr>
-              <w:rFonts w:hint="eastAsia" w:ascii="宋体" w:hAnsi="宋体" w:eastAsia="宋体" w:cs="宋体"/>
+              <w:rFonts w:ascii="宋体" w:eastAsia="宋体" w:hAnsi="宋体" w:cs="宋体" w:hint="eastAsia"/>
               <w:szCs w:val="24"/>
             </w:rPr>
             <w:fldChar w:fldCharType="separate"/>
@@ -2348,7 +2249,7 @@
           </w:r>
           <w:r>
             <w:rPr>
-              <w:rFonts w:hint="eastAsia" w:ascii="宋体" w:hAnsi="宋体" w:eastAsia="宋体" w:cs="宋体"/>
+              <w:rFonts w:ascii="宋体" w:eastAsia="宋体" w:hAnsi="宋体" w:cs="宋体" w:hint="eastAsia"/>
               <w:szCs w:val="24"/>
             </w:rPr>
             <w:fldChar w:fldCharType="end"/>
@@ -2356,28 +2257,28 @@
         </w:p>
         <w:p>
           <w:pPr>
-            <w:pStyle w:val="16"/>
+            <w:pStyle w:val="TOC1"/>
             <w:tabs>
               <w:tab w:val="right" w:leader="dot" w:pos="8306"/>
             </w:tabs>
           </w:pPr>
           <w:r>
             <w:rPr>
-              <w:rFonts w:hint="eastAsia" w:ascii="宋体" w:hAnsi="宋体" w:eastAsia="宋体" w:cs="宋体"/>
+              <w:rFonts w:ascii="宋体" w:eastAsia="宋体" w:hAnsi="宋体" w:cs="宋体" w:hint="eastAsia"/>
               <w:szCs w:val="24"/>
             </w:rPr>
             <w:fldChar w:fldCharType="begin"/>
           </w:r>
           <w:r>
             <w:rPr>
-              <w:rFonts w:hint="eastAsia" w:ascii="宋体" w:hAnsi="宋体" w:eastAsia="宋体" w:cs="宋体"/>
+              <w:rFonts w:ascii="宋体" w:eastAsia="宋体" w:hAnsi="宋体" w:cs="宋体" w:hint="eastAsia"/>
               <w:szCs w:val="24"/>
             </w:rPr>
             <w:instrText xml:space="preserve"> HYPERLINK \l _Toc2210 </w:instrText>
           </w:r>
           <w:r>
             <w:rPr>
-              <w:rFonts w:hint="eastAsia" w:ascii="宋体" w:hAnsi="宋体" w:eastAsia="宋体" w:cs="宋体"/>
+              <w:rFonts w:ascii="宋体" w:eastAsia="宋体" w:hAnsi="宋体" w:cs="宋体" w:hint="eastAsia"/>
               <w:szCs w:val="24"/>
             </w:rPr>
             <w:fldChar w:fldCharType="separate"/>
@@ -2416,7 +2317,7 @@
           </w:r>
           <w:r>
             <w:rPr>
-              <w:rFonts w:hint="eastAsia" w:ascii="宋体" w:hAnsi="宋体" w:eastAsia="宋体" w:cs="宋体"/>
+              <w:rFonts w:ascii="宋体" w:eastAsia="宋体" w:hAnsi="宋体" w:cs="宋体" w:hint="eastAsia"/>
               <w:szCs w:val="24"/>
             </w:rPr>
             <w:fldChar w:fldCharType="end"/>
@@ -2438,7 +2339,7 @@
             <w:snapToGrid w:val="0"/>
             <w:textAlignment w:val="baseline"/>
             <w:rPr>
-              <w:rFonts w:hint="eastAsia" w:ascii="宋体" w:hAnsi="宋体" w:eastAsia="宋体" w:cs="宋体"/>
+              <w:rFonts w:ascii="宋体" w:eastAsia="宋体" w:hAnsi="宋体" w:cs="宋体" w:hint="eastAsia"/>
               <w:snapToGrid w:val="0"/>
               <w:color w:val="000000"/>
               <w:kern w:val="0"/>
@@ -2449,7 +2350,7 @@
           </w:pPr>
           <w:r>
             <w:rPr>
-              <w:rFonts w:hint="eastAsia" w:ascii="宋体" w:hAnsi="宋体" w:eastAsia="宋体" w:cs="宋体"/>
+              <w:rFonts w:ascii="宋体" w:eastAsia="宋体" w:hAnsi="宋体" w:cs="宋体" w:hint="eastAsia"/>
               <w:szCs w:val="24"/>
             </w:rPr>
             <w:fldChar w:fldCharType="end"/>
@@ -2473,7 +2374,7 @@
         <w:snapToGrid w:val="0"/>
         <w:textAlignment w:val="baseline"/>
         <w:rPr>
-          <w:rFonts w:ascii="Arial" w:hAnsi="Arial" w:eastAsia="Arial" w:cs="Arial"/>
+          <w:rFonts w:ascii="Arial" w:eastAsia="Arial" w:hAnsi="Arial" w:cs="Arial"/>
           <w:snapToGrid w:val="0"/>
           <w:color w:val="000000"/>
           <w:kern w:val="0"/>
@@ -2484,7 +2385,7 @@
       </w:pPr>
       <w:r>
         <w:rPr>
-          <w:rFonts w:ascii="Arial" w:hAnsi="Arial" w:eastAsia="Arial" w:cs="Arial"/>
+          <w:rFonts w:ascii="Arial" w:eastAsia="Arial" w:hAnsi="Arial" w:cs="Arial"/>
           <w:snapToGrid w:val="0"/>
           <w:color w:val="000000"/>
           <w:kern w:val="0"/>
@@ -2497,77 +2398,26 @@
     </w:p>
     <w:p>
       <w:pPr>
-        <w:pStyle w:val="28"/>
+        <w:pStyle w:val="1"/>
         <w:bidi w:val="0"/>
         <w:rPr>
           <w:rFonts w:hint="default"/>
           <w:lang w:val="en-US" w:eastAsia="zh-CN"/>
         </w:rPr>
       </w:pPr>
-      <w:bookmarkStart w:id="2" w:name="_Toc10411"/>
+      <w:bookmarkStart w:id="3" w:name="_Toc10411"/>
       <w:r>
         <w:rPr>
           <w:rFonts w:hint="default"/>
           <w:lang w:val="en-US" w:eastAsia="zh-CN"/>
         </w:rPr>
         <w:t>概述</w:t>
-      </w:r>
-      <w:bookmarkEnd w:id="2"/>
-    </w:p>
-    <w:p>
-      <w:pPr>
-        <w:pStyle w:val="29"/>
-        <w:rPr>
-          <w:rFonts w:hint="default"/>
-          <w:lang w:val="en-US" w:eastAsia="zh-CN"/>
-        </w:rPr>
-      </w:pPr>
-      <w:r>
-        <w:rPr>
-          <w:rFonts w:hint="default"/>
-          <w:lang w:val="en-US" w:eastAsia="zh-CN"/>
-        </w:rPr>
-        <w:t>为有效支撑本公司运维服务能力成熟度（ITSS三级）的认证与持续提升，特制定本研发规划。本项目旨在通过研发与部署禅道过程管理工具，构建一个统一、标准化的运维服务过程管理平台，实现对公司《运维服务过程框架管理制度》的线上化、精细化落地。</w:t>
-      </w:r>
-    </w:p>
-    <w:p>
-      <w:pPr>
-        <w:pStyle w:val="29"/>
-        <w:rPr>
-          <w:rFonts w:hint="default"/>
-          <w:lang w:val="en-US" w:eastAsia="zh-CN"/>
-        </w:rPr>
-      </w:pPr>
-      <w:r>
-        <w:rPr>
-          <w:rFonts w:hint="default"/>
-          <w:lang w:val="en-US" w:eastAsia="zh-CN"/>
-        </w:rPr>
-        <w:t>本规划的读者对象为：公司管理层、运维部、研发部、质量部、人力部、采购部及项目组全体成员。</w:t>
-      </w:r>
-    </w:p>
-    <w:p>
-      <w:pPr>
-        <w:pStyle w:val="28"/>
-        <w:bidi w:val="0"/>
-        <w:rPr>
-          <w:rFonts w:hint="default"/>
-          <w:lang w:val="en-US" w:eastAsia="zh-CN"/>
-        </w:rPr>
-      </w:pPr>
-      <w:bookmarkStart w:id="3" w:name="_Toc6776"/>
-      <w:r>
-        <w:rPr>
-          <w:rFonts w:hint="default"/>
-          <w:lang w:val="en-US" w:eastAsia="zh-CN"/>
-        </w:rPr>
-        <w:t>总体规划</w:t>
       </w:r>
       <w:bookmarkEnd w:id="3"/>
     </w:p>
     <w:p>
       <w:pPr>
-        <w:pStyle w:val="29"/>
+        <w:pStyle w:val="a1"/>
         <w:rPr>
           <w:rFonts w:hint="default"/>
           <w:lang w:val="en-US" w:eastAsia="zh-CN"/>
@@ -2578,12 +2428,12 @@
           <w:rFonts w:hint="default"/>
           <w:lang w:val="en-US" w:eastAsia="zh-CN"/>
         </w:rPr>
-        <w:t>本项目基于开源禅道平台，进行以工作流引擎定制为核心的二次开发。规划通过配置与开发，在禅道中构建与公司制度完全匹配的运维过程模型，实现任务状态、流转规则、角色权限的精细控制，打通跨部门协同壁垒，形成覆盖服务全生命周期的线上管理闭环。</w:t>
+        <w:t>为有效支撑本公司运维服务能力成熟度（ITSS三级）的认证与持续提升，特制定本研发规划。本项目旨在通过研发与部署禅道过程管理工具，构建一个统一、标准化的运维服务过程管理平台，实现对公司《运维服务过程框架管理制度》的线上化、精细化落地。</w:t>
       </w:r>
     </w:p>
     <w:p>
       <w:pPr>
-        <w:pStyle w:val="29"/>
+        <w:pStyle w:val="a1"/>
         <w:rPr>
           <w:rFonts w:hint="default"/>
           <w:lang w:val="en-US" w:eastAsia="zh-CN"/>
@@ -2594,179 +2444,124 @@
           <w:rFonts w:hint="default"/>
           <w:lang w:val="en-US" w:eastAsia="zh-CN"/>
         </w:rPr>
-        <w:t>同时，为固化运维服务标准、促进知识传承并满足ITSS体系文件要求，本项目将同步启动</w:t>
-      </w:r>
-      <w:r>
-        <w:rPr>
-          <w:rFonts w:hint="eastAsia"/>
-          <w:lang w:val="en-US" w:eastAsia="zh-CN"/>
-        </w:rPr>
-        <w:t>运维手册</w:t>
-      </w:r>
-      <w:r>
-        <w:rPr>
-          <w:rFonts w:hint="default"/>
-          <w:lang w:val="en-US" w:eastAsia="zh-CN"/>
-        </w:rPr>
-        <w:t>的编撰工作。该手册将与禅道系统中的线上流程互为支撑，共同构成公司运维服务管理的核心资产。</w:t>
+        <w:t>本规划的读者对象为：公司管理层、运维部、研发部、质量部、人力部、采购部及项目组全体成员。</w:t>
       </w:r>
     </w:p>
     <w:p>
       <w:pPr>
-        <w:pStyle w:val="28"/>
+        <w:pStyle w:val="1"/>
         <w:bidi w:val="0"/>
         <w:rPr>
           <w:rFonts w:hint="default"/>
           <w:lang w:val="en-US" w:eastAsia="zh-CN"/>
         </w:rPr>
       </w:pPr>
-      <w:bookmarkStart w:id="4" w:name="_Toc29131"/>
+      <w:bookmarkStart w:id="4" w:name="_Toc6776"/>
       <w:r>
         <w:rPr>
           <w:rFonts w:hint="default"/>
           <w:lang w:val="en-US" w:eastAsia="zh-CN"/>
         </w:rPr>
-        <w:t>禅道过程管理工具项目</w:t>
-      </w:r>
-      <w:r>
-        <w:rPr>
-          <w:rFonts w:hint="eastAsia"/>
-          <w:lang w:val="en-US" w:eastAsia="zh-CN"/>
-        </w:rPr>
-        <w:t>二次开发</w:t>
+        <w:t>总体规划</w:t>
       </w:r>
       <w:bookmarkEnd w:id="4"/>
     </w:p>
     <w:p>
       <w:pPr>
-        <w:pStyle w:val="30"/>
+        <w:pStyle w:val="a1"/>
+        <w:rPr>
+          <w:rFonts w:hint="default"/>
+          <w:lang w:val="en-US" w:eastAsia="zh-CN"/>
+        </w:rPr>
+      </w:pPr>
+      <w:r>
+        <w:rPr>
+          <w:rFonts w:hint="default"/>
+          <w:lang w:val="en-US" w:eastAsia="zh-CN"/>
+        </w:rPr>
+        <w:t>本项目基于开源禅道平台，进行以工作流引擎定制为核心的二次开发。规划通过配置与开发，在禅道中构建与公司制度完全匹配的运维过程模型，实现任务状态、流转规则、角色权限的精细控制，打通跨部门协同壁垒，形成覆盖服务全生命周期的线上管理闭环。</w:t>
+      </w:r>
+    </w:p>
+    <w:p>
+      <w:pPr>
+        <w:pStyle w:val="a1"/>
+        <w:rPr>
+          <w:rFonts w:hint="default"/>
+          <w:lang w:val="en-US" w:eastAsia="zh-CN"/>
+        </w:rPr>
+      </w:pPr>
+      <w:r>
+        <w:rPr>
+          <w:rFonts w:hint="default"/>
+          <w:lang w:val="en-US" w:eastAsia="zh-CN"/>
+        </w:rPr>
+        <w:t>同时，为固化运维服务标准、促进知识传承并满足ITSS体系文件要求，本项目将同步启动</w:t>
+      </w:r>
+      <w:r>
+        <w:rPr>
+          <w:rFonts w:hint="eastAsia"/>
+          <w:lang w:val="en-US" w:eastAsia="zh-CN"/>
+        </w:rPr>
+        <w:t>运维手册</w:t>
+      </w:r>
+      <w:r>
+        <w:rPr>
+          <w:rFonts w:hint="default"/>
+          <w:lang w:val="en-US" w:eastAsia="zh-CN"/>
+        </w:rPr>
+        <w:t>的编撰工作。该手册将与禅道系统中的线上流程互为支撑，共同构成公司运维服务管理的核心资产。</w:t>
+      </w:r>
+    </w:p>
+    <w:p>
+      <w:pPr>
+        <w:pStyle w:val="1"/>
         <w:bidi w:val="0"/>
         <w:rPr>
           <w:rFonts w:hint="default"/>
           <w:lang w:val="en-US" w:eastAsia="zh-CN"/>
         </w:rPr>
       </w:pPr>
-      <w:bookmarkStart w:id="5" w:name="_Toc4499"/>
+      <w:bookmarkStart w:id="5" w:name="_Toc29131"/>
       <w:r>
         <w:rPr>
           <w:rFonts w:hint="default"/>
           <w:lang w:val="en-US" w:eastAsia="zh-CN"/>
         </w:rPr>
-        <w:t>研发目标</w:t>
+        <w:t>禅道过程管理工具项目</w:t>
+      </w:r>
+      <w:r>
+        <w:rPr>
+          <w:rFonts w:hint="eastAsia"/>
+          <w:lang w:val="en-US" w:eastAsia="zh-CN"/>
+        </w:rPr>
+        <w:t>二次开发</w:t>
       </w:r>
       <w:bookmarkEnd w:id="5"/>
     </w:p>
     <w:p>
       <w:pPr>
-        <w:pStyle w:val="29"/>
+        <w:pStyle w:val="2"/>
+        <w:bidi w:val="0"/>
         <w:rPr>
           <w:rFonts w:hint="default"/>
           <w:lang w:val="en-US" w:eastAsia="zh-CN"/>
         </w:rPr>
       </w:pPr>
-      <w:r>
-        <w:rPr>
-          <w:rFonts w:hint="eastAsia"/>
-          <w:lang w:val="en-US" w:eastAsia="zh-CN"/>
-        </w:rPr>
-        <w:t>公司结合2024年运维工具使用情况，为完善</w:t>
-      </w:r>
+      <w:bookmarkStart w:id="6" w:name="_Toc4499"/>
       <w:r>
         <w:rPr>
           <w:rFonts w:hint="default"/>
           <w:lang w:val="en-US" w:eastAsia="zh-CN"/>
         </w:rPr>
-        <w:t>现有审批流程线下执行不透明、环节易遗漏、权责不清晰、效率低下且记录难以追溯的痛点。通过本次审批流定制，实现：</w:t>
-      </w:r>
-    </w:p>
-    <w:p>
-      <w:pPr>
-        <w:pStyle w:val="29"/>
-        <w:rPr>
-          <w:rFonts w:hint="default"/>
-          <w:lang w:val="en-US" w:eastAsia="zh-CN"/>
-        </w:rPr>
-      </w:pPr>
-      <w:r>
-        <w:rPr>
-          <w:rFonts w:hint="default"/>
-          <w:lang w:val="en-US" w:eastAsia="zh-CN"/>
-        </w:rPr>
-        <w:t>审批路径强制固化：将ITSS体系及公司管理制度所要求的关键审批流程（如变更审批、资源申请、预算批复等）在系统中进行唯一路径固化，确保任何操作都必须经过规定的审批环节，杜绝越权与违规。</w:t>
-      </w:r>
-    </w:p>
-    <w:p>
-      <w:pPr>
-        <w:pStyle w:val="29"/>
-        <w:rPr>
-          <w:rFonts w:hint="default"/>
-          <w:lang w:val="en-US" w:eastAsia="zh-CN"/>
-        </w:rPr>
-      </w:pPr>
-      <w:r>
-        <w:rPr>
-          <w:rFonts w:hint="default"/>
-          <w:lang w:val="en-US" w:eastAsia="zh-CN"/>
-        </w:rPr>
-        <w:t>流转条件自动驱动：配置基于业务规则的自动流转逻辑，实现任务在提交、驳回、转审等操作后，自动跳转至下一审批节点并通知对应审批人，大幅缩短等待时间。</w:t>
-      </w:r>
-    </w:p>
-    <w:p>
-      <w:pPr>
-        <w:pStyle w:val="29"/>
-        <w:rPr>
-          <w:rFonts w:hint="default"/>
-          <w:lang w:val="en-US" w:eastAsia="zh-CN"/>
-        </w:rPr>
-      </w:pPr>
-      <w:r>
-        <w:rPr>
-          <w:rFonts w:hint="default"/>
-          <w:lang w:val="en-US" w:eastAsia="zh-CN"/>
-        </w:rPr>
-        <w:t>审批权限精细管控：根据不同审批流程与环节，精确控制审批人角色的视图、操作与决策权限（如查看、通过、驳回、加签），确保权责对等与信息安全。</w:t>
-      </w:r>
-    </w:p>
-    <w:p>
-      <w:pPr>
-        <w:pStyle w:val="29"/>
-        <w:rPr>
-          <w:rFonts w:hint="default"/>
-          <w:lang w:val="en-US" w:eastAsia="zh-CN"/>
-        </w:rPr>
-      </w:pPr>
-      <w:r>
-        <w:rPr>
-          <w:rFonts w:hint="default"/>
-          <w:lang w:val="en-US" w:eastAsia="zh-CN"/>
-        </w:rPr>
-        <w:t>审批数据完整记录：为每一次审批提供不可篡改的全过程记录，包括审批人、时间、意见与结论，为服务审计、合规检查与效能分析提供真实、可信的数据基础。</w:t>
-      </w:r>
-    </w:p>
-    <w:p>
-      <w:pPr>
-        <w:pStyle w:val="30"/>
-        <w:bidi w:val="0"/>
-        <w:rPr>
-          <w:rFonts w:hint="default"/>
-          <w:lang w:val="en-US" w:eastAsia="zh-CN"/>
-        </w:rPr>
-      </w:pPr>
-      <w:bookmarkStart w:id="6" w:name="_Toc32038"/>
-      <w:r>
-        <w:rPr>
-          <w:rFonts w:hint="default"/>
-          <w:lang w:val="en-US" w:eastAsia="zh-CN"/>
-        </w:rPr>
-        <w:t>研发团队</w:t>
+        <w:t>研发目标</w:t>
       </w:r>
       <w:bookmarkEnd w:id="6"/>
     </w:p>
     <w:p>
       <w:pPr>
-        <w:pStyle w:val="29"/>
-        <w:rPr>
-          <w:rFonts w:hint="eastAsia"/>
+        <w:pStyle w:val="a1"/>
+        <w:rPr>
+          <w:rFonts w:hint="default"/>
           <w:lang w:val="en-US" w:eastAsia="zh-CN"/>
         </w:rPr>
       </w:pPr>
@@ -2775,13 +2570,119 @@
           <w:rFonts w:hint="eastAsia"/>
           <w:lang w:val="en-US" w:eastAsia="zh-CN"/>
         </w:rPr>
-        <w:t>根据公司发展需要，运维工具研发团队人员配置信息如表3-1所示</w:t>
+        <w:t>公司结合2024年运维工具使用情况，为完善</w:t>
+      </w:r>
+      <w:r>
+        <w:rPr>
+          <w:rFonts w:hint="default"/>
+          <w:lang w:val="en-US" w:eastAsia="zh-CN"/>
+        </w:rPr>
+        <w:t>现有审批流程线下执行不透明、环节易遗漏、权责不清晰、效率低下且记录难以追溯的痛点。通过本次审批流定制，实现：</w:t>
       </w:r>
     </w:p>
     <w:p>
       <w:pPr>
-        <w:pStyle w:val="29"/>
-        <w:ind w:left="0" w:leftChars="0" w:right="0" w:rightChars="0" w:firstLine="0" w:firstLineChars="0"/>
+        <w:pStyle w:val="a1"/>
+        <w:rPr>
+          <w:rFonts w:hint="default"/>
+          <w:lang w:val="en-US" w:eastAsia="zh-CN"/>
+        </w:rPr>
+      </w:pPr>
+      <w:r>
+        <w:rPr>
+          <w:rFonts w:hint="default"/>
+          <w:lang w:val="en-US" w:eastAsia="zh-CN"/>
+        </w:rPr>
+        <w:t>审批路径强制固化：将ITSS体系及公司管理制度所要求的关键审批流程（如变更审批、资源申请、预算批复等）在系统中进行唯一路径固化，确保任何操作都必须经过规定的审批环节，杜绝越权与违规。</w:t>
+      </w:r>
+    </w:p>
+    <w:p>
+      <w:pPr>
+        <w:pStyle w:val="a1"/>
+        <w:rPr>
+          <w:rFonts w:hint="default"/>
+          <w:lang w:val="en-US" w:eastAsia="zh-CN"/>
+        </w:rPr>
+      </w:pPr>
+      <w:r>
+        <w:rPr>
+          <w:rFonts w:hint="default"/>
+          <w:lang w:val="en-US" w:eastAsia="zh-CN"/>
+        </w:rPr>
+        <w:t>流转条件自动驱动：配置基于业务规则的自动流转逻辑，实现任务在提交、驳回、转审等操作后，自动跳转至下一审批节点并通知对应审批人，大幅缩短等待时间。</w:t>
+      </w:r>
+    </w:p>
+    <w:p>
+      <w:pPr>
+        <w:pStyle w:val="a1"/>
+        <w:rPr>
+          <w:rFonts w:hint="default"/>
+          <w:lang w:val="en-US" w:eastAsia="zh-CN"/>
+        </w:rPr>
+      </w:pPr>
+      <w:r>
+        <w:rPr>
+          <w:rFonts w:hint="default"/>
+          <w:lang w:val="en-US" w:eastAsia="zh-CN"/>
+        </w:rPr>
+        <w:t>审批权限精细管控：根据不同审批流程与环节，精确控制审批人角色的视图、操作与决策权限（如查看、通过、驳回、加签），确保权责对等与信息安全。</w:t>
+      </w:r>
+    </w:p>
+    <w:p>
+      <w:pPr>
+        <w:pStyle w:val="a1"/>
+        <w:rPr>
+          <w:rFonts w:hint="default"/>
+          <w:lang w:val="en-US" w:eastAsia="zh-CN"/>
+        </w:rPr>
+      </w:pPr>
+      <w:r>
+        <w:rPr>
+          <w:rFonts w:hint="default"/>
+          <w:lang w:val="en-US" w:eastAsia="zh-CN"/>
+        </w:rPr>
+        <w:t>审批数据完整记录：为每一次审批提供不可篡改的全过程记录，包括审批人、时间、意见与结论，为服务审计、合规检查与效能分析提供真实、可信的数据基础。</w:t>
+      </w:r>
+    </w:p>
+    <w:p>
+      <w:pPr>
+        <w:pStyle w:val="2"/>
+        <w:bidi w:val="0"/>
+        <w:rPr>
+          <w:rFonts w:hint="default"/>
+          <w:lang w:val="en-US" w:eastAsia="zh-CN"/>
+        </w:rPr>
+      </w:pPr>
+      <w:bookmarkStart w:id="7" w:name="_Toc32038"/>
+      <w:r>
+        <w:rPr>
+          <w:rFonts w:hint="default"/>
+          <w:lang w:val="en-US" w:eastAsia="zh-CN"/>
+        </w:rPr>
+        <w:t>研发团队</w:t>
+      </w:r>
+      <w:bookmarkEnd w:id="7"/>
+    </w:p>
+    <w:p>
+      <w:pPr>
+        <w:pStyle w:val="a1"/>
+        <w:rPr>
+          <w:rFonts w:hint="eastAsia"/>
+          <w:lang w:val="en-US" w:eastAsia="zh-CN"/>
+        </w:rPr>
+      </w:pPr>
+      <w:r>
+        <w:rPr>
+          <w:rFonts w:hint="eastAsia"/>
+          <w:lang w:val="en-US" w:eastAsia="zh-CN"/>
+        </w:rPr>
+        <w:t>根据公司发展需要，运维工具研发团队人员配置信息如表3-1所示</w:t>
+      </w:r>
+    </w:p>
+    <w:p>
+      <w:pPr>
+        <w:pStyle w:val="a1"/>
+        <w:ind w:left="0" w:right="0" w:firstLine="0" w:leftChars="0" w:rightChars="0" w:firstLineChars="0"/>
         <w:jc w:val="center"/>
         <w:rPr>
           <w:rFonts w:hint="eastAsia"/>
@@ -2882,18 +2783,17 @@
     </w:p>
     <w:tbl>
       <w:tblPr>
-        <w:tblStyle w:val="21"/>
+        <w:tblStyle w:val="TableGrid"/>
         <w:tblW w:w="8615" w:type="dxa"/>
         <w:tblInd w:w="0" w:type="dxa"/>
         <w:tblBorders>
-          <w:top w:val="single" w:color="auto" w:sz="4" w:space="0"/>
-          <w:left w:val="single" w:color="auto" w:sz="4" w:space="0"/>
-          <w:bottom w:val="single" w:color="auto" w:sz="4" w:space="0"/>
-          <w:right w:val="single" w:color="auto" w:sz="4" w:space="0"/>
-          <w:insideH w:val="single" w:color="auto" w:sz="4" w:space="0"/>
-          <w:insideV w:val="single" w:color="auto" w:sz="4" w:space="0"/>
+          <w:top w:val="single" w:sz="4" w:space="0" w:color="auto"/>
+          <w:left w:val="single" w:sz="4" w:space="0" w:color="auto"/>
+          <w:bottom w:val="single" w:sz="4" w:space="0" w:color="auto"/>
+          <w:right w:val="single" w:sz="4" w:space="0" w:color="auto"/>
+          <w:insideH w:val="single" w:sz="4" w:space="0" w:color="auto"/>
+          <w:insideV w:val="single" w:sz="4" w:space="0" w:color="auto"/>
         </w:tblBorders>
-        <w:tblLayout w:type="autofit"/>
         <w:tblCellMar>
           <w:top w:w="0" w:type="dxa"/>
           <w:left w:w="108" w:type="dxa"/>
@@ -2908,13 +2808,15 @@
       </w:tblGrid>
       <w:tr>
         <w:tblPrEx>
+          <w:tblW w:w="8615" w:type="dxa"/>
+          <w:tblInd w:w="0" w:type="dxa"/>
           <w:tblBorders>
-            <w:top w:val="single" w:color="auto" w:sz="4" w:space="0"/>
-            <w:left w:val="single" w:color="auto" w:sz="4" w:space="0"/>
-            <w:bottom w:val="single" w:color="auto" w:sz="4" w:space="0"/>
-            <w:right w:val="single" w:color="auto" w:sz="4" w:space="0"/>
-            <w:insideH w:val="single" w:color="auto" w:sz="4" w:space="0"/>
-            <w:insideV w:val="single" w:color="auto" w:sz="4" w:space="0"/>
+            <w:top w:val="single" w:sz="4" w:space="0" w:color="auto"/>
+            <w:left w:val="single" w:sz="4" w:space="0" w:color="auto"/>
+            <w:bottom w:val="single" w:sz="4" w:space="0" w:color="auto"/>
+            <w:right w:val="single" w:sz="4" w:space="0" w:color="auto"/>
+            <w:insideH w:val="single" w:sz="4" w:space="0" w:color="auto"/>
+            <w:insideV w:val="single" w:sz="4" w:space="0" w:color="auto"/>
           </w:tblBorders>
           <w:tblCellMar>
             <w:top w:w="0" w:type="dxa"/>
@@ -2929,9 +2831,9 @@
           </w:tcPr>
           <w:p>
             <w:pPr>
-              <w:pStyle w:val="29"/>
-              <w:widowControl w:val="0"/>
-              <w:ind w:left="0" w:leftChars="0" w:right="0" w:rightChars="0" w:firstLine="0" w:firstLineChars="0"/>
+              <w:pStyle w:val="a1"/>
+              <w:widowControl w:val="0"/>
+              <w:ind w:left="0" w:right="0" w:firstLine="0" w:leftChars="0" w:rightChars="0" w:firstLineChars="0"/>
               <w:jc w:val="center"/>
               <w:rPr>
                 <w:rFonts w:hint="default"/>
@@ -2959,9 +2861,9 @@
           </w:tcPr>
           <w:p>
             <w:pPr>
-              <w:pStyle w:val="29"/>
-              <w:widowControl w:val="0"/>
-              <w:ind w:left="0" w:leftChars="0" w:right="0" w:rightChars="0" w:firstLine="0" w:firstLineChars="0"/>
+              <w:pStyle w:val="a1"/>
+              <w:widowControl w:val="0"/>
+              <w:ind w:left="0" w:right="0" w:firstLine="0" w:leftChars="0" w:rightChars="0" w:firstLineChars="0"/>
               <w:jc w:val="center"/>
               <w:rPr>
                 <w:rFonts w:hint="default"/>
@@ -2989,7 +2891,7 @@
           </w:tcPr>
           <w:p>
             <w:pPr>
-              <w:pStyle w:val="29"/>
+              <w:pStyle w:val="a1"/>
               <w:widowControl w:val="0"/>
               <w:ind w:right="0" w:rightChars="0"/>
               <w:jc w:val="center"/>
@@ -3016,14 +2918,8 @@
       </w:tr>
       <w:tr>
         <w:tblPrEx>
-          <w:tblBorders>
-            <w:top w:val="single" w:color="auto" w:sz="4" w:space="0"/>
-            <w:left w:val="single" w:color="auto" w:sz="4" w:space="0"/>
-            <w:bottom w:val="single" w:color="auto" w:sz="4" w:space="0"/>
-            <w:right w:val="single" w:color="auto" w:sz="4" w:space="0"/>
-            <w:insideH w:val="single" w:color="auto" w:sz="4" w:space="0"/>
-            <w:insideV w:val="single" w:color="auto" w:sz="4" w:space="0"/>
-          </w:tblBorders>
+          <w:tblW w:w="8615" w:type="dxa"/>
+          <w:tblInd w:w="0" w:type="dxa"/>
           <w:tblCellMar>
             <w:top w:w="0" w:type="dxa"/>
             <w:left w:w="108" w:type="dxa"/>
@@ -3037,9 +2933,9 @@
           </w:tcPr>
           <w:p>
             <w:pPr>
-              <w:pStyle w:val="29"/>
-              <w:widowControl w:val="0"/>
-              <w:ind w:left="0" w:leftChars="0" w:right="0" w:rightChars="0" w:firstLine="0" w:firstLineChars="0"/>
+              <w:pStyle w:val="a1"/>
+              <w:widowControl w:val="0"/>
+              <w:ind w:left="0" w:right="0" w:firstLine="0" w:leftChars="0" w:rightChars="0" w:firstLineChars="0"/>
               <w:jc w:val="center"/>
               <w:rPr>
                 <w:rFonts w:hint="default"/>
@@ -3053,7 +2949,7 @@
                 <w:vertAlign w:val="baseline"/>
                 <w:lang w:val="en-US" w:eastAsia="zh-CN"/>
               </w:rPr>
-              <w:t>研发部部长</w:t>
+              <w:t>研发部经理</w:t>
             </w:r>
           </w:p>
         </w:tc>
@@ -3063,9 +2959,9 @@
           </w:tcPr>
           <w:p>
             <w:pPr>
-              <w:pStyle w:val="29"/>
-              <w:widowControl w:val="0"/>
-              <w:ind w:left="0" w:leftChars="0" w:right="0" w:rightChars="0" w:firstLine="0" w:firstLineChars="0"/>
+              <w:pStyle w:val="a1"/>
+              <w:widowControl w:val="0"/>
+              <w:ind w:left="0" w:right="0" w:firstLine="0" w:leftChars="0" w:rightChars="0" w:firstLineChars="0"/>
               <w:jc w:val="center"/>
               <w:rPr>
                 <w:rFonts w:hint="default"/>
@@ -3089,9 +2985,9 @@
           </w:tcPr>
           <w:p>
             <w:pPr>
-              <w:pStyle w:val="29"/>
-              <w:widowControl w:val="0"/>
-              <w:ind w:left="0" w:leftChars="0" w:right="0" w:rightChars="0" w:firstLine="0" w:firstLineChars="0"/>
+              <w:pStyle w:val="a1"/>
+              <w:widowControl w:val="0"/>
+              <w:ind w:left="0" w:right="0" w:firstLine="0" w:leftChars="0" w:rightChars="0" w:firstLineChars="0"/>
               <w:jc w:val="both"/>
               <w:rPr>
                 <w:rFonts w:hint="default"/>
@@ -3112,14 +3008,8 @@
       </w:tr>
       <w:tr>
         <w:tblPrEx>
-          <w:tblBorders>
-            <w:top w:val="single" w:color="auto" w:sz="4" w:space="0"/>
-            <w:left w:val="single" w:color="auto" w:sz="4" w:space="0"/>
-            <w:bottom w:val="single" w:color="auto" w:sz="4" w:space="0"/>
-            <w:right w:val="single" w:color="auto" w:sz="4" w:space="0"/>
-            <w:insideH w:val="single" w:color="auto" w:sz="4" w:space="0"/>
-            <w:insideV w:val="single" w:color="auto" w:sz="4" w:space="0"/>
-          </w:tblBorders>
+          <w:tblW w:w="8615" w:type="dxa"/>
+          <w:tblInd w:w="0" w:type="dxa"/>
           <w:tblCellMar>
             <w:top w:w="0" w:type="dxa"/>
             <w:left w:w="108" w:type="dxa"/>
@@ -3133,9 +3023,9 @@
           </w:tcPr>
           <w:p>
             <w:pPr>
-              <w:pStyle w:val="29"/>
-              <w:widowControl w:val="0"/>
-              <w:ind w:left="0" w:leftChars="0" w:right="0" w:rightChars="0" w:firstLine="0" w:firstLineChars="0"/>
+              <w:pStyle w:val="a1"/>
+              <w:widowControl w:val="0"/>
+              <w:ind w:left="0" w:right="0" w:firstLine="0" w:leftChars="0" w:rightChars="0" w:firstLineChars="0"/>
               <w:jc w:val="center"/>
               <w:rPr>
                 <w:rFonts w:hint="default"/>
@@ -3159,9 +3049,9 @@
           </w:tcPr>
           <w:p>
             <w:pPr>
-              <w:pStyle w:val="29"/>
-              <w:widowControl w:val="0"/>
-              <w:ind w:left="0" w:leftChars="0" w:right="0" w:rightChars="0" w:firstLine="0" w:firstLineChars="0"/>
+              <w:pStyle w:val="a1"/>
+              <w:widowControl w:val="0"/>
+              <w:ind w:left="0" w:right="0" w:firstLine="0" w:leftChars="0" w:rightChars="0" w:firstLineChars="0"/>
               <w:jc w:val="center"/>
               <w:rPr>
                 <w:rFonts w:hint="default"/>
@@ -3185,9 +3075,9 @@
           </w:tcPr>
           <w:p>
             <w:pPr>
-              <w:pStyle w:val="29"/>
-              <w:widowControl w:val="0"/>
-              <w:ind w:left="0" w:leftChars="0" w:right="0" w:rightChars="0" w:firstLine="0" w:firstLineChars="0"/>
+              <w:pStyle w:val="a1"/>
+              <w:widowControl w:val="0"/>
+              <w:ind w:left="0" w:right="0" w:firstLine="0" w:leftChars="0" w:rightChars="0" w:firstLineChars="0"/>
               <w:jc w:val="both"/>
               <w:rPr>
                 <w:rFonts w:hint="default"/>
@@ -3208,14 +3098,8 @@
       </w:tr>
       <w:tr>
         <w:tblPrEx>
-          <w:tblBorders>
-            <w:top w:val="single" w:color="auto" w:sz="4" w:space="0"/>
-            <w:left w:val="single" w:color="auto" w:sz="4" w:space="0"/>
-            <w:bottom w:val="single" w:color="auto" w:sz="4" w:space="0"/>
-            <w:right w:val="single" w:color="auto" w:sz="4" w:space="0"/>
-            <w:insideH w:val="single" w:color="auto" w:sz="4" w:space="0"/>
-            <w:insideV w:val="single" w:color="auto" w:sz="4" w:space="0"/>
-          </w:tblBorders>
+          <w:tblW w:w="8615" w:type="dxa"/>
+          <w:tblInd w:w="0" w:type="dxa"/>
           <w:tblCellMar>
             <w:top w:w="0" w:type="dxa"/>
             <w:left w:w="108" w:type="dxa"/>
@@ -3229,9 +3113,9 @@
           </w:tcPr>
           <w:p>
             <w:pPr>
-              <w:pStyle w:val="29"/>
-              <w:widowControl w:val="0"/>
-              <w:ind w:left="0" w:leftChars="0" w:right="0" w:rightChars="0" w:firstLine="0" w:firstLineChars="0"/>
+              <w:pStyle w:val="a1"/>
+              <w:widowControl w:val="0"/>
+              <w:ind w:left="0" w:right="0" w:firstLine="0" w:leftChars="0" w:rightChars="0" w:firstLineChars="0"/>
               <w:jc w:val="center"/>
               <w:rPr>
                 <w:rFonts w:hint="default"/>
@@ -3245,7 +3129,7 @@
                 <w:vertAlign w:val="baseline"/>
                 <w:lang w:val="en-US" w:eastAsia="zh-CN"/>
               </w:rPr>
-              <w:t>运维项目部长</w:t>
+              <w:t>运维项目经理</w:t>
             </w:r>
           </w:p>
         </w:tc>
@@ -3255,9 +3139,9 @@
           </w:tcPr>
           <w:p>
             <w:pPr>
-              <w:pStyle w:val="29"/>
-              <w:widowControl w:val="0"/>
-              <w:ind w:left="0" w:leftChars="0" w:right="0" w:rightChars="0" w:firstLine="0" w:firstLineChars="0"/>
+              <w:pStyle w:val="a1"/>
+              <w:widowControl w:val="0"/>
+              <w:ind w:left="0" w:right="0" w:firstLine="0" w:leftChars="0" w:rightChars="0" w:firstLineChars="0"/>
               <w:jc w:val="center"/>
               <w:rPr>
                 <w:rFonts w:hint="default"/>
@@ -3281,9 +3165,9 @@
           </w:tcPr>
           <w:p>
             <w:pPr>
-              <w:pStyle w:val="29"/>
-              <w:widowControl w:val="0"/>
-              <w:ind w:left="0" w:leftChars="0" w:right="0" w:rightChars="0" w:firstLine="0" w:firstLineChars="0"/>
+              <w:pStyle w:val="a1"/>
+              <w:widowControl w:val="0"/>
+              <w:ind w:left="0" w:right="0" w:firstLine="0" w:leftChars="0" w:rightChars="0" w:firstLineChars="0"/>
               <w:jc w:val="both"/>
               <w:rPr>
                 <w:rFonts w:hint="default"/>
@@ -3304,14 +3188,8 @@
       </w:tr>
       <w:tr>
         <w:tblPrEx>
-          <w:tblBorders>
-            <w:top w:val="single" w:color="auto" w:sz="4" w:space="0"/>
-            <w:left w:val="single" w:color="auto" w:sz="4" w:space="0"/>
-            <w:bottom w:val="single" w:color="auto" w:sz="4" w:space="0"/>
-            <w:right w:val="single" w:color="auto" w:sz="4" w:space="0"/>
-            <w:insideH w:val="single" w:color="auto" w:sz="4" w:space="0"/>
-            <w:insideV w:val="single" w:color="auto" w:sz="4" w:space="0"/>
-          </w:tblBorders>
+          <w:tblW w:w="8615" w:type="dxa"/>
+          <w:tblInd w:w="0" w:type="dxa"/>
           <w:tblCellMar>
             <w:top w:w="0" w:type="dxa"/>
             <w:left w:w="108" w:type="dxa"/>
@@ -3325,9 +3203,9 @@
           </w:tcPr>
           <w:p>
             <w:pPr>
-              <w:pStyle w:val="29"/>
-              <w:widowControl w:val="0"/>
-              <w:ind w:left="0" w:leftChars="0" w:right="0" w:rightChars="0" w:firstLine="0" w:firstLineChars="0"/>
+              <w:pStyle w:val="a1"/>
+              <w:widowControl w:val="0"/>
+              <w:ind w:left="0" w:right="0" w:firstLine="0" w:leftChars="0" w:rightChars="0" w:firstLineChars="0"/>
               <w:jc w:val="center"/>
               <w:rPr>
                 <w:rFonts w:hint="default"/>
@@ -3341,7 +3219,7 @@
                 <w:vertAlign w:val="baseline"/>
                 <w:lang w:val="en-US" w:eastAsia="zh-CN"/>
               </w:rPr>
-              <w:t>质量部部长</w:t>
+              <w:t>质量部经理</w:t>
             </w:r>
           </w:p>
         </w:tc>
@@ -3351,9 +3229,9 @@
           </w:tcPr>
           <w:p>
             <w:pPr>
-              <w:pStyle w:val="29"/>
-              <w:widowControl w:val="0"/>
-              <w:ind w:left="0" w:leftChars="0" w:right="0" w:rightChars="0" w:firstLine="0" w:firstLineChars="0"/>
+              <w:pStyle w:val="a1"/>
+              <w:widowControl w:val="0"/>
+              <w:ind w:left="0" w:right="0" w:firstLine="0" w:leftChars="0" w:rightChars="0" w:firstLineChars="0"/>
               <w:jc w:val="center"/>
               <w:rPr>
                 <w:rFonts w:hint="default"/>
@@ -3377,9 +3255,9 @@
           </w:tcPr>
           <w:p>
             <w:pPr>
-              <w:pStyle w:val="29"/>
-              <w:widowControl w:val="0"/>
-              <w:ind w:left="0" w:leftChars="0" w:right="0" w:rightChars="0" w:firstLine="0" w:firstLineChars="0"/>
+              <w:pStyle w:val="a1"/>
+              <w:widowControl w:val="0"/>
+              <w:ind w:left="0" w:right="0" w:firstLine="0" w:leftChars="0" w:rightChars="0" w:firstLineChars="0"/>
               <w:jc w:val="both"/>
               <w:rPr>
                 <w:rFonts w:hint="default"/>
@@ -3400,14 +3278,8 @@
       </w:tr>
       <w:tr>
         <w:tblPrEx>
-          <w:tblBorders>
-            <w:top w:val="single" w:color="auto" w:sz="4" w:space="0"/>
-            <w:left w:val="single" w:color="auto" w:sz="4" w:space="0"/>
-            <w:bottom w:val="single" w:color="auto" w:sz="4" w:space="0"/>
-            <w:right w:val="single" w:color="auto" w:sz="4" w:space="0"/>
-            <w:insideH w:val="single" w:color="auto" w:sz="4" w:space="0"/>
-            <w:insideV w:val="single" w:color="auto" w:sz="4" w:space="0"/>
-          </w:tblBorders>
+          <w:tblW w:w="8615" w:type="dxa"/>
+          <w:tblInd w:w="0" w:type="dxa"/>
           <w:tblCellMar>
             <w:top w:w="0" w:type="dxa"/>
             <w:left w:w="108" w:type="dxa"/>
@@ -3421,9 +3293,9 @@
           </w:tcPr>
           <w:p>
             <w:pPr>
-              <w:pStyle w:val="29"/>
-              <w:widowControl w:val="0"/>
-              <w:ind w:left="0" w:leftChars="0" w:right="0" w:rightChars="0" w:firstLine="0" w:firstLineChars="0"/>
+              <w:pStyle w:val="a1"/>
+              <w:widowControl w:val="0"/>
+              <w:ind w:left="0" w:right="0" w:firstLine="0" w:leftChars="0" w:rightChars="0" w:firstLineChars="0"/>
               <w:jc w:val="center"/>
               <w:rPr>
                 <w:rFonts w:hint="default"/>
@@ -3447,9 +3319,9 @@
           </w:tcPr>
           <w:p>
             <w:pPr>
-              <w:pStyle w:val="29"/>
-              <w:widowControl w:val="0"/>
-              <w:ind w:left="0" w:leftChars="0" w:right="0" w:rightChars="0" w:firstLine="0" w:firstLineChars="0"/>
+              <w:pStyle w:val="a1"/>
+              <w:widowControl w:val="0"/>
+              <w:ind w:left="0" w:right="0" w:firstLine="0" w:leftChars="0" w:rightChars="0" w:firstLineChars="0"/>
               <w:jc w:val="center"/>
               <w:rPr>
                 <w:rFonts w:hint="default"/>
@@ -3473,9 +3345,9 @@
           </w:tcPr>
           <w:p>
             <w:pPr>
-              <w:pStyle w:val="29"/>
-              <w:widowControl w:val="0"/>
-              <w:ind w:left="0" w:leftChars="0" w:right="0" w:rightChars="0" w:firstLine="0" w:firstLineChars="0"/>
+              <w:pStyle w:val="a1"/>
+              <w:widowControl w:val="0"/>
+              <w:ind w:left="0" w:right="0" w:firstLine="0" w:leftChars="0" w:rightChars="0" w:firstLineChars="0"/>
               <w:jc w:val="both"/>
               <w:rPr>
                 <w:rFonts w:hint="default"/>
@@ -3497,14 +3369,14 @@
     </w:tbl>
     <w:p>
       <w:pPr>
-        <w:pStyle w:val="30"/>
+        <w:pStyle w:val="2"/>
         <w:bidi w:val="0"/>
         <w:rPr>
           <w:rFonts w:hint="default"/>
           <w:lang w:val="en-US" w:eastAsia="zh-CN"/>
         </w:rPr>
       </w:pPr>
-      <w:bookmarkStart w:id="7" w:name="_Toc25880"/>
+      <w:bookmarkStart w:id="8" w:name="_Toc25880"/>
       <w:r>
         <w:rPr>
           <w:rFonts w:hint="default"/>
@@ -3519,11 +3391,11 @@
         </w:rPr>
         <w:t>环境</w:t>
       </w:r>
-      <w:bookmarkEnd w:id="7"/>
+      <w:bookmarkEnd w:id="8"/>
     </w:p>
     <w:p>
       <w:pPr>
-        <w:pStyle w:val="29"/>
+        <w:pStyle w:val="a1"/>
         <w:rPr>
           <w:rFonts w:hint="eastAsia"/>
           <w:lang w:val="en-US" w:eastAsia="zh-CN"/>
@@ -3539,8 +3411,8 @@
     </w:p>
     <w:p>
       <w:pPr>
-        <w:pStyle w:val="29"/>
-        <w:ind w:left="0" w:leftChars="0" w:right="0" w:rightChars="0" w:firstLine="0" w:firstLineChars="0"/>
+        <w:pStyle w:val="a1"/>
+        <w:ind w:left="0" w:right="0" w:firstLine="0" w:leftChars="0" w:rightChars="0" w:firstLineChars="0"/>
         <w:jc w:val="center"/>
         <w:rPr>
           <w:rFonts w:hint="eastAsia"/>
@@ -3641,18 +3513,17 @@
     </w:p>
     <w:tbl>
       <w:tblPr>
-        <w:tblStyle w:val="21"/>
+        <w:tblStyle w:val="TableGrid"/>
         <w:tblW w:w="0" w:type="auto"/>
         <w:jc w:val="center"/>
         <w:tblBorders>
-          <w:top w:val="single" w:color="auto" w:sz="4" w:space="0"/>
-          <w:left w:val="single" w:color="auto" w:sz="4" w:space="0"/>
-          <w:bottom w:val="single" w:color="auto" w:sz="4" w:space="0"/>
-          <w:right w:val="single" w:color="auto" w:sz="4" w:space="0"/>
-          <w:insideH w:val="single" w:color="auto" w:sz="4" w:space="0"/>
-          <w:insideV w:val="single" w:color="auto" w:sz="4" w:space="0"/>
+          <w:top w:val="single" w:sz="4" w:space="0" w:color="auto"/>
+          <w:left w:val="single" w:sz="4" w:space="0" w:color="auto"/>
+          <w:bottom w:val="single" w:sz="4" w:space="0" w:color="auto"/>
+          <w:right w:val="single" w:sz="4" w:space="0" w:color="auto"/>
+          <w:insideH w:val="single" w:sz="4" w:space="0" w:color="auto"/>
+          <w:insideV w:val="single" w:sz="4" w:space="0" w:color="auto"/>
         </w:tblBorders>
-        <w:tblLayout w:type="autofit"/>
         <w:tblCellMar>
           <w:top w:w="0" w:type="dxa"/>
           <w:left w:w="108" w:type="dxa"/>
@@ -3668,13 +3539,15 @@
       </w:tblGrid>
       <w:tr>
         <w:tblPrEx>
+          <w:tblW w:w="0" w:type="auto"/>
+          <w:jc w:val="center"/>
           <w:tblBorders>
-            <w:top w:val="single" w:color="auto" w:sz="4" w:space="0"/>
-            <w:left w:val="single" w:color="auto" w:sz="4" w:space="0"/>
-            <w:bottom w:val="single" w:color="auto" w:sz="4" w:space="0"/>
-            <w:right w:val="single" w:color="auto" w:sz="4" w:space="0"/>
-            <w:insideH w:val="single" w:color="auto" w:sz="4" w:space="0"/>
-            <w:insideV w:val="single" w:color="auto" w:sz="4" w:space="0"/>
+            <w:top w:val="single" w:sz="4" w:space="0" w:color="auto"/>
+            <w:left w:val="single" w:sz="4" w:space="0" w:color="auto"/>
+            <w:bottom w:val="single" w:sz="4" w:space="0" w:color="auto"/>
+            <w:right w:val="single" w:sz="4" w:space="0" w:color="auto"/>
+            <w:insideH w:val="single" w:sz="4" w:space="0" w:color="auto"/>
+            <w:insideV w:val="single" w:sz="4" w:space="0" w:color="auto"/>
           </w:tblBorders>
           <w:tblCellMar>
             <w:top w:w="0" w:type="dxa"/>
@@ -3692,9 +3565,9 @@
           </w:tcPr>
           <w:p>
             <w:pPr>
-              <w:pStyle w:val="29"/>
-              <w:widowControl w:val="0"/>
-              <w:ind w:left="0" w:leftChars="0" w:right="0" w:rightChars="0" w:firstLine="0" w:firstLineChars="0"/>
+              <w:pStyle w:val="a1"/>
+              <w:widowControl w:val="0"/>
+              <w:ind w:left="0" w:right="0" w:firstLine="0" w:leftChars="0" w:rightChars="0" w:firstLineChars="0"/>
               <w:jc w:val="center"/>
               <w:rPr>
                 <w:rFonts w:hint="default"/>
@@ -3722,9 +3595,9 @@
           </w:tcPr>
           <w:p>
             <w:pPr>
-              <w:pStyle w:val="29"/>
-              <w:widowControl w:val="0"/>
-              <w:ind w:left="0" w:leftChars="0" w:right="0" w:rightChars="0" w:firstLine="0" w:firstLineChars="0"/>
+              <w:pStyle w:val="a1"/>
+              <w:widowControl w:val="0"/>
+              <w:ind w:left="0" w:right="0" w:firstLine="0" w:leftChars="0" w:rightChars="0" w:firstLineChars="0"/>
               <w:jc w:val="center"/>
               <w:rPr>
                 <w:rFonts w:hint="default"/>
@@ -3752,9 +3625,9 @@
           </w:tcPr>
           <w:p>
             <w:pPr>
-              <w:pStyle w:val="29"/>
-              <w:widowControl w:val="0"/>
-              <w:ind w:left="0" w:leftChars="0" w:right="0" w:rightChars="0" w:firstLine="0" w:firstLineChars="0"/>
+              <w:pStyle w:val="a1"/>
+              <w:widowControl w:val="0"/>
+              <w:ind w:left="0" w:right="0" w:firstLine="0" w:leftChars="0" w:rightChars="0" w:firstLineChars="0"/>
               <w:jc w:val="both"/>
               <w:rPr>
                 <w:rFonts w:hint="default"/>
@@ -3782,9 +3655,9 @@
           </w:tcPr>
           <w:p>
             <w:pPr>
-              <w:pStyle w:val="29"/>
-              <w:widowControl w:val="0"/>
-              <w:ind w:left="0" w:leftChars="0" w:right="0" w:rightChars="0" w:firstLine="0" w:firstLineChars="0"/>
+              <w:pStyle w:val="a1"/>
+              <w:widowControl w:val="0"/>
+              <w:ind w:left="0" w:right="0" w:firstLine="0" w:leftChars="0" w:rightChars="0" w:firstLineChars="0"/>
               <w:jc w:val="both"/>
               <w:rPr>
                 <w:rFonts w:hint="default"/>
@@ -3809,14 +3682,8 @@
       </w:tr>
       <w:tr>
         <w:tblPrEx>
-          <w:tblBorders>
-            <w:top w:val="single" w:color="auto" w:sz="4" w:space="0"/>
-            <w:left w:val="single" w:color="auto" w:sz="4" w:space="0"/>
-            <w:bottom w:val="single" w:color="auto" w:sz="4" w:space="0"/>
-            <w:right w:val="single" w:color="auto" w:sz="4" w:space="0"/>
-            <w:insideH w:val="single" w:color="auto" w:sz="4" w:space="0"/>
-            <w:insideV w:val="single" w:color="auto" w:sz="4" w:space="0"/>
-          </w:tblBorders>
+          <w:tblW w:w="0" w:type="auto"/>
+          <w:jc w:val="center"/>
           <w:tblCellMar>
             <w:top w:w="0" w:type="dxa"/>
             <w:left w:w="108" w:type="dxa"/>
@@ -3833,9 +3700,9 @@
           </w:tcPr>
           <w:p>
             <w:pPr>
-              <w:pStyle w:val="29"/>
-              <w:widowControl w:val="0"/>
-              <w:ind w:left="0" w:leftChars="0" w:right="0" w:rightChars="0" w:firstLine="0" w:firstLineChars="0"/>
+              <w:pStyle w:val="a1"/>
+              <w:widowControl w:val="0"/>
+              <w:ind w:left="0" w:right="0" w:firstLine="0" w:leftChars="0" w:rightChars="0" w:firstLineChars="0"/>
               <w:jc w:val="center"/>
               <w:rPr>
                 <w:rFonts w:hint="default"/>
@@ -3859,9 +3726,9 @@
           </w:tcPr>
           <w:p>
             <w:pPr>
-              <w:pStyle w:val="29"/>
-              <w:widowControl w:val="0"/>
-              <w:ind w:left="0" w:leftChars="0" w:right="0" w:rightChars="0" w:firstLine="0" w:firstLineChars="0"/>
+              <w:pStyle w:val="a1"/>
+              <w:widowControl w:val="0"/>
+              <w:ind w:left="0" w:right="0" w:firstLine="0" w:leftChars="0" w:rightChars="0" w:firstLineChars="0"/>
               <w:jc w:val="center"/>
               <w:rPr>
                 <w:rFonts w:hint="default"/>
@@ -3885,9 +3752,9 @@
           </w:tcPr>
           <w:p>
             <w:pPr>
-              <w:pStyle w:val="29"/>
-              <w:widowControl w:val="0"/>
-              <w:ind w:left="0" w:leftChars="0" w:right="0" w:rightChars="0" w:firstLine="0" w:firstLineChars="0"/>
+              <w:pStyle w:val="a1"/>
+              <w:widowControl w:val="0"/>
+              <w:ind w:left="0" w:right="0" w:firstLine="0" w:leftChars="0" w:rightChars="0" w:firstLineChars="0"/>
               <w:jc w:val="both"/>
               <w:rPr>
                 <w:rFonts w:hint="default"/>
@@ -3911,9 +3778,9 @@
           </w:tcPr>
           <w:p>
             <w:pPr>
-              <w:pStyle w:val="29"/>
-              <w:widowControl w:val="0"/>
-              <w:ind w:left="0" w:leftChars="0" w:right="0" w:rightChars="0" w:firstLine="0" w:firstLineChars="0"/>
+              <w:pStyle w:val="a1"/>
+              <w:widowControl w:val="0"/>
+              <w:ind w:left="0" w:right="0" w:firstLine="0" w:leftChars="0" w:rightChars="0" w:firstLineChars="0"/>
               <w:jc w:val="both"/>
               <w:rPr>
                 <w:rFonts w:hint="default"/>
@@ -3934,14 +3801,8 @@
       </w:tr>
       <w:tr>
         <w:tblPrEx>
-          <w:tblBorders>
-            <w:top w:val="single" w:color="auto" w:sz="4" w:space="0"/>
-            <w:left w:val="single" w:color="auto" w:sz="4" w:space="0"/>
-            <w:bottom w:val="single" w:color="auto" w:sz="4" w:space="0"/>
-            <w:right w:val="single" w:color="auto" w:sz="4" w:space="0"/>
-            <w:insideH w:val="single" w:color="auto" w:sz="4" w:space="0"/>
-            <w:insideV w:val="single" w:color="auto" w:sz="4" w:space="0"/>
-          </w:tblBorders>
+          <w:tblW w:w="0" w:type="auto"/>
+          <w:jc w:val="center"/>
           <w:tblCellMar>
             <w:top w:w="0" w:type="dxa"/>
             <w:left w:w="108" w:type="dxa"/>
@@ -3958,9 +3819,9 @@
           </w:tcPr>
           <w:p>
             <w:pPr>
-              <w:pStyle w:val="29"/>
-              <w:widowControl w:val="0"/>
-              <w:ind w:left="0" w:leftChars="0" w:right="0" w:rightChars="0" w:firstLine="0" w:firstLineChars="0"/>
+              <w:pStyle w:val="a1"/>
+              <w:widowControl w:val="0"/>
+              <w:ind w:left="0" w:right="0" w:firstLine="0" w:leftChars="0" w:rightChars="0" w:firstLineChars="0"/>
               <w:jc w:val="center"/>
               <w:rPr>
                 <w:rFonts w:hint="default"/>
@@ -3984,9 +3845,9 @@
           </w:tcPr>
           <w:p>
             <w:pPr>
-              <w:pStyle w:val="29"/>
-              <w:widowControl w:val="0"/>
-              <w:ind w:left="0" w:leftChars="0" w:right="0" w:rightChars="0" w:firstLine="0" w:firstLineChars="0"/>
+              <w:pStyle w:val="a1"/>
+              <w:widowControl w:val="0"/>
+              <w:ind w:left="0" w:right="0" w:firstLine="0" w:leftChars="0" w:rightChars="0" w:firstLineChars="0"/>
               <w:jc w:val="center"/>
               <w:rPr>
                 <w:rFonts w:hint="default"/>
@@ -4010,9 +3871,9 @@
           </w:tcPr>
           <w:p>
             <w:pPr>
-              <w:pStyle w:val="29"/>
-              <w:widowControl w:val="0"/>
-              <w:ind w:left="0" w:leftChars="0" w:right="0" w:rightChars="0" w:firstLine="0" w:firstLineChars="0"/>
+              <w:pStyle w:val="a1"/>
+              <w:widowControl w:val="0"/>
+              <w:ind w:left="0" w:right="0" w:firstLine="0" w:leftChars="0" w:rightChars="0" w:firstLineChars="0"/>
               <w:jc w:val="both"/>
               <w:rPr>
                 <w:rFonts w:hint="default"/>
@@ -4036,9 +3897,9 @@
           </w:tcPr>
           <w:p>
             <w:pPr>
-              <w:pStyle w:val="29"/>
-              <w:widowControl w:val="0"/>
-              <w:ind w:left="0" w:leftChars="0" w:right="0" w:rightChars="0" w:firstLine="0" w:firstLineChars="0"/>
+              <w:pStyle w:val="a1"/>
+              <w:widowControl w:val="0"/>
+              <w:ind w:left="0" w:right="0" w:firstLine="0" w:leftChars="0" w:rightChars="0" w:firstLineChars="0"/>
               <w:jc w:val="both"/>
               <w:rPr>
                 <w:rFonts w:hint="default"/>
@@ -4059,14 +3920,8 @@
       </w:tr>
       <w:tr>
         <w:tblPrEx>
-          <w:tblBorders>
-            <w:top w:val="single" w:color="auto" w:sz="4" w:space="0"/>
-            <w:left w:val="single" w:color="auto" w:sz="4" w:space="0"/>
-            <w:bottom w:val="single" w:color="auto" w:sz="4" w:space="0"/>
-            <w:right w:val="single" w:color="auto" w:sz="4" w:space="0"/>
-            <w:insideH w:val="single" w:color="auto" w:sz="4" w:space="0"/>
-            <w:insideV w:val="single" w:color="auto" w:sz="4" w:space="0"/>
-          </w:tblBorders>
+          <w:tblW w:w="0" w:type="auto"/>
+          <w:jc w:val="center"/>
           <w:tblCellMar>
             <w:top w:w="0" w:type="dxa"/>
             <w:left w:w="108" w:type="dxa"/>
@@ -4083,9 +3938,9 @@
           </w:tcPr>
           <w:p>
             <w:pPr>
-              <w:pStyle w:val="29"/>
-              <w:widowControl w:val="0"/>
-              <w:ind w:left="0" w:leftChars="0" w:right="0" w:rightChars="0" w:firstLine="0" w:firstLineChars="0"/>
+              <w:pStyle w:val="a1"/>
+              <w:widowControl w:val="0"/>
+              <w:ind w:left="0" w:right="0" w:firstLine="0" w:leftChars="0" w:rightChars="0" w:firstLineChars="0"/>
               <w:jc w:val="center"/>
               <w:rPr>
                 <w:rFonts w:hint="default"/>
@@ -4109,9 +3964,9 @@
           </w:tcPr>
           <w:p>
             <w:pPr>
-              <w:pStyle w:val="29"/>
-              <w:widowControl w:val="0"/>
-              <w:ind w:left="0" w:leftChars="0" w:right="0" w:rightChars="0" w:firstLine="0" w:firstLineChars="0"/>
+              <w:pStyle w:val="a1"/>
+              <w:widowControl w:val="0"/>
+              <w:ind w:left="0" w:right="0" w:firstLine="0" w:leftChars="0" w:rightChars="0" w:firstLineChars="0"/>
               <w:jc w:val="center"/>
               <w:rPr>
                 <w:rFonts w:hint="default"/>
@@ -4135,9 +3990,9 @@
           </w:tcPr>
           <w:p>
             <w:pPr>
-              <w:pStyle w:val="29"/>
-              <w:widowControl w:val="0"/>
-              <w:ind w:left="0" w:leftChars="0" w:right="0" w:rightChars="0" w:firstLine="0" w:firstLineChars="0"/>
+              <w:pStyle w:val="a1"/>
+              <w:widowControl w:val="0"/>
+              <w:ind w:left="0" w:right="0" w:firstLine="0" w:leftChars="0" w:rightChars="0" w:firstLineChars="0"/>
               <w:jc w:val="both"/>
               <w:rPr>
                 <w:rFonts w:hint="default"/>
@@ -4161,9 +4016,9 @@
           </w:tcPr>
           <w:p>
             <w:pPr>
-              <w:pStyle w:val="29"/>
-              <w:widowControl w:val="0"/>
-              <w:ind w:left="0" w:leftChars="0" w:right="0" w:rightChars="0" w:firstLine="0" w:firstLineChars="0"/>
+              <w:pStyle w:val="a1"/>
+              <w:widowControl w:val="0"/>
+              <w:ind w:left="0" w:right="0" w:firstLine="0" w:leftChars="0" w:rightChars="0" w:firstLineChars="0"/>
               <w:jc w:val="both"/>
               <w:rPr>
                 <w:rFonts w:hint="default"/>
@@ -4185,14 +4040,14 @@
     </w:tbl>
     <w:p>
       <w:pPr>
-        <w:pStyle w:val="30"/>
+        <w:pStyle w:val="2"/>
         <w:bidi w:val="0"/>
         <w:rPr>
           <w:rFonts w:hint="default"/>
           <w:lang w:val="en-US" w:eastAsia="zh-CN"/>
         </w:rPr>
       </w:pPr>
-      <w:bookmarkStart w:id="8" w:name="_Toc19185"/>
+      <w:bookmarkStart w:id="9" w:name="_Toc19185"/>
       <w:r>
         <w:rPr>
           <w:rFonts w:hint="default"/>
@@ -4207,11 +4062,11 @@
         </w:rPr>
         <w:t>进度</w:t>
       </w:r>
-      <w:bookmarkEnd w:id="8"/>
+      <w:bookmarkEnd w:id="9"/>
     </w:p>
     <w:p>
       <w:pPr>
-        <w:pStyle w:val="29"/>
+        <w:pStyle w:val="a1"/>
         <w:rPr>
           <w:rFonts w:hint="eastAsia"/>
           <w:lang w:val="en-US" w:eastAsia="zh-CN"/>
@@ -4227,7 +4082,7 @@
     </w:p>
     <w:p>
       <w:pPr>
-        <w:pStyle w:val="29"/>
+        <w:pStyle w:val="a1"/>
         <w:bidi w:val="0"/>
         <w:rPr>
           <w:rFonts w:hint="eastAsia"/>
@@ -4244,8 +4099,8 @@
     </w:p>
     <w:p>
       <w:pPr>
-        <w:pStyle w:val="29"/>
-        <w:ind w:left="0" w:leftChars="0" w:right="0" w:rightChars="0" w:firstLine="0" w:firstLineChars="0"/>
+        <w:pStyle w:val="a1"/>
+        <w:ind w:left="0" w:right="0" w:firstLine="0" w:leftChars="0" w:rightChars="0" w:firstLineChars="0"/>
         <w:jc w:val="center"/>
         <w:rPr>
           <w:rFonts w:hint="eastAsia"/>
@@ -4346,18 +4201,17 @@
     </w:p>
     <w:tbl>
       <w:tblPr>
-        <w:tblStyle w:val="21"/>
+        <w:tblStyle w:val="TableGrid"/>
         <w:tblW w:w="8965" w:type="dxa"/>
         <w:jc w:val="center"/>
         <w:tblBorders>
-          <w:top w:val="single" w:color="auto" w:sz="4" w:space="0"/>
-          <w:left w:val="single" w:color="auto" w:sz="4" w:space="0"/>
-          <w:bottom w:val="single" w:color="auto" w:sz="4" w:space="0"/>
-          <w:right w:val="single" w:color="auto" w:sz="4" w:space="0"/>
-          <w:insideH w:val="single" w:color="auto" w:sz="4" w:space="0"/>
-          <w:insideV w:val="single" w:color="auto" w:sz="4" w:space="0"/>
+          <w:top w:val="single" w:sz="4" w:space="0" w:color="auto"/>
+          <w:left w:val="single" w:sz="4" w:space="0" w:color="auto"/>
+          <w:bottom w:val="single" w:sz="4" w:space="0" w:color="auto"/>
+          <w:right w:val="single" w:sz="4" w:space="0" w:color="auto"/>
+          <w:insideH w:val="single" w:sz="4" w:space="0" w:color="auto"/>
+          <w:insideV w:val="single" w:sz="4" w:space="0" w:color="auto"/>
         </w:tblBorders>
-        <w:tblLayout w:type="autofit"/>
         <w:tblCellMar>
           <w:top w:w="0" w:type="dxa"/>
           <w:left w:w="108" w:type="dxa"/>
@@ -4372,13 +4226,15 @@
       </w:tblGrid>
       <w:tr>
         <w:tblPrEx>
+          <w:tblW w:w="8965" w:type="dxa"/>
+          <w:jc w:val="center"/>
           <w:tblBorders>
-            <w:top w:val="single" w:color="auto" w:sz="4" w:space="0"/>
-            <w:left w:val="single" w:color="auto" w:sz="4" w:space="0"/>
-            <w:bottom w:val="single" w:color="auto" w:sz="4" w:space="0"/>
-            <w:right w:val="single" w:color="auto" w:sz="4" w:space="0"/>
-            <w:insideH w:val="single" w:color="auto" w:sz="4" w:space="0"/>
-            <w:insideV w:val="single" w:color="auto" w:sz="4" w:space="0"/>
+            <w:top w:val="single" w:sz="4" w:space="0" w:color="auto"/>
+            <w:left w:val="single" w:sz="4" w:space="0" w:color="auto"/>
+            <w:bottom w:val="single" w:sz="4" w:space="0" w:color="auto"/>
+            <w:right w:val="single" w:sz="4" w:space="0" w:color="auto"/>
+            <w:insideH w:val="single" w:sz="4" w:space="0" w:color="auto"/>
+            <w:insideV w:val="single" w:sz="4" w:space="0" w:color="auto"/>
           </w:tblBorders>
           <w:tblCellMar>
             <w:top w:w="0" w:type="dxa"/>
@@ -4396,9 +4252,9 @@
           </w:tcPr>
           <w:p>
             <w:pPr>
-              <w:pStyle w:val="29"/>
-              <w:widowControl w:val="0"/>
-              <w:ind w:left="0" w:leftChars="0" w:right="0" w:rightChars="0" w:firstLine="0" w:firstLineChars="0"/>
+              <w:pStyle w:val="a1"/>
+              <w:widowControl w:val="0"/>
+              <w:ind w:left="0" w:right="0" w:firstLine="0" w:leftChars="0" w:rightChars="0" w:firstLineChars="0"/>
               <w:jc w:val="center"/>
               <w:rPr>
                 <w:rFonts w:hint="default"/>
@@ -4426,9 +4282,9 @@
           </w:tcPr>
           <w:p>
             <w:pPr>
-              <w:pStyle w:val="29"/>
-              <w:widowControl w:val="0"/>
-              <w:ind w:left="0" w:leftChars="0" w:right="0" w:rightChars="0" w:firstLine="0" w:firstLineChars="0"/>
+              <w:pStyle w:val="a1"/>
+              <w:widowControl w:val="0"/>
+              <w:ind w:left="0" w:right="0" w:firstLine="0" w:leftChars="0" w:rightChars="0" w:firstLineChars="0"/>
               <w:jc w:val="center"/>
               <w:rPr>
                 <w:rFonts w:hint="default"/>
@@ -4456,9 +4312,9 @@
           </w:tcPr>
           <w:p>
             <w:pPr>
-              <w:pStyle w:val="29"/>
-              <w:widowControl w:val="0"/>
-              <w:ind w:left="0" w:leftChars="0" w:right="0" w:rightChars="0" w:firstLine="0" w:firstLineChars="0"/>
+              <w:pStyle w:val="a1"/>
+              <w:widowControl w:val="0"/>
+              <w:ind w:left="0" w:right="0" w:firstLine="0" w:leftChars="0" w:rightChars="0" w:firstLineChars="0"/>
               <w:jc w:val="both"/>
               <w:rPr>
                 <w:rFonts w:hint="default"/>
@@ -4483,14 +4339,8 @@
       </w:tr>
       <w:tr>
         <w:tblPrEx>
-          <w:tblBorders>
-            <w:top w:val="single" w:color="auto" w:sz="4" w:space="0"/>
-            <w:left w:val="single" w:color="auto" w:sz="4" w:space="0"/>
-            <w:bottom w:val="single" w:color="auto" w:sz="4" w:space="0"/>
-            <w:right w:val="single" w:color="auto" w:sz="4" w:space="0"/>
-            <w:insideH w:val="single" w:color="auto" w:sz="4" w:space="0"/>
-            <w:insideV w:val="single" w:color="auto" w:sz="4" w:space="0"/>
-          </w:tblBorders>
+          <w:tblW w:w="8965" w:type="dxa"/>
+          <w:jc w:val="center"/>
           <w:tblCellMar>
             <w:top w:w="0" w:type="dxa"/>
             <w:left w:w="108" w:type="dxa"/>
@@ -4507,9 +4357,9 @@
           </w:tcPr>
           <w:p>
             <w:pPr>
-              <w:pStyle w:val="29"/>
-              <w:widowControl w:val="0"/>
-              <w:ind w:left="0" w:leftChars="0" w:right="0" w:rightChars="0" w:firstLine="0" w:firstLineChars="0"/>
+              <w:pStyle w:val="a1"/>
+              <w:widowControl w:val="0"/>
+              <w:ind w:left="0" w:right="0" w:firstLine="0" w:leftChars="0" w:rightChars="0" w:firstLineChars="0"/>
               <w:jc w:val="center"/>
               <w:rPr>
                 <w:rFonts w:hint="default"/>
@@ -4533,9 +4383,9 @@
           </w:tcPr>
           <w:p>
             <w:pPr>
-              <w:pStyle w:val="29"/>
-              <w:widowControl w:val="0"/>
-              <w:ind w:left="0" w:leftChars="0" w:right="0" w:rightChars="0" w:firstLine="0" w:firstLineChars="0"/>
+              <w:pStyle w:val="a1"/>
+              <w:widowControl w:val="0"/>
+              <w:ind w:left="0" w:right="0" w:firstLine="0" w:leftChars="0" w:rightChars="0" w:firstLineChars="0"/>
               <w:jc w:val="center"/>
               <w:rPr>
                 <w:rFonts w:hint="default"/>
@@ -4559,9 +4409,9 @@
           </w:tcPr>
           <w:p>
             <w:pPr>
-              <w:pStyle w:val="29"/>
-              <w:widowControl w:val="0"/>
-              <w:ind w:left="0" w:leftChars="0" w:right="0" w:rightChars="0" w:firstLine="0" w:firstLineChars="0"/>
+              <w:pStyle w:val="a1"/>
+              <w:widowControl w:val="0"/>
+              <w:ind w:left="0" w:right="0" w:firstLine="0" w:leftChars="0" w:rightChars="0" w:firstLineChars="0"/>
               <w:jc w:val="both"/>
               <w:rPr>
                 <w:rFonts w:hint="default"/>
@@ -4582,14 +4432,8 @@
       </w:tr>
       <w:tr>
         <w:tblPrEx>
-          <w:tblBorders>
-            <w:top w:val="single" w:color="auto" w:sz="4" w:space="0"/>
-            <w:left w:val="single" w:color="auto" w:sz="4" w:space="0"/>
-            <w:bottom w:val="single" w:color="auto" w:sz="4" w:space="0"/>
-            <w:right w:val="single" w:color="auto" w:sz="4" w:space="0"/>
-            <w:insideH w:val="single" w:color="auto" w:sz="4" w:space="0"/>
-            <w:insideV w:val="single" w:color="auto" w:sz="4" w:space="0"/>
-          </w:tblBorders>
+          <w:tblW w:w="8965" w:type="dxa"/>
+          <w:jc w:val="center"/>
           <w:tblCellMar>
             <w:top w:w="0" w:type="dxa"/>
             <w:left w:w="108" w:type="dxa"/>
@@ -4606,9 +4450,9 @@
           </w:tcPr>
           <w:p>
             <w:pPr>
-              <w:pStyle w:val="29"/>
-              <w:widowControl w:val="0"/>
-              <w:ind w:left="0" w:leftChars="0" w:right="0" w:rightChars="0" w:firstLine="0" w:firstLineChars="0"/>
+              <w:pStyle w:val="a1"/>
+              <w:widowControl w:val="0"/>
+              <w:ind w:left="0" w:right="0" w:firstLine="0" w:leftChars="0" w:rightChars="0" w:firstLineChars="0"/>
               <w:jc w:val="center"/>
               <w:rPr>
                 <w:rFonts w:hint="default"/>
@@ -4632,9 +4476,9 @@
           </w:tcPr>
           <w:p>
             <w:pPr>
-              <w:pStyle w:val="29"/>
-              <w:widowControl w:val="0"/>
-              <w:ind w:left="0" w:leftChars="0" w:right="0" w:rightChars="0" w:firstLine="0" w:firstLineChars="0"/>
+              <w:pStyle w:val="a1"/>
+              <w:widowControl w:val="0"/>
+              <w:ind w:left="0" w:right="0" w:firstLine="0" w:leftChars="0" w:rightChars="0" w:firstLineChars="0"/>
               <w:jc w:val="center"/>
               <w:rPr>
                 <w:rFonts w:hint="default"/>
@@ -4658,9 +4502,9 @@
           </w:tcPr>
           <w:p>
             <w:pPr>
-              <w:pStyle w:val="29"/>
-              <w:widowControl w:val="0"/>
-              <w:ind w:left="0" w:leftChars="0" w:right="0" w:rightChars="0" w:firstLine="0" w:firstLineChars="0"/>
+              <w:pStyle w:val="a1"/>
+              <w:widowControl w:val="0"/>
+              <w:ind w:left="0" w:right="0" w:firstLine="0" w:leftChars="0" w:rightChars="0" w:firstLineChars="0"/>
               <w:jc w:val="both"/>
               <w:rPr>
                 <w:rFonts w:hint="default"/>
@@ -4681,14 +4525,8 @@
       </w:tr>
       <w:tr>
         <w:tblPrEx>
-          <w:tblBorders>
-            <w:top w:val="single" w:color="auto" w:sz="4" w:space="0"/>
-            <w:left w:val="single" w:color="auto" w:sz="4" w:space="0"/>
-            <w:bottom w:val="single" w:color="auto" w:sz="4" w:space="0"/>
-            <w:right w:val="single" w:color="auto" w:sz="4" w:space="0"/>
-            <w:insideH w:val="single" w:color="auto" w:sz="4" w:space="0"/>
-            <w:insideV w:val="single" w:color="auto" w:sz="4" w:space="0"/>
-          </w:tblBorders>
+          <w:tblW w:w="8965" w:type="dxa"/>
+          <w:jc w:val="center"/>
           <w:tblCellMar>
             <w:top w:w="0" w:type="dxa"/>
             <w:left w:w="108" w:type="dxa"/>
@@ -4705,9 +4543,9 @@
           </w:tcPr>
           <w:p>
             <w:pPr>
-              <w:pStyle w:val="29"/>
-              <w:widowControl w:val="0"/>
-              <w:ind w:left="0" w:leftChars="0" w:right="0" w:rightChars="0" w:firstLine="0" w:firstLineChars="0"/>
+              <w:pStyle w:val="a1"/>
+              <w:widowControl w:val="0"/>
+              <w:ind w:left="0" w:right="0" w:firstLine="0" w:leftChars="0" w:rightChars="0" w:firstLineChars="0"/>
               <w:jc w:val="center"/>
               <w:rPr>
                 <w:rFonts w:hint="default"/>
@@ -4731,9 +4569,9 @@
           </w:tcPr>
           <w:p>
             <w:pPr>
-              <w:pStyle w:val="29"/>
-              <w:widowControl w:val="0"/>
-              <w:ind w:left="0" w:leftChars="0" w:right="0" w:rightChars="0" w:firstLine="0" w:firstLineChars="0"/>
+              <w:pStyle w:val="a1"/>
+              <w:widowControl w:val="0"/>
+              <w:ind w:left="0" w:right="0" w:firstLine="0" w:leftChars="0" w:rightChars="0" w:firstLineChars="0"/>
               <w:jc w:val="center"/>
               <w:rPr>
                 <w:rFonts w:hint="default"/>
@@ -4757,9 +4595,9 @@
           </w:tcPr>
           <w:p>
             <w:pPr>
-              <w:pStyle w:val="29"/>
-              <w:widowControl w:val="0"/>
-              <w:ind w:left="0" w:leftChars="0" w:right="0" w:rightChars="0" w:firstLine="0" w:firstLineChars="0"/>
+              <w:pStyle w:val="a1"/>
+              <w:widowControl w:val="0"/>
+              <w:ind w:left="0" w:right="0" w:firstLine="0" w:leftChars="0" w:rightChars="0" w:firstLineChars="0"/>
               <w:jc w:val="both"/>
               <w:rPr>
                 <w:rFonts w:hint="default"/>
@@ -4780,14 +4618,8 @@
       </w:tr>
       <w:tr>
         <w:tblPrEx>
-          <w:tblBorders>
-            <w:top w:val="single" w:color="auto" w:sz="4" w:space="0"/>
-            <w:left w:val="single" w:color="auto" w:sz="4" w:space="0"/>
-            <w:bottom w:val="single" w:color="auto" w:sz="4" w:space="0"/>
-            <w:right w:val="single" w:color="auto" w:sz="4" w:space="0"/>
-            <w:insideH w:val="single" w:color="auto" w:sz="4" w:space="0"/>
-            <w:insideV w:val="single" w:color="auto" w:sz="4" w:space="0"/>
-          </w:tblBorders>
+          <w:tblW w:w="8965" w:type="dxa"/>
+          <w:jc w:val="center"/>
           <w:tblCellMar>
             <w:top w:w="0" w:type="dxa"/>
             <w:left w:w="108" w:type="dxa"/>
@@ -4804,9 +4636,9 @@
           </w:tcPr>
           <w:p>
             <w:pPr>
-              <w:pStyle w:val="29"/>
-              <w:widowControl w:val="0"/>
-              <w:ind w:left="0" w:leftChars="0" w:right="0" w:rightChars="0" w:firstLine="0" w:firstLineChars="0"/>
+              <w:pStyle w:val="a1"/>
+              <w:widowControl w:val="0"/>
+              <w:ind w:left="0" w:right="0" w:firstLine="0" w:leftChars="0" w:rightChars="0" w:firstLineChars="0"/>
               <w:jc w:val="center"/>
               <w:rPr>
                 <w:rFonts w:hint="default"/>
@@ -4830,9 +4662,9 @@
           </w:tcPr>
           <w:p>
             <w:pPr>
-              <w:pStyle w:val="29"/>
-              <w:widowControl w:val="0"/>
-              <w:ind w:left="0" w:leftChars="0" w:right="0" w:rightChars="0" w:firstLine="0" w:firstLineChars="0"/>
+              <w:pStyle w:val="a1"/>
+              <w:widowControl w:val="0"/>
+              <w:ind w:left="0" w:right="0" w:firstLine="0" w:leftChars="0" w:rightChars="0" w:firstLineChars="0"/>
               <w:jc w:val="center"/>
               <w:rPr>
                 <w:rFonts w:hint="default"/>
@@ -4856,9 +4688,9 @@
           </w:tcPr>
           <w:p>
             <w:pPr>
-              <w:pStyle w:val="29"/>
-              <w:widowControl w:val="0"/>
-              <w:ind w:left="0" w:leftChars="0" w:right="0" w:rightChars="0" w:firstLine="0" w:firstLineChars="0"/>
+              <w:pStyle w:val="a1"/>
+              <w:widowControl w:val="0"/>
+              <w:ind w:left="0" w:right="0" w:firstLine="0" w:leftChars="0" w:rightChars="0" w:firstLineChars="0"/>
               <w:jc w:val="both"/>
               <w:rPr>
                 <w:rFonts w:hint="default"/>
@@ -4879,14 +4711,8 @@
       </w:tr>
       <w:tr>
         <w:tblPrEx>
-          <w:tblBorders>
-            <w:top w:val="single" w:color="auto" w:sz="4" w:space="0"/>
-            <w:left w:val="single" w:color="auto" w:sz="4" w:space="0"/>
-            <w:bottom w:val="single" w:color="auto" w:sz="4" w:space="0"/>
-            <w:right w:val="single" w:color="auto" w:sz="4" w:space="0"/>
-            <w:insideH w:val="single" w:color="auto" w:sz="4" w:space="0"/>
-            <w:insideV w:val="single" w:color="auto" w:sz="4" w:space="0"/>
-          </w:tblBorders>
+          <w:tblW w:w="8965" w:type="dxa"/>
+          <w:jc w:val="center"/>
           <w:tblCellMar>
             <w:top w:w="0" w:type="dxa"/>
             <w:left w:w="108" w:type="dxa"/>
@@ -4903,9 +4729,9 @@
           </w:tcPr>
           <w:p>
             <w:pPr>
-              <w:pStyle w:val="29"/>
-              <w:widowControl w:val="0"/>
-              <w:ind w:left="0" w:leftChars="0" w:right="0" w:rightChars="0" w:firstLine="0" w:firstLineChars="0"/>
+              <w:pStyle w:val="a1"/>
+              <w:widowControl w:val="0"/>
+              <w:ind w:left="0" w:right="0" w:firstLine="0" w:leftChars="0" w:rightChars="0" w:firstLineChars="0"/>
               <w:jc w:val="center"/>
               <w:rPr>
                 <w:rFonts w:hint="default"/>
@@ -4929,9 +4755,9 @@
           </w:tcPr>
           <w:p>
             <w:pPr>
-              <w:pStyle w:val="29"/>
-              <w:widowControl w:val="0"/>
-              <w:ind w:left="0" w:leftChars="0" w:right="0" w:rightChars="0" w:firstLine="0" w:firstLineChars="0"/>
+              <w:pStyle w:val="a1"/>
+              <w:widowControl w:val="0"/>
+              <w:ind w:left="0" w:right="0" w:firstLine="0" w:leftChars="0" w:rightChars="0" w:firstLineChars="0"/>
               <w:jc w:val="center"/>
               <w:rPr>
                 <w:rFonts w:hint="default"/>
@@ -4955,9 +4781,9 @@
           </w:tcPr>
           <w:p>
             <w:pPr>
-              <w:pStyle w:val="29"/>
-              <w:widowControl w:val="0"/>
-              <w:ind w:left="0" w:leftChars="0" w:right="0" w:rightChars="0" w:firstLine="0" w:firstLineChars="0"/>
+              <w:pStyle w:val="a1"/>
+              <w:widowControl w:val="0"/>
+              <w:ind w:left="0" w:right="0" w:firstLine="0" w:leftChars="0" w:rightChars="0" w:firstLineChars="0"/>
               <w:jc w:val="both"/>
               <w:rPr>
                 <w:rFonts w:hint="default"/>
@@ -4979,14 +4805,14 @@
     </w:tbl>
     <w:p>
       <w:pPr>
-        <w:pStyle w:val="28"/>
+        <w:pStyle w:val="1"/>
         <w:bidi w:val="0"/>
         <w:rPr>
           <w:rFonts w:hint="default"/>
           <w:lang w:val="en-US" w:eastAsia="zh-CN"/>
         </w:rPr>
       </w:pPr>
-      <w:bookmarkStart w:id="9" w:name="_Toc10062"/>
+      <w:bookmarkStart w:id="10" w:name="_Toc10062"/>
       <w:r>
         <w:rPr>
           <w:rFonts w:hint="eastAsia"/>
@@ -4994,12 +4820,12 @@
         </w:rPr>
         <w:t>运维服务手册研发</w:t>
       </w:r>
-      <w:bookmarkEnd w:id="9"/>
+      <w:bookmarkEnd w:id="10"/>
     </w:p>
     <w:p>
       <w:pPr>
-        <w:pStyle w:val="29"/>
-        <w:ind w:left="0" w:leftChars="0" w:right="0" w:rightChars="0" w:firstLine="0" w:firstLineChars="0"/>
+        <w:pStyle w:val="a1"/>
+        <w:ind w:left="0" w:right="0" w:firstLine="0" w:leftChars="0" w:rightChars="0" w:firstLineChars="0"/>
         <w:jc w:val="center"/>
         <w:rPr>
           <w:rFonts w:hint="eastAsia"/>
@@ -5100,18 +4926,17 @@
     </w:p>
     <w:tbl>
       <w:tblPr>
-        <w:tblStyle w:val="21"/>
+        <w:tblStyle w:val="TableGrid"/>
         <w:tblW w:w="0" w:type="auto"/>
         <w:tblInd w:w="0" w:type="dxa"/>
         <w:tblBorders>
-          <w:top w:val="single" w:color="auto" w:sz="4" w:space="0"/>
-          <w:left w:val="single" w:color="auto" w:sz="4" w:space="0"/>
-          <w:bottom w:val="single" w:color="auto" w:sz="4" w:space="0"/>
-          <w:right w:val="single" w:color="auto" w:sz="4" w:space="0"/>
-          <w:insideH w:val="single" w:color="auto" w:sz="4" w:space="0"/>
-          <w:insideV w:val="single" w:color="auto" w:sz="4" w:space="0"/>
+          <w:top w:val="single" w:sz="4" w:space="0" w:color="auto"/>
+          <w:left w:val="single" w:sz="4" w:space="0" w:color="auto"/>
+          <w:bottom w:val="single" w:sz="4" w:space="0" w:color="auto"/>
+          <w:right w:val="single" w:sz="4" w:space="0" w:color="auto"/>
+          <w:insideH w:val="single" w:sz="4" w:space="0" w:color="auto"/>
+          <w:insideV w:val="single" w:sz="4" w:space="0" w:color="auto"/>
         </w:tblBorders>
-        <w:tblLayout w:type="autofit"/>
         <w:tblCellMar>
           <w:top w:w="0" w:type="dxa"/>
           <w:left w:w="108" w:type="dxa"/>
@@ -5126,13 +4951,15 @@
       </w:tblGrid>
       <w:tr>
         <w:tblPrEx>
+          <w:tblW w:w="0" w:type="auto"/>
+          <w:tblInd w:w="0" w:type="dxa"/>
           <w:tblBorders>
-            <w:top w:val="single" w:color="auto" w:sz="4" w:space="0"/>
-            <w:left w:val="single" w:color="auto" w:sz="4" w:space="0"/>
-            <w:bottom w:val="single" w:color="auto" w:sz="4" w:space="0"/>
-            <w:right w:val="single" w:color="auto" w:sz="4" w:space="0"/>
-            <w:insideH w:val="single" w:color="auto" w:sz="4" w:space="0"/>
-            <w:insideV w:val="single" w:color="auto" w:sz="4" w:space="0"/>
+            <w:top w:val="single" w:sz="4" w:space="0" w:color="auto"/>
+            <w:left w:val="single" w:sz="4" w:space="0" w:color="auto"/>
+            <w:bottom w:val="single" w:sz="4" w:space="0" w:color="auto"/>
+            <w:right w:val="single" w:sz="4" w:space="0" w:color="auto"/>
+            <w:insideH w:val="single" w:sz="4" w:space="0" w:color="auto"/>
+            <w:insideV w:val="single" w:sz="4" w:space="0" w:color="auto"/>
           </w:tblBorders>
           <w:tblCellMar>
             <w:top w:w="0" w:type="dxa"/>
@@ -5147,7 +4974,7 @@
           </w:tcPr>
           <w:p>
             <w:pPr>
-              <w:pStyle w:val="29"/>
+              <w:pStyle w:val="a1"/>
               <w:widowControl w:val="0"/>
               <w:rPr>
                 <w:rFonts w:hint="default"/>
@@ -5171,7 +4998,7 @@
           </w:tcPr>
           <w:p>
             <w:pPr>
-              <w:pStyle w:val="29"/>
+              <w:pStyle w:val="a1"/>
               <w:widowControl w:val="0"/>
               <w:rPr>
                 <w:rFonts w:hint="default"/>
@@ -5195,7 +5022,7 @@
           </w:tcPr>
           <w:p>
             <w:pPr>
-              <w:pStyle w:val="29"/>
+              <w:pStyle w:val="a1"/>
               <w:widowControl w:val="0"/>
               <w:rPr>
                 <w:rFonts w:hint="default"/>
@@ -5216,14 +5043,8 @@
       </w:tr>
       <w:tr>
         <w:tblPrEx>
-          <w:tblBorders>
-            <w:top w:val="single" w:color="auto" w:sz="4" w:space="0"/>
-            <w:left w:val="single" w:color="auto" w:sz="4" w:space="0"/>
-            <w:bottom w:val="single" w:color="auto" w:sz="4" w:space="0"/>
-            <w:right w:val="single" w:color="auto" w:sz="4" w:space="0"/>
-            <w:insideH w:val="single" w:color="auto" w:sz="4" w:space="0"/>
-            <w:insideV w:val="single" w:color="auto" w:sz="4" w:space="0"/>
-          </w:tblBorders>
+          <w:tblW w:w="0" w:type="auto"/>
+          <w:tblInd w:w="0" w:type="dxa"/>
           <w:tblCellMar>
             <w:top w:w="0" w:type="dxa"/>
             <w:left w:w="108" w:type="dxa"/>
@@ -5237,13 +5058,13 @@
           </w:tcPr>
           <w:p>
             <w:pPr>
-              <w:pStyle w:val="29"/>
+              <w:pStyle w:val="a1"/>
               <w:widowControl w:val="0"/>
               <w:numPr>
                 <w:ilvl w:val="0"/>
                 <w:numId w:val="2"/>
               </w:numPr>
-              <w:ind w:left="0" w:leftChars="0" w:right="0" w:rightChars="0" w:firstLine="0" w:firstLineChars="0"/>
+              <w:ind w:left="0" w:right="0" w:firstLine="0" w:leftChars="0" w:rightChars="0" w:firstLineChars="0"/>
               <w:jc w:val="center"/>
               <w:rPr>
                 <w:rFonts w:hint="default"/>
@@ -5259,9 +5080,9 @@
           </w:tcPr>
           <w:p>
             <w:pPr>
-              <w:pStyle w:val="29"/>
-              <w:widowControl w:val="0"/>
-              <w:ind w:left="0" w:leftChars="0" w:firstLine="0" w:firstLineChars="0"/>
+              <w:pStyle w:val="a1"/>
+              <w:widowControl w:val="0"/>
+              <w:ind w:left="0" w:firstLine="0" w:leftChars="0" w:firstLineChars="0"/>
               <w:rPr>
                 <w:rFonts w:hint="default"/>
                 <w:vertAlign w:val="baseline"/>
@@ -5284,7 +5105,7 @@
           </w:tcPr>
           <w:p>
             <w:pPr>
-              <w:pStyle w:val="29"/>
+              <w:pStyle w:val="a1"/>
               <w:widowControl w:val="0"/>
               <w:rPr>
                 <w:rFonts w:hint="default"/>
@@ -5305,14 +5126,8 @@
       </w:tr>
       <w:tr>
         <w:tblPrEx>
-          <w:tblBorders>
-            <w:top w:val="single" w:color="auto" w:sz="4" w:space="0"/>
-            <w:left w:val="single" w:color="auto" w:sz="4" w:space="0"/>
-            <w:bottom w:val="single" w:color="auto" w:sz="4" w:space="0"/>
-            <w:right w:val="single" w:color="auto" w:sz="4" w:space="0"/>
-            <w:insideH w:val="single" w:color="auto" w:sz="4" w:space="0"/>
-            <w:insideV w:val="single" w:color="auto" w:sz="4" w:space="0"/>
-          </w:tblBorders>
+          <w:tblW w:w="0" w:type="auto"/>
+          <w:tblInd w:w="0" w:type="dxa"/>
           <w:tblCellMar>
             <w:top w:w="0" w:type="dxa"/>
             <w:left w:w="108" w:type="dxa"/>
@@ -5326,13 +5141,13 @@
           </w:tcPr>
           <w:p>
             <w:pPr>
-              <w:pStyle w:val="29"/>
+              <w:pStyle w:val="a1"/>
               <w:widowControl w:val="0"/>
               <w:numPr>
                 <w:ilvl w:val="0"/>
                 <w:numId w:val="2"/>
               </w:numPr>
-              <w:ind w:left="0" w:leftChars="0" w:right="0" w:rightChars="0" w:firstLine="0" w:firstLineChars="0"/>
+              <w:ind w:left="0" w:right="0" w:firstLine="0" w:leftChars="0" w:rightChars="0" w:firstLineChars="0"/>
               <w:jc w:val="center"/>
               <w:rPr>
                 <w:rFonts w:hint="default"/>
@@ -5348,9 +5163,9 @@
           </w:tcPr>
           <w:p>
             <w:pPr>
-              <w:pStyle w:val="29"/>
-              <w:widowControl w:val="0"/>
-              <w:ind w:left="0" w:leftChars="0" w:firstLine="0" w:firstLineChars="0"/>
+              <w:pStyle w:val="a1"/>
+              <w:widowControl w:val="0"/>
+              <w:ind w:left="0" w:firstLine="0" w:leftChars="0" w:firstLineChars="0"/>
               <w:rPr>
                 <w:rFonts w:hint="default"/>
                 <w:vertAlign w:val="baseline"/>
@@ -5373,7 +5188,7 @@
           </w:tcPr>
           <w:p>
             <w:pPr>
-              <w:pStyle w:val="29"/>
+              <w:pStyle w:val="a1"/>
               <w:widowControl w:val="0"/>
               <w:rPr>
                 <w:rFonts w:hint="default"/>
@@ -5394,14 +5209,8 @@
       </w:tr>
       <w:tr>
         <w:tblPrEx>
-          <w:tblBorders>
-            <w:top w:val="single" w:color="auto" w:sz="4" w:space="0"/>
-            <w:left w:val="single" w:color="auto" w:sz="4" w:space="0"/>
-            <w:bottom w:val="single" w:color="auto" w:sz="4" w:space="0"/>
-            <w:right w:val="single" w:color="auto" w:sz="4" w:space="0"/>
-            <w:insideH w:val="single" w:color="auto" w:sz="4" w:space="0"/>
-            <w:insideV w:val="single" w:color="auto" w:sz="4" w:space="0"/>
-          </w:tblBorders>
+          <w:tblW w:w="0" w:type="auto"/>
+          <w:tblInd w:w="0" w:type="dxa"/>
           <w:tblCellMar>
             <w:top w:w="0" w:type="dxa"/>
             <w:left w:w="108" w:type="dxa"/>
@@ -5415,13 +5224,13 @@
           </w:tcPr>
           <w:p>
             <w:pPr>
-              <w:pStyle w:val="29"/>
+              <w:pStyle w:val="a1"/>
               <w:widowControl w:val="0"/>
               <w:numPr>
                 <w:ilvl w:val="0"/>
                 <w:numId w:val="2"/>
               </w:numPr>
-              <w:ind w:left="0" w:leftChars="0" w:right="0" w:rightChars="0" w:firstLine="0" w:firstLineChars="0"/>
+              <w:ind w:left="0" w:right="0" w:firstLine="0" w:leftChars="0" w:rightChars="0" w:firstLineChars="0"/>
               <w:jc w:val="center"/>
               <w:rPr>
                 <w:rFonts w:hint="default"/>
@@ -5437,9 +5246,9 @@
           </w:tcPr>
           <w:p>
             <w:pPr>
-              <w:pStyle w:val="29"/>
-              <w:widowControl w:val="0"/>
-              <w:ind w:left="0" w:leftChars="0" w:firstLine="0" w:firstLineChars="0"/>
+              <w:pStyle w:val="a1"/>
+              <w:widowControl w:val="0"/>
+              <w:ind w:left="0" w:firstLine="0" w:leftChars="0" w:firstLineChars="0"/>
               <w:rPr>
                 <w:rFonts w:hint="default"/>
                 <w:vertAlign w:val="baseline"/>
@@ -5462,7 +5271,7 @@
           </w:tcPr>
           <w:p>
             <w:pPr>
-              <w:pStyle w:val="29"/>
+              <w:pStyle w:val="a1"/>
               <w:widowControl w:val="0"/>
               <w:rPr>
                 <w:rFonts w:hint="default"/>
@@ -5484,14 +5293,14 @@
     </w:tbl>
     <w:p>
       <w:pPr>
-        <w:pStyle w:val="28"/>
+        <w:pStyle w:val="1"/>
         <w:bidi w:val="0"/>
         <w:rPr>
           <w:rFonts w:hint="default"/>
           <w:lang w:val="en-US" w:eastAsia="zh-CN"/>
         </w:rPr>
       </w:pPr>
-      <w:bookmarkStart w:id="10" w:name="_Toc29612"/>
+      <w:bookmarkStart w:id="11" w:name="_Toc29612"/>
       <w:r>
         <w:rPr>
           <w:rFonts w:hint="eastAsia"/>
@@ -5499,11 +5308,11 @@
         </w:rPr>
         <w:t>研发经费</w:t>
       </w:r>
-      <w:bookmarkEnd w:id="10"/>
+      <w:bookmarkEnd w:id="11"/>
     </w:p>
     <w:p>
       <w:pPr>
-        <w:pStyle w:val="29"/>
+        <w:pStyle w:val="a1"/>
         <w:rPr>
           <w:rFonts w:hint="eastAsia"/>
           <w:lang w:val="en-US" w:eastAsia="zh-CN"/>
@@ -5540,8 +5349,8 @@
     </w:p>
     <w:p>
       <w:pPr>
-        <w:pStyle w:val="29"/>
-        <w:ind w:left="0" w:leftChars="0" w:right="0" w:rightChars="0" w:firstLine="0" w:firstLineChars="0"/>
+        <w:pStyle w:val="a1"/>
+        <w:ind w:left="0" w:right="0" w:firstLine="0" w:leftChars="0" w:rightChars="0" w:firstLineChars="0"/>
         <w:jc w:val="center"/>
         <w:rPr>
           <w:rFonts w:hint="eastAsia"/>
@@ -5642,18 +5451,17 @@
     </w:p>
     <w:tbl>
       <w:tblPr>
-        <w:tblStyle w:val="21"/>
+        <w:tblStyle w:val="TableGrid"/>
         <w:tblW w:w="0" w:type="auto"/>
         <w:tblInd w:w="0" w:type="dxa"/>
         <w:tblBorders>
-          <w:top w:val="single" w:color="auto" w:sz="4" w:space="0"/>
-          <w:left w:val="single" w:color="auto" w:sz="4" w:space="0"/>
-          <w:bottom w:val="single" w:color="auto" w:sz="4" w:space="0"/>
-          <w:right w:val="single" w:color="auto" w:sz="4" w:space="0"/>
-          <w:insideH w:val="single" w:color="auto" w:sz="4" w:space="0"/>
-          <w:insideV w:val="single" w:color="auto" w:sz="4" w:space="0"/>
+          <w:top w:val="single" w:sz="4" w:space="0" w:color="auto"/>
+          <w:left w:val="single" w:sz="4" w:space="0" w:color="auto"/>
+          <w:bottom w:val="single" w:sz="4" w:space="0" w:color="auto"/>
+          <w:right w:val="single" w:sz="4" w:space="0" w:color="auto"/>
+          <w:insideH w:val="single" w:sz="4" w:space="0" w:color="auto"/>
+          <w:insideV w:val="single" w:sz="4" w:space="0" w:color="auto"/>
         </w:tblBorders>
-        <w:tblLayout w:type="autofit"/>
         <w:tblCellMar>
           <w:top w:w="0" w:type="dxa"/>
           <w:left w:w="108" w:type="dxa"/>
@@ -5668,13 +5476,15 @@
       </w:tblGrid>
       <w:tr>
         <w:tblPrEx>
+          <w:tblW w:w="0" w:type="auto"/>
+          <w:tblInd w:w="0" w:type="dxa"/>
           <w:tblBorders>
-            <w:top w:val="single" w:color="auto" w:sz="4" w:space="0"/>
-            <w:left w:val="single" w:color="auto" w:sz="4" w:space="0"/>
-            <w:bottom w:val="single" w:color="auto" w:sz="4" w:space="0"/>
-            <w:right w:val="single" w:color="auto" w:sz="4" w:space="0"/>
-            <w:insideH w:val="single" w:color="auto" w:sz="4" w:space="0"/>
-            <w:insideV w:val="single" w:color="auto" w:sz="4" w:space="0"/>
+            <w:top w:val="single" w:sz="4" w:space="0" w:color="auto"/>
+            <w:left w:val="single" w:sz="4" w:space="0" w:color="auto"/>
+            <w:bottom w:val="single" w:sz="4" w:space="0" w:color="auto"/>
+            <w:right w:val="single" w:sz="4" w:space="0" w:color="auto"/>
+            <w:insideH w:val="single" w:sz="4" w:space="0" w:color="auto"/>
+            <w:insideV w:val="single" w:sz="4" w:space="0" w:color="auto"/>
           </w:tblBorders>
           <w:tblCellMar>
             <w:top w:w="0" w:type="dxa"/>
@@ -5689,7 +5499,7 @@
           </w:tcPr>
           <w:p>
             <w:pPr>
-              <w:pStyle w:val="29"/>
+              <w:pStyle w:val="a1"/>
               <w:widowControl w:val="0"/>
               <w:rPr>
                 <w:rFonts w:hint="default"/>
@@ -5713,7 +5523,7 @@
           </w:tcPr>
           <w:p>
             <w:pPr>
-              <w:pStyle w:val="29"/>
+              <w:pStyle w:val="a1"/>
               <w:widowControl w:val="0"/>
               <w:rPr>
                 <w:rFonts w:hint="default"/>
@@ -5737,7 +5547,7 @@
           </w:tcPr>
           <w:p>
             <w:pPr>
-              <w:pStyle w:val="29"/>
+              <w:pStyle w:val="a1"/>
               <w:widowControl w:val="0"/>
               <w:rPr>
                 <w:rFonts w:hint="default"/>
@@ -5758,14 +5568,8 @@
       </w:tr>
       <w:tr>
         <w:tblPrEx>
-          <w:tblBorders>
-            <w:top w:val="single" w:color="auto" w:sz="4" w:space="0"/>
-            <w:left w:val="single" w:color="auto" w:sz="4" w:space="0"/>
-            <w:bottom w:val="single" w:color="auto" w:sz="4" w:space="0"/>
-            <w:right w:val="single" w:color="auto" w:sz="4" w:space="0"/>
-            <w:insideH w:val="single" w:color="auto" w:sz="4" w:space="0"/>
-            <w:insideV w:val="single" w:color="auto" w:sz="4" w:space="0"/>
-          </w:tblBorders>
+          <w:tblW w:w="0" w:type="auto"/>
+          <w:tblInd w:w="0" w:type="dxa"/>
           <w:tblCellMar>
             <w:top w:w="0" w:type="dxa"/>
             <w:left w:w="108" w:type="dxa"/>
@@ -5779,13 +5583,13 @@
           </w:tcPr>
           <w:p>
             <w:pPr>
-              <w:pStyle w:val="29"/>
+              <w:pStyle w:val="a1"/>
               <w:widowControl w:val="0"/>
               <w:numPr>
                 <w:ilvl w:val="0"/>
                 <w:numId w:val="3"/>
               </w:numPr>
-              <w:ind w:left="0" w:leftChars="0" w:right="0" w:rightChars="0" w:firstLine="0" w:firstLineChars="0"/>
+              <w:ind w:left="0" w:right="0" w:firstLine="0" w:leftChars="0" w:rightChars="0" w:firstLineChars="0"/>
               <w:jc w:val="center"/>
               <w:rPr>
                 <w:rFonts w:hint="default"/>
@@ -5801,9 +5605,9 @@
           </w:tcPr>
           <w:p>
             <w:pPr>
-              <w:pStyle w:val="29"/>
-              <w:widowControl w:val="0"/>
-              <w:ind w:left="0" w:leftChars="0" w:firstLine="0" w:firstLineChars="0"/>
+              <w:pStyle w:val="a1"/>
+              <w:widowControl w:val="0"/>
+              <w:ind w:left="0" w:firstLine="0" w:leftChars="0" w:firstLineChars="0"/>
               <w:rPr>
                 <w:rFonts w:hint="default"/>
                 <w:vertAlign w:val="baseline"/>
@@ -5826,7 +5630,7 @@
           </w:tcPr>
           <w:p>
             <w:pPr>
-              <w:pStyle w:val="29"/>
+              <w:pStyle w:val="a1"/>
               <w:widowControl w:val="0"/>
               <w:rPr>
                 <w:rFonts w:hint="default"/>
@@ -5847,14 +5651,8 @@
       </w:tr>
       <w:tr>
         <w:tblPrEx>
-          <w:tblBorders>
-            <w:top w:val="single" w:color="auto" w:sz="4" w:space="0"/>
-            <w:left w:val="single" w:color="auto" w:sz="4" w:space="0"/>
-            <w:bottom w:val="single" w:color="auto" w:sz="4" w:space="0"/>
-            <w:right w:val="single" w:color="auto" w:sz="4" w:space="0"/>
-            <w:insideH w:val="single" w:color="auto" w:sz="4" w:space="0"/>
-            <w:insideV w:val="single" w:color="auto" w:sz="4" w:space="0"/>
-          </w:tblBorders>
+          <w:tblW w:w="0" w:type="auto"/>
+          <w:tblInd w:w="0" w:type="dxa"/>
           <w:tblCellMar>
             <w:top w:w="0" w:type="dxa"/>
             <w:left w:w="108" w:type="dxa"/>
@@ -5868,13 +5666,13 @@
           </w:tcPr>
           <w:p>
             <w:pPr>
-              <w:pStyle w:val="29"/>
+              <w:pStyle w:val="a1"/>
               <w:widowControl w:val="0"/>
               <w:numPr>
                 <w:ilvl w:val="0"/>
                 <w:numId w:val="3"/>
               </w:numPr>
-              <w:ind w:left="0" w:leftChars="0" w:right="0" w:rightChars="0" w:firstLine="0" w:firstLineChars="0"/>
+              <w:ind w:left="0" w:right="0" w:firstLine="0" w:leftChars="0" w:rightChars="0" w:firstLineChars="0"/>
               <w:jc w:val="center"/>
               <w:rPr>
                 <w:rFonts w:hint="default"/>
@@ -5890,9 +5688,9 @@
           </w:tcPr>
           <w:p>
             <w:pPr>
-              <w:pStyle w:val="29"/>
-              <w:widowControl w:val="0"/>
-              <w:ind w:left="0" w:leftChars="0" w:firstLine="0" w:firstLineChars="0"/>
+              <w:pStyle w:val="a1"/>
+              <w:widowControl w:val="0"/>
+              <w:ind w:left="0" w:firstLine="0" w:leftChars="0" w:firstLineChars="0"/>
               <w:rPr>
                 <w:rFonts w:hint="default"/>
                 <w:vertAlign w:val="baseline"/>
@@ -5915,7 +5713,7 @@
           </w:tcPr>
           <w:p>
             <w:pPr>
-              <w:pStyle w:val="29"/>
+              <w:pStyle w:val="a1"/>
               <w:widowControl w:val="0"/>
               <w:rPr>
                 <w:rFonts w:hint="default"/>
@@ -5936,14 +5734,8 @@
       </w:tr>
       <w:tr>
         <w:tblPrEx>
-          <w:tblBorders>
-            <w:top w:val="single" w:color="auto" w:sz="4" w:space="0"/>
-            <w:left w:val="single" w:color="auto" w:sz="4" w:space="0"/>
-            <w:bottom w:val="single" w:color="auto" w:sz="4" w:space="0"/>
-            <w:right w:val="single" w:color="auto" w:sz="4" w:space="0"/>
-            <w:insideH w:val="single" w:color="auto" w:sz="4" w:space="0"/>
-            <w:insideV w:val="single" w:color="auto" w:sz="4" w:space="0"/>
-          </w:tblBorders>
+          <w:tblW w:w="0" w:type="auto"/>
+          <w:tblInd w:w="0" w:type="dxa"/>
           <w:tblCellMar>
             <w:top w:w="0" w:type="dxa"/>
             <w:left w:w="108" w:type="dxa"/>
@@ -5957,13 +5749,13 @@
           </w:tcPr>
           <w:p>
             <w:pPr>
-              <w:pStyle w:val="29"/>
+              <w:pStyle w:val="a1"/>
               <w:widowControl w:val="0"/>
               <w:numPr>
                 <w:ilvl w:val="0"/>
                 <w:numId w:val="3"/>
               </w:numPr>
-              <w:ind w:left="0" w:leftChars="0" w:right="0" w:rightChars="0" w:firstLine="0" w:firstLineChars="0"/>
+              <w:ind w:left="0" w:right="0" w:firstLine="0" w:leftChars="0" w:rightChars="0" w:firstLineChars="0"/>
               <w:jc w:val="center"/>
               <w:rPr>
                 <w:rFonts w:hint="default"/>
@@ -5979,9 +5771,9 @@
           </w:tcPr>
           <w:p>
             <w:pPr>
-              <w:pStyle w:val="29"/>
-              <w:widowControl w:val="0"/>
-              <w:ind w:left="0" w:leftChars="0" w:firstLine="0" w:firstLineChars="0"/>
+              <w:pStyle w:val="a1"/>
+              <w:widowControl w:val="0"/>
+              <w:ind w:left="0" w:firstLine="0" w:leftChars="0" w:firstLineChars="0"/>
               <w:rPr>
                 <w:rFonts w:hint="default"/>
                 <w:vertAlign w:val="baseline"/>
@@ -6004,7 +5796,7 @@
           </w:tcPr>
           <w:p>
             <w:pPr>
-              <w:pStyle w:val="29"/>
+              <w:pStyle w:val="a1"/>
               <w:widowControl w:val="0"/>
               <w:rPr>
                 <w:rFonts w:hint="default"/>
@@ -6025,14 +5817,8 @@
       </w:tr>
       <w:tr>
         <w:tblPrEx>
-          <w:tblBorders>
-            <w:top w:val="single" w:color="auto" w:sz="4" w:space="0"/>
-            <w:left w:val="single" w:color="auto" w:sz="4" w:space="0"/>
-            <w:bottom w:val="single" w:color="auto" w:sz="4" w:space="0"/>
-            <w:right w:val="single" w:color="auto" w:sz="4" w:space="0"/>
-            <w:insideH w:val="single" w:color="auto" w:sz="4" w:space="0"/>
-            <w:insideV w:val="single" w:color="auto" w:sz="4" w:space="0"/>
-          </w:tblBorders>
+          <w:tblW w:w="0" w:type="auto"/>
+          <w:tblInd w:w="0" w:type="dxa"/>
           <w:tblCellMar>
             <w:top w:w="0" w:type="dxa"/>
             <w:left w:w="108" w:type="dxa"/>
@@ -6046,13 +5832,13 @@
           </w:tcPr>
           <w:p>
             <w:pPr>
-              <w:pStyle w:val="29"/>
+              <w:pStyle w:val="a1"/>
               <w:widowControl w:val="0"/>
               <w:numPr>
                 <w:ilvl w:val="0"/>
                 <w:numId w:val="3"/>
               </w:numPr>
-              <w:ind w:left="0" w:leftChars="0" w:right="0" w:rightChars="0" w:firstLine="0" w:firstLineChars="0"/>
+              <w:ind w:left="0" w:right="0" w:firstLine="0" w:leftChars="0" w:rightChars="0" w:firstLineChars="0"/>
               <w:jc w:val="center"/>
               <w:rPr>
                 <w:rFonts w:hint="default"/>
@@ -6068,9 +5854,9 @@
           </w:tcPr>
           <w:p>
             <w:pPr>
-              <w:pStyle w:val="29"/>
-              <w:widowControl w:val="0"/>
-              <w:ind w:left="0" w:leftChars="0" w:firstLine="0" w:firstLineChars="0"/>
+              <w:pStyle w:val="a1"/>
+              <w:widowControl w:val="0"/>
+              <w:ind w:left="0" w:firstLine="0" w:leftChars="0" w:firstLineChars="0"/>
               <w:rPr>
                 <w:rFonts w:hint="default"/>
                 <w:vertAlign w:val="baseline"/>
@@ -6093,7 +5879,7 @@
           </w:tcPr>
           <w:p>
             <w:pPr>
-              <w:pStyle w:val="29"/>
+              <w:pStyle w:val="a1"/>
               <w:widowControl w:val="0"/>
               <w:rPr>
                 <w:rFonts w:hint="default"/>
@@ -6115,15 +5901,15 @@
     </w:tbl>
     <w:p>
       <w:pPr>
-        <w:pStyle w:val="28"/>
+        <w:pStyle w:val="1"/>
         <w:bidi w:val="0"/>
         <w:rPr>
           <w:rFonts w:hint="default"/>
           <w:lang w:val="en-US" w:eastAsia="zh-CN"/>
         </w:rPr>
       </w:pPr>
-      <w:bookmarkStart w:id="11" w:name="_Toc2210"/>
-      <w:bookmarkStart w:id="12" w:name="_Toc14087"/>
+      <w:bookmarkStart w:id="12" w:name="_Toc2210"/>
+      <w:bookmarkStart w:id="13" w:name="_Toc14087"/>
       <w:r>
         <w:rPr>
           <w:rFonts w:hint="eastAsia"/>
@@ -6131,12 +5917,12 @@
         </w:rPr>
         <w:t>新技术研发</w:t>
       </w:r>
-      <w:bookmarkEnd w:id="11"/>
       <w:bookmarkEnd w:id="12"/>
+      <w:bookmarkEnd w:id="13"/>
     </w:p>
     <w:p>
       <w:pPr>
-        <w:pStyle w:val="29"/>
+        <w:pStyle w:val="a1"/>
         <w:rPr>
           <w:rFonts w:hint="default"/>
           <w:lang w:val="en-US" w:eastAsia="zh-CN"/>
@@ -6152,7 +5938,7 @@
     </w:p>
     <w:p>
       <w:pPr>
-        <w:pStyle w:val="29"/>
+        <w:pStyle w:val="a1"/>
         <w:rPr>
           <w:rFonts w:hint="default"/>
           <w:lang w:val="en-US" w:eastAsia="zh-CN"/>
@@ -6168,7 +5954,7 @@
     </w:p>
     <w:p>
       <w:pPr>
-        <w:pStyle w:val="29"/>
+        <w:pStyle w:val="a1"/>
         <w:rPr>
           <w:rFonts w:hint="default"/>
           <w:lang w:val="en-US" w:eastAsia="zh-CN"/>
@@ -6184,7 +5970,7 @@
     </w:p>
     <w:p>
       <w:pPr>
-        <w:pStyle w:val="29"/>
+        <w:pStyle w:val="a1"/>
         <w:rPr>
           <w:rFonts w:hint="default"/>
           <w:lang w:val="en-US" w:eastAsia="zh-CN"/>
@@ -6192,108 +5978,52 @@
       </w:pPr>
     </w:p>
     <w:sectPr>
-      <w:headerReference r:id="rId5" w:type="default"/>
-      <w:footerReference w:type="default" r:id="rId11"/>
-      <w:headerReference w:type="first" r:id="rId12"/>
-      <w:footerReference w:type="first" r:id="rId13"/>
-      <w:headerReference w:type="even" r:id="rId14"/>
-      <w:footerReference w:type="even" r:id="rId15"/>
+      <w:headerReference w:type="even" r:id="rId6"/>
+      <w:headerReference w:type="default" r:id="rId7"/>
+      <w:footerReference w:type="even" r:id="rId8"/>
+      <w:footerReference w:type="default" r:id="rId9"/>
+      <w:headerReference w:type="first" r:id="rId10"/>
+      <w:footerReference w:type="first" r:id="rId11"/>
       <w:pgSz w:w="11906" w:h="16838"/>
       <w:pgMar w:top="1417" w:right="1800" w:bottom="1440" w:left="1800" w:header="1140" w:footer="992" w:gutter="0"/>
-      <w:cols w:space="425" w:num="1"/>
+      <w:cols w:num="1" w:space="425"/>
       <w:docGrid w:type="lines" w:linePitch="312" w:charSpace="0"/>
     </w:sectPr>
   </w:body>
 </w:document>
 </file>
 
-<file path=word/endnotes.xml><?xml version="1.0" encoding="utf-8"?>
-<w:endnotes xmlns:wpc="http://schemas.microsoft.com/office/word/2010/wordprocessingCanvas" xmlns:mc="http://schemas.openxmlformats.org/markup-compatibility/2006" xmlns:o="urn:schemas-microsoft-com:office:office" xmlns:r="http://schemas.openxmlformats.org/officeDocument/2006/relationships" xmlns:m="http://schemas.openxmlformats.org/officeDocument/2006/math" xmlns:v="urn:schemas-microsoft-com:vml" xmlns:wp14="http://schemas.microsoft.com/office/word/2010/wordprocessingDrawing" xmlns:wp="http://schemas.openxmlformats.org/drawingml/2006/wordprocessingDrawing" xmlns:w="http://schemas.openxmlformats.org/wordprocessingml/2006/main" xmlns:w14="http://schemas.microsoft.com/office/word/2010/wordml" xmlns:w15="http://schemas.microsoft.com/office/word/2012/wordml" xmlns:w10="urn:schemas-microsoft-com:office:word" xmlns:wpg="http://schemas.microsoft.com/office/word/2010/wordprocessingGroup" xmlns:wpi="http://schemas.microsoft.com/office/word/2010/wordprocessingInk" xmlns:wne="http://schemas.microsoft.com/office/word/2006/wordml" xmlns:wps="http://schemas.microsoft.com/office/word/2010/wordprocessingShape" xmlns:wpsCustomData="http://www.wps.cn/officeDocument/2013/wpsCustomData" mc:Ignorable="w14 w15 wp14">
-  <w:endnote w:type="separator" w:id="0">
-    <w:p>
-      <w:pPr>
-        <w:spacing w:line="240" w:lineRule="auto"/>
-      </w:pPr>
-      <w:r>
-        <w:separator/>
-      </w:r>
-    </w:p>
-  </w:endnote>
-  <w:endnote w:type="continuationSeparator" w:id="1">
-    <w:p>
-      <w:pPr>
-        <w:spacing w:line="240" w:lineRule="auto"/>
-      </w:pPr>
-      <w:r>
-        <w:continuationSeparator/>
-      </w:r>
-    </w:p>
-  </w:endnote>
-</w:endnotes>
-</file>
-
 <file path=word/footer1.xml><?xml version="1.0" encoding="utf-8"?>
-<w:ftr xmlns:m="http://schemas.openxmlformats.org/officeDocument/2006/math" xmlns:mc="http://schemas.openxmlformats.org/markup-compatibility/2006" xmlns:mo="http://schemas.microsoft.com/office/mac/office/2008/main" xmlns:mv="urn:schemas-microsoft-com:mac:vml" xmlns:o="urn:schemas-microsoft-com:office:office" xmlns:r="http://schemas.openxmlformats.org/officeDocument/2006/relationships" xmlns:v="urn:schemas-microsoft-com:vml" xmlns:w10="urn:schemas-microsoft-com:office:word" xmlns:w14="http://schemas.microsoft.com/office/word/2010/wordml" xmlns:w="http://schemas.openxmlformats.org/wordprocessingml/2006/main" xmlns:wne="http://schemas.microsoft.com/office/word/2006/wordml" xmlns:wp14="http://schemas.microsoft.com/office/word/2010/wordprocessingDrawing" xmlns:wp="http://schemas.openxmlformats.org/drawingml/2006/wordprocessingDrawing" xmlns:wpc="http://schemas.microsoft.com/office/word/2010/wordprocessingCanvas" xmlns:wpg="http://schemas.microsoft.com/office/word/2010/wordprocessingGroup" xmlns:wpi="http://schemas.microsoft.com/office/word/2010/wordprocessingInk" xmlns:wps="http://schemas.microsoft.com/office/word/2010/wordprocessingShape" mc:Ignorable="w14 wp14">
-  <w:p>
-    <w:pPr>
-      <w:pStyle w:val="Footer"/>
-    </w:pPr>
-  </w:p>
+<w:ftr xmlns:wpc="http://schemas.microsoft.com/office/word/2010/wordprocessingCanvas" xmlns:mc="http://schemas.openxmlformats.org/markup-compatibility/2006" xmlns:o="urn:schemas-microsoft-com:office:office" xmlns:r="http://schemas.openxmlformats.org/officeDocument/2006/relationships" xmlns:m="http://schemas.openxmlformats.org/officeDocument/2006/math" xmlns:v="urn:schemas-microsoft-com:vml" xmlns:wp14="http://schemas.microsoft.com/office/word/2010/wordprocessingDrawing" xmlns:wp="http://schemas.openxmlformats.org/drawingml/2006/wordprocessingDrawing" xmlns:w10="urn:schemas-microsoft-com:office:word" xmlns:w="http://schemas.openxmlformats.org/wordprocessingml/2006/main" xmlns:w14="http://schemas.microsoft.com/office/word/2010/wordml" xmlns:w15="http://schemas.microsoft.com/office/word/2012/wordml" xmlns:wne="http://schemas.microsoft.com/office/word/2006/wordml" xmlns:wpg="http://schemas.microsoft.com/office/word/2010/wordprocessingGroup" xmlns:wpi="http://schemas.microsoft.com/office/word/2010/wordprocessingInk" xmlns:wps="http://schemas.microsoft.com/office/word/2010/wordprocessingShape" mc:Ignorable="w14 w15 wp14">
+  <w:p/>
 </w:ftr>
 </file>
 
 <file path=word/footer2.xml><?xml version="1.0" encoding="utf-8"?>
-<w:ftr xmlns:m="http://schemas.openxmlformats.org/officeDocument/2006/math" xmlns:mc="http://schemas.openxmlformats.org/markup-compatibility/2006" xmlns:mo="http://schemas.microsoft.com/office/mac/office/2008/main" xmlns:mv="urn:schemas-microsoft-com:mac:vml" xmlns:o="urn:schemas-microsoft-com:office:office" xmlns:r="http://schemas.openxmlformats.org/officeDocument/2006/relationships" xmlns:v="urn:schemas-microsoft-com:vml" xmlns:w10="urn:schemas-microsoft-com:office:word" xmlns:w14="http://schemas.microsoft.com/office/word/2010/wordml" xmlns:w="http://schemas.openxmlformats.org/wordprocessingml/2006/main" xmlns:wne="http://schemas.microsoft.com/office/word/2006/wordml" xmlns:wp14="http://schemas.microsoft.com/office/word/2010/wordprocessingDrawing" xmlns:wp="http://schemas.openxmlformats.org/drawingml/2006/wordprocessingDrawing" xmlns:wpc="http://schemas.microsoft.com/office/word/2010/wordprocessingCanvas" xmlns:wpg="http://schemas.microsoft.com/office/word/2010/wordprocessingGroup" xmlns:wpi="http://schemas.microsoft.com/office/word/2010/wordprocessingInk" xmlns:wps="http://schemas.microsoft.com/office/word/2010/wordprocessingShape" mc:Ignorable="w14 wp14">
-  <w:p>
-    <w:pPr>
-      <w:pStyle w:val="Footer"/>
-    </w:pPr>
-  </w:p>
+<w:ftr xmlns:wpc="http://schemas.microsoft.com/office/word/2010/wordprocessingCanvas" xmlns:mc="http://schemas.openxmlformats.org/markup-compatibility/2006" xmlns:o="urn:schemas-microsoft-com:office:office" xmlns:r="http://schemas.openxmlformats.org/officeDocument/2006/relationships" xmlns:m="http://schemas.openxmlformats.org/officeDocument/2006/math" xmlns:v="urn:schemas-microsoft-com:vml" xmlns:wp14="http://schemas.microsoft.com/office/word/2010/wordprocessingDrawing" xmlns:wp="http://schemas.openxmlformats.org/drawingml/2006/wordprocessingDrawing" xmlns:w10="urn:schemas-microsoft-com:office:word" xmlns:w="http://schemas.openxmlformats.org/wordprocessingml/2006/main" xmlns:w14="http://schemas.microsoft.com/office/word/2010/wordml" xmlns:w15="http://schemas.microsoft.com/office/word/2012/wordml" xmlns:wne="http://schemas.microsoft.com/office/word/2006/wordml" xmlns:wpg="http://schemas.microsoft.com/office/word/2010/wordprocessingGroup" xmlns:wpi="http://schemas.microsoft.com/office/word/2010/wordprocessingInk" xmlns:wps="http://schemas.microsoft.com/office/word/2010/wordprocessingShape" mc:Ignorable="w14 w15 wp14">
+  <w:p/>
 </w:ftr>
 </file>
 
 <file path=word/footer3.xml><?xml version="1.0" encoding="utf-8"?>
-<w:ftr xmlns:m="http://schemas.openxmlformats.org/officeDocument/2006/math" xmlns:mc="http://schemas.openxmlformats.org/markup-compatibility/2006" xmlns:mo="http://schemas.microsoft.com/office/mac/office/2008/main" xmlns:mv="urn:schemas-microsoft-com:mac:vml" xmlns:o="urn:schemas-microsoft-com:office:office" xmlns:r="http://schemas.openxmlformats.org/officeDocument/2006/relationships" xmlns:v="urn:schemas-microsoft-com:vml" xmlns:w10="urn:schemas-microsoft-com:office:word" xmlns:w14="http://schemas.microsoft.com/office/word/2010/wordml" xmlns:w="http://schemas.openxmlformats.org/wordprocessingml/2006/main" xmlns:wne="http://schemas.microsoft.com/office/word/2006/wordml" xmlns:wp14="http://schemas.microsoft.com/office/word/2010/wordprocessingDrawing" xmlns:wp="http://schemas.openxmlformats.org/drawingml/2006/wordprocessingDrawing" xmlns:wpc="http://schemas.microsoft.com/office/word/2010/wordprocessingCanvas" xmlns:wpg="http://schemas.microsoft.com/office/word/2010/wordprocessingGroup" xmlns:wpi="http://schemas.microsoft.com/office/word/2010/wordprocessingInk" xmlns:wps="http://schemas.microsoft.com/office/word/2010/wordprocessingShape" mc:Ignorable="w14 wp14">
-  <w:p>
-    <w:pPr>
-      <w:pStyle w:val="Footer"/>
-    </w:pPr>
-  </w:p>
+<w:ftr xmlns:wpc="http://schemas.microsoft.com/office/word/2010/wordprocessingCanvas" xmlns:mc="http://schemas.openxmlformats.org/markup-compatibility/2006" xmlns:o="urn:schemas-microsoft-com:office:office" xmlns:r="http://schemas.openxmlformats.org/officeDocument/2006/relationships" xmlns:m="http://schemas.openxmlformats.org/officeDocument/2006/math" xmlns:v="urn:schemas-microsoft-com:vml" xmlns:wp14="http://schemas.microsoft.com/office/word/2010/wordprocessingDrawing" xmlns:wp="http://schemas.openxmlformats.org/drawingml/2006/wordprocessingDrawing" xmlns:w10="urn:schemas-microsoft-com:office:word" xmlns:w="http://schemas.openxmlformats.org/wordprocessingml/2006/main" xmlns:w14="http://schemas.microsoft.com/office/word/2010/wordml" xmlns:w15="http://schemas.microsoft.com/office/word/2012/wordml" xmlns:wne="http://schemas.microsoft.com/office/word/2006/wordml" xmlns:wpg="http://schemas.microsoft.com/office/word/2010/wordprocessingGroup" xmlns:wpi="http://schemas.microsoft.com/office/word/2010/wordprocessingInk" xmlns:wps="http://schemas.microsoft.com/office/word/2010/wordprocessingShape" mc:Ignorable="w14 w15 wp14">
+  <w:p/>
 </w:ftr>
 </file>
 
-<file path=word/footnotes.xml><?xml version="1.0" encoding="utf-8"?>
-<w:footnotes xmlns:wpc="http://schemas.microsoft.com/office/word/2010/wordprocessingCanvas" xmlns:mc="http://schemas.openxmlformats.org/markup-compatibility/2006" xmlns:o="urn:schemas-microsoft-com:office:office" xmlns:r="http://schemas.openxmlformats.org/officeDocument/2006/relationships" xmlns:m="http://schemas.openxmlformats.org/officeDocument/2006/math" xmlns:v="urn:schemas-microsoft-com:vml" xmlns:wp14="http://schemas.microsoft.com/office/word/2010/wordprocessingDrawing" xmlns:wp="http://schemas.openxmlformats.org/drawingml/2006/wordprocessingDrawing" xmlns:w="http://schemas.openxmlformats.org/wordprocessingml/2006/main" xmlns:w14="http://schemas.microsoft.com/office/word/2010/wordml" xmlns:w15="http://schemas.microsoft.com/office/word/2012/wordml" xmlns:w10="urn:schemas-microsoft-com:office:word" xmlns:wpg="http://schemas.microsoft.com/office/word/2010/wordprocessingGroup" xmlns:wpi="http://schemas.microsoft.com/office/word/2010/wordprocessingInk" xmlns:wne="http://schemas.microsoft.com/office/word/2006/wordml" xmlns:wps="http://schemas.microsoft.com/office/word/2010/wordprocessingShape" xmlns:wpsCustomData="http://www.wps.cn/officeDocument/2013/wpsCustomData" mc:Ignorable="w14 w15 wp14">
-  <w:footnote w:type="separator" w:id="0">
-    <w:p>
-      <w:pPr>
-        <w:spacing w:line="360" w:lineRule="auto"/>
-      </w:pPr>
-      <w:r>
-        <w:separator/>
-      </w:r>
-    </w:p>
-  </w:footnote>
-  <w:footnote w:type="continuationSeparator" w:id="1">
-    <w:p>
-      <w:pPr>
-        <w:spacing w:line="360" w:lineRule="auto"/>
-      </w:pPr>
-      <w:r>
-        <w:continuationSeparator/>
-      </w:r>
-    </w:p>
-  </w:footnote>
-</w:footnotes>
+<file path=word/header1.xml><?xml version="1.0" encoding="utf-8"?>
+<w:hdr xmlns:wpc="http://schemas.microsoft.com/office/word/2010/wordprocessingCanvas" xmlns:mc="http://schemas.openxmlformats.org/markup-compatibility/2006" xmlns:o="urn:schemas-microsoft-com:office:office" xmlns:r="http://schemas.openxmlformats.org/officeDocument/2006/relationships" xmlns:m="http://schemas.openxmlformats.org/officeDocument/2006/math" xmlns:v="urn:schemas-microsoft-com:vml" xmlns:wp14="http://schemas.microsoft.com/office/word/2010/wordprocessingDrawing" xmlns:wp="http://schemas.openxmlformats.org/drawingml/2006/wordprocessingDrawing" xmlns:w10="urn:schemas-microsoft-com:office:word" xmlns:w="http://schemas.openxmlformats.org/wordprocessingml/2006/main" xmlns:w14="http://schemas.microsoft.com/office/word/2010/wordml" xmlns:w15="http://schemas.microsoft.com/office/word/2012/wordml" xmlns:wne="http://schemas.microsoft.com/office/word/2006/wordml" xmlns:wpg="http://schemas.microsoft.com/office/word/2010/wordprocessingGroup" xmlns:wpi="http://schemas.microsoft.com/office/word/2010/wordprocessingInk" xmlns:wps="http://schemas.microsoft.com/office/word/2010/wordprocessingShape" mc:Ignorable="w14 w15 wp14">
+  <w:p/>
+</w:hdr>
 </file>
 
-<file path=word/header1.xml><?xml version="1.0" encoding="utf-8"?>
-<w:hdr xmlns:wpc="http://schemas.microsoft.com/office/word/2010/wordprocessingCanvas" xmlns:mc="http://schemas.openxmlformats.org/markup-compatibility/2006" xmlns:o="urn:schemas-microsoft-com:office:office" xmlns:r="http://schemas.openxmlformats.org/officeDocument/2006/relationships" xmlns:m="http://schemas.openxmlformats.org/officeDocument/2006/math" xmlns:v="urn:schemas-microsoft-com:vml" xmlns:wp14="http://schemas.microsoft.com/office/word/2010/wordprocessingDrawing" xmlns:wp="http://schemas.openxmlformats.org/drawingml/2006/wordprocessingDrawing" xmlns:w10="urn:schemas-microsoft-com:office:word" xmlns:w="http://schemas.openxmlformats.org/wordprocessingml/2006/main" xmlns:w14="http://schemas.microsoft.com/office/word/2010/wordml" xmlns:w15="http://schemas.microsoft.com/office/word/2012/wordml" xmlns:wpg="http://schemas.microsoft.com/office/word/2010/wordprocessingGroup" xmlns:wpi="http://schemas.microsoft.com/office/word/2010/wordprocessingInk" xmlns:wne="http://schemas.microsoft.com/office/word/2006/wordml" xmlns:wps="http://schemas.microsoft.com/office/word/2010/wordprocessingShape" xmlns:wpsCustomData="http://www.wps.cn/officeDocument/2013/wpsCustomData" mc:Ignorable="w14 w15 wp14">
+<file path=word/header2.xml><?xml version="1.0" encoding="utf-8"?>
+<w:hdr xmlns:wpc="http://schemas.microsoft.com/office/word/2010/wordprocessingCanvas" xmlns:mc="http://schemas.openxmlformats.org/markup-compatibility/2006" xmlns:o="urn:schemas-microsoft-com:office:office" xmlns:r="http://schemas.openxmlformats.org/officeDocument/2006/relationships" xmlns:m="http://schemas.openxmlformats.org/officeDocument/2006/math" xmlns:v="urn:schemas-microsoft-com:vml" xmlns:wp14="http://schemas.microsoft.com/office/word/2010/wordprocessingDrawing" xmlns:wp="http://schemas.openxmlformats.org/drawingml/2006/wordprocessingDrawing" xmlns:w10="urn:schemas-microsoft-com:office:word" xmlns:w="http://schemas.openxmlformats.org/wordprocessingml/2006/main" xmlns:w14="http://schemas.microsoft.com/office/word/2010/wordml" xmlns:w15="http://schemas.microsoft.com/office/word/2012/wordml" xmlns:wne="http://schemas.microsoft.com/office/word/2006/wordml" xmlns:wpg="http://schemas.microsoft.com/office/word/2010/wordprocessingGroup" xmlns:wpi="http://schemas.microsoft.com/office/word/2010/wordprocessingInk" xmlns:wps="http://schemas.microsoft.com/office/word/2010/wordprocessingShape" mc:Ignorable="w14 w15 wp14">
   <w:p>
     <w:pPr>
-      <w:pStyle w:val="15"/>
+      <w:pStyle w:val="Header"/>
       <w:pBdr>
-        <w:bottom w:val="single" w:color="auto" w:sz="4" w:space="1"/>
+        <w:bottom w:val="single" w:sz="4" w:space="1" w:color="auto"/>
       </w:pBdr>
       <w:tabs>
         <w:tab w:val="left" w:pos="335"/>
@@ -6301,65 +6031,39 @@
       </w:tabs>
       <w:jc w:val="right"/>
       <w:rPr>
-        <w:rFonts w:hint="eastAsia" w:eastAsiaTheme="minorEastAsia"/>
+        <w:rFonts w:eastAsiaTheme="minorEastAsia" w:hint="eastAsia"/>
         <w:lang w:eastAsia="zh-CN"/>
       </w:rPr>
     </w:pPr>
     <w:r>
       <w:rPr>
-        <w:rFonts w:hint="eastAsia" w:eastAsiaTheme="minorEastAsia"/>
+        <w:rFonts w:eastAsiaTheme="minorEastAsia" w:hint="eastAsia"/>
         <w:lang w:val="en-US" w:eastAsia="zh-CN"/>
       </w:rPr>
       <w:tab/>
       <w:tab/>
       <w:t>重庆市鹧鸪哨信息技术有限责任公司</w:t>
     </w:r>
-    <w:r>
-      <w:rPr>
-        <w:rFonts w:hint="eastAsia" w:eastAsiaTheme="minorEastAsia"/>
-        <w:lang w:val="en-US" w:eastAsia="zh-CN"/>
-      </w:rPr>
-    </w:r>
-    <w:r>
-      <w:rPr>
-        <w:rFonts w:hint="eastAsia" w:eastAsiaTheme="minorEastAsia"/>
-        <w:lang w:val="en-US" w:eastAsia="zh-CN"/>
-      </w:rPr>
-    </w:r>
-  </w:p>
-</w:hdr>
-</file>
-
-<file path=word/header2.xml><?xml version="1.0" encoding="utf-8"?>
-<w:hdr xmlns:m="http://schemas.openxmlformats.org/officeDocument/2006/math" xmlns:mc="http://schemas.openxmlformats.org/markup-compatibility/2006" xmlns:mo="http://schemas.microsoft.com/office/mac/office/2008/main" xmlns:mv="urn:schemas-microsoft-com:mac:vml" xmlns:o="urn:schemas-microsoft-com:office:office" xmlns:r="http://schemas.openxmlformats.org/officeDocument/2006/relationships" xmlns:v="urn:schemas-microsoft-com:vml" xmlns:w10="urn:schemas-microsoft-com:office:word" xmlns:w14="http://schemas.microsoft.com/office/word/2010/wordml" xmlns:w="http://schemas.openxmlformats.org/wordprocessingml/2006/main" xmlns:wne="http://schemas.microsoft.com/office/word/2006/wordml" xmlns:wp14="http://schemas.microsoft.com/office/word/2010/wordprocessingDrawing" xmlns:wp="http://schemas.openxmlformats.org/drawingml/2006/wordprocessingDrawing" xmlns:wpc="http://schemas.microsoft.com/office/word/2010/wordprocessingCanvas" xmlns:wpg="http://schemas.microsoft.com/office/word/2010/wordprocessingGroup" xmlns:wpi="http://schemas.microsoft.com/office/word/2010/wordprocessingInk" xmlns:wps="http://schemas.microsoft.com/office/word/2010/wordprocessingShape" mc:Ignorable="w14 wp14">
-  <w:p>
-    <w:pPr>
-      <w:pStyle w:val="Header"/>
-    </w:pPr>
   </w:p>
 </w:hdr>
 </file>
 
 <file path=word/header3.xml><?xml version="1.0" encoding="utf-8"?>
-<w:hdr xmlns:m="http://schemas.openxmlformats.org/officeDocument/2006/math" xmlns:mc="http://schemas.openxmlformats.org/markup-compatibility/2006" xmlns:mo="http://schemas.microsoft.com/office/mac/office/2008/main" xmlns:mv="urn:schemas-microsoft-com:mac:vml" xmlns:o="urn:schemas-microsoft-com:office:office" xmlns:r="http://schemas.openxmlformats.org/officeDocument/2006/relationships" xmlns:v="urn:schemas-microsoft-com:vml" xmlns:w10="urn:schemas-microsoft-com:office:word" xmlns:w14="http://schemas.microsoft.com/office/word/2010/wordml" xmlns:w="http://schemas.openxmlformats.org/wordprocessingml/2006/main" xmlns:wne="http://schemas.microsoft.com/office/word/2006/wordml" xmlns:wp14="http://schemas.microsoft.com/office/word/2010/wordprocessingDrawing" xmlns:wp="http://schemas.openxmlformats.org/drawingml/2006/wordprocessingDrawing" xmlns:wpc="http://schemas.microsoft.com/office/word/2010/wordprocessingCanvas" xmlns:wpg="http://schemas.microsoft.com/office/word/2010/wordprocessingGroup" xmlns:wpi="http://schemas.microsoft.com/office/word/2010/wordprocessingInk" xmlns:wps="http://schemas.microsoft.com/office/word/2010/wordprocessingShape" mc:Ignorable="w14 wp14">
-  <w:p>
-    <w:pPr>
-      <w:pStyle w:val="Header"/>
-    </w:pPr>
-  </w:p>
+<w:hdr xmlns:wpc="http://schemas.microsoft.com/office/word/2010/wordprocessingCanvas" xmlns:mc="http://schemas.openxmlformats.org/markup-compatibility/2006" xmlns:o="urn:schemas-microsoft-com:office:office" xmlns:r="http://schemas.openxmlformats.org/officeDocument/2006/relationships" xmlns:m="http://schemas.openxmlformats.org/officeDocument/2006/math" xmlns:v="urn:schemas-microsoft-com:vml" xmlns:wp14="http://schemas.microsoft.com/office/word/2010/wordprocessingDrawing" xmlns:wp="http://schemas.openxmlformats.org/drawingml/2006/wordprocessingDrawing" xmlns:w10="urn:schemas-microsoft-com:office:word" xmlns:w="http://schemas.openxmlformats.org/wordprocessingml/2006/main" xmlns:w14="http://schemas.microsoft.com/office/word/2010/wordml" xmlns:w15="http://schemas.microsoft.com/office/word/2012/wordml" xmlns:wne="http://schemas.microsoft.com/office/word/2006/wordml" xmlns:wpg="http://schemas.microsoft.com/office/word/2010/wordprocessingGroup" xmlns:wpi="http://schemas.microsoft.com/office/word/2010/wordprocessingInk" xmlns:wps="http://schemas.microsoft.com/office/word/2010/wordprocessingShape" mc:Ignorable="w14 w15 wp14">
+  <w:p/>
 </w:hdr>
 </file>
 
 <file path=word/numbering.xml><?xml version="1.0" encoding="utf-8"?>
-<w:numbering xmlns:wpc="http://schemas.microsoft.com/office/word/2010/wordprocessingCanvas" xmlns:mc="http://schemas.openxmlformats.org/markup-compatibility/2006" xmlns:o="urn:schemas-microsoft-com:office:office" xmlns:r="http://schemas.openxmlformats.org/officeDocument/2006/relationships" xmlns:m="http://schemas.openxmlformats.org/officeDocument/2006/math" xmlns:v="urn:schemas-microsoft-com:vml" xmlns:wp14="http://schemas.microsoft.com/office/word/2010/wordprocessingDrawing" xmlns:wp="http://schemas.openxmlformats.org/drawingml/2006/wordprocessingDrawing" xmlns:w10="urn:schemas-microsoft-com:office:word" xmlns:w="http://schemas.openxmlformats.org/wordprocessingml/2006/main" xmlns:w14="http://schemas.microsoft.com/office/word/2010/wordml" xmlns:wpg="http://schemas.microsoft.com/office/word/2010/wordprocessingGroup" xmlns:wpi="http://schemas.microsoft.com/office/word/2010/wordprocessingInk" xmlns:wne="http://schemas.microsoft.com/office/word/2006/wordml" xmlns:wps="http://schemas.microsoft.com/office/word/2010/wordprocessingShape" xmlns:wpsCustomData="http://www.wps.cn/officeDocument/2013/wpsCustomData" mc:Ignorable="w14 wp14">
+<w:numbering xmlns:wpc="http://schemas.microsoft.com/office/word/2010/wordprocessingCanvas" xmlns:mc="http://schemas.openxmlformats.org/markup-compatibility/2006" xmlns:o="urn:schemas-microsoft-com:office:office" xmlns:r="http://schemas.openxmlformats.org/officeDocument/2006/relationships" xmlns:m="http://schemas.openxmlformats.org/officeDocument/2006/math" xmlns:v="urn:schemas-microsoft-com:vml" xmlns:wp14="http://schemas.microsoft.com/office/word/2010/wordprocessingDrawing" xmlns:wp="http://schemas.openxmlformats.org/drawingml/2006/wordprocessingDrawing" xmlns:w10="urn:schemas-microsoft-com:office:word" xmlns:w="http://schemas.openxmlformats.org/wordprocessingml/2006/main" xmlns:w14="http://schemas.microsoft.com/office/word/2010/wordml" xmlns:w15="http://schemas.microsoft.com/office/word/2012/wordml" xmlns:wne="http://schemas.microsoft.com/office/word/2006/wordml" xmlns:wpg="http://schemas.microsoft.com/office/word/2010/wordprocessingGroup" xmlns:wpi="http://schemas.microsoft.com/office/word/2010/wordprocessingInk" xmlns:wps="http://schemas.microsoft.com/office/word/2010/wordprocessingShape" mc:Ignorable="w14 w15 wp14">
   <w:abstractNum w:abstractNumId="0">
     <w:nsid w:val="8E964DCE"/>
     <w:multiLevelType w:val="multilevel"/>
     <w:tmpl w:val="8E964DCE"/>
-    <w:lvl w:ilvl="0" w:tentative="0">
+    <w:lvl w:ilvl="0">
       <w:start w:val="1"/>
       <w:numFmt w:val="decimal"/>
-      <w:pStyle w:val="2"/>
+      <w:pStyle w:val="Heading1"/>
       <w:lvlText w:val="%1."/>
       <w:lvlJc w:val="left"/>
       <w:pPr>
@@ -6369,10 +6073,10 @@
         <w:rFonts w:hint="default"/>
       </w:rPr>
     </w:lvl>
-    <w:lvl w:ilvl="1" w:tentative="0">
+    <w:lvl w:ilvl="1">
       <w:start w:val="1"/>
       <w:numFmt w:val="decimal"/>
-      <w:pStyle w:val="3"/>
+      <w:pStyle w:val="Heading2"/>
       <w:lvlText w:val="%1.%2."/>
       <w:lvlJc w:val="left"/>
       <w:pPr>
@@ -6382,10 +6086,10 @@
         <w:rFonts w:hint="default"/>
       </w:rPr>
     </w:lvl>
-    <w:lvl w:ilvl="2" w:tentative="0">
+    <w:lvl w:ilvl="2">
       <w:start w:val="1"/>
       <w:numFmt w:val="decimal"/>
-      <w:pStyle w:val="4"/>
+      <w:pStyle w:val="Heading3"/>
       <w:lvlText w:val="%1.%2.%3."/>
       <w:lvlJc w:val="left"/>
       <w:pPr>
@@ -6395,10 +6099,10 @@
         <w:rFonts w:hint="default"/>
       </w:rPr>
     </w:lvl>
-    <w:lvl w:ilvl="3" w:tentative="0">
+    <w:lvl w:ilvl="3">
       <w:start w:val="1"/>
       <w:numFmt w:val="decimal"/>
-      <w:pStyle w:val="5"/>
+      <w:pStyle w:val="Heading4"/>
       <w:lvlText w:val="%1.%2.%3.%4."/>
       <w:lvlJc w:val="left"/>
       <w:pPr>
@@ -6408,10 +6112,10 @@
         <w:rFonts w:hint="default"/>
       </w:rPr>
     </w:lvl>
-    <w:lvl w:ilvl="4" w:tentative="0">
+    <w:lvl w:ilvl="4">
       <w:start w:val="1"/>
       <w:numFmt w:val="decimal"/>
-      <w:pStyle w:val="6"/>
+      <w:pStyle w:val="Heading5"/>
       <w:lvlText w:val="%1.%2.%3.%4.%5."/>
       <w:lvlJc w:val="left"/>
       <w:pPr>
@@ -6421,10 +6125,10 @@
         <w:rFonts w:hint="default"/>
       </w:rPr>
     </w:lvl>
-    <w:lvl w:ilvl="5" w:tentative="0">
+    <w:lvl w:ilvl="5">
       <w:start w:val="1"/>
       <w:numFmt w:val="decimal"/>
-      <w:pStyle w:val="7"/>
+      <w:pStyle w:val="Heading6"/>
       <w:lvlText w:val="%1.%2.%3.%4.%5.%6."/>
       <w:lvlJc w:val="left"/>
       <w:pPr>
@@ -6434,10 +6138,10 @@
         <w:rFonts w:hint="default"/>
       </w:rPr>
     </w:lvl>
-    <w:lvl w:ilvl="6" w:tentative="0">
+    <w:lvl w:ilvl="6">
       <w:start w:val="1"/>
       <w:numFmt w:val="decimal"/>
-      <w:pStyle w:val="8"/>
+      <w:pStyle w:val="Heading7"/>
       <w:lvlText w:val="%1.%2.%3.%4.%5.%6.%7."/>
       <w:lvlJc w:val="left"/>
       <w:pPr>
@@ -6447,10 +6151,10 @@
         <w:rFonts w:hint="default"/>
       </w:rPr>
     </w:lvl>
-    <w:lvl w:ilvl="7" w:tentative="0">
+    <w:lvl w:ilvl="7">
       <w:start w:val="1"/>
       <w:numFmt w:val="decimal"/>
-      <w:pStyle w:val="9"/>
+      <w:pStyle w:val="Heading8"/>
       <w:lvlText w:val="%1.%2.%3.%4.%5.%6.%7.%8."/>
       <w:lvlJc w:val="left"/>
       <w:pPr>
@@ -6460,10 +6164,10 @@
         <w:rFonts w:hint="default"/>
       </w:rPr>
     </w:lvl>
-    <w:lvl w:ilvl="8" w:tentative="0">
+    <w:lvl w:ilvl="8">
       <w:start w:val="1"/>
       <w:numFmt w:val="decimal"/>
-      <w:pStyle w:val="10"/>
+      <w:pStyle w:val="Heading9"/>
       <w:lvlText w:val="%1.%2.%3.%4.%5.%6.%7.%8.%9."/>
       <w:lvlJc w:val="left"/>
       <w:pPr>
@@ -6478,7 +6182,7 @@
     <w:nsid w:val="EEFE97EC"/>
     <w:multiLevelType w:val="singleLevel"/>
     <w:tmpl w:val="EEFE97EC"/>
-    <w:lvl w:ilvl="0" w:tentative="0">
+    <w:lvl w:ilvl="0">
       <w:start w:val="1"/>
       <w:numFmt w:val="decimal"/>
       <w:lvlText w:val="%1."/>
@@ -6495,7 +6199,7 @@
     <w:nsid w:val="29320EFE"/>
     <w:multiLevelType w:val="singleLevel"/>
     <w:tmpl w:val="29320EFE"/>
-    <w:lvl w:ilvl="0" w:tentative="0">
+    <w:lvl w:ilvl="0">
       <w:start w:val="1"/>
       <w:numFmt w:val="decimal"/>
       <w:lvlText w:val="%1."/>
@@ -6521,269 +6225,267 @@
 </file>
 
 <file path=word/styles.xml><?xml version="1.0" encoding="utf-8"?>
-<w:styles xmlns:mc="http://schemas.openxmlformats.org/markup-compatibility/2006" xmlns:o="urn:schemas-microsoft-com:office:office" xmlns:r="http://schemas.openxmlformats.org/officeDocument/2006/relationships" xmlns:m="http://schemas.openxmlformats.org/officeDocument/2006/math" xmlns:v="urn:schemas-microsoft-com:vml" xmlns:w="http://schemas.openxmlformats.org/wordprocessingml/2006/main" xmlns:w14="http://schemas.microsoft.com/office/word/2010/wordml" xmlns:w10="urn:schemas-microsoft-com:office:word" xmlns:sl="http://schemas.openxmlformats.org/schemaLibrary/2006/main" xmlns:wpsCustomData="http://www.wps.cn/officeDocument/2013/wpsCustomData" mc:Ignorable="w14">
+<w:styles xmlns:mc="http://schemas.openxmlformats.org/markup-compatibility/2006" xmlns:r="http://schemas.openxmlformats.org/officeDocument/2006/relationships" xmlns:w="http://schemas.openxmlformats.org/wordprocessingml/2006/main" xmlns:w14="http://schemas.microsoft.com/office/word/2010/wordml" xmlns:w15="http://schemas.microsoft.com/office/word/2012/wordml" mc:Ignorable="w14 w15">
   <w:docDefaults>
     <w:rPrDefault>
       <w:rPr>
-        <w:rFonts w:ascii="Times New Roman" w:hAnsi="Times New Roman" w:eastAsia="宋体" w:cs="Times New Roman"/>
+        <w:rFonts w:ascii="Times New Roman" w:eastAsia="宋体" w:hAnsi="Times New Roman" w:cs="Times New Roman"/>
       </w:rPr>
     </w:rPrDefault>
     <w:pPrDefault/>
   </w:docDefaults>
-  <w:latentStyles w:count="260" w:defQFormat="0" w:defUnhideWhenUsed="1" w:defSemiHidden="1" w:defUIPriority="99" w:defLockedState="0">
-    <w:lsdException w:qFormat="1" w:unhideWhenUsed="0" w:uiPriority="0" w:semiHidden="0" w:name="Normal"/>
-    <w:lsdException w:qFormat="1" w:unhideWhenUsed="0" w:uiPriority="0" w:semiHidden="0" w:name="heading 1"/>
-    <w:lsdException w:qFormat="1" w:uiPriority="0" w:semiHidden="0" w:name="heading 2"/>
-    <w:lsdException w:qFormat="1" w:uiPriority="0" w:name="heading 3"/>
-    <w:lsdException w:qFormat="1" w:uiPriority="0" w:semiHidden="0" w:name="heading 4"/>
-    <w:lsdException w:qFormat="1" w:uiPriority="0" w:name="heading 5"/>
-    <w:lsdException w:qFormat="1" w:uiPriority="0" w:name="heading 6"/>
-    <w:lsdException w:qFormat="1" w:uiPriority="0" w:name="heading 7"/>
-    <w:lsdException w:qFormat="1" w:uiPriority="0" w:name="heading 8"/>
-    <w:lsdException w:qFormat="1" w:uiPriority="0" w:name="heading 9"/>
-    <w:lsdException w:unhideWhenUsed="0" w:uiPriority="0" w:semiHidden="0" w:name="index 1"/>
-    <w:lsdException w:unhideWhenUsed="0" w:uiPriority="0" w:semiHidden="0" w:name="index 2"/>
-    <w:lsdException w:unhideWhenUsed="0" w:uiPriority="0" w:semiHidden="0" w:name="index 3"/>
-    <w:lsdException w:unhideWhenUsed="0" w:uiPriority="0" w:semiHidden="0" w:name="index 4"/>
-    <w:lsdException w:unhideWhenUsed="0" w:uiPriority="0" w:semiHidden="0" w:name="index 5"/>
-    <w:lsdException w:unhideWhenUsed="0" w:uiPriority="0" w:semiHidden="0" w:name="index 6"/>
-    <w:lsdException w:unhideWhenUsed="0" w:uiPriority="0" w:semiHidden="0" w:name="index 7"/>
-    <w:lsdException w:unhideWhenUsed="0" w:uiPriority="0" w:semiHidden="0" w:name="index 8"/>
-    <w:lsdException w:unhideWhenUsed="0" w:uiPriority="0" w:semiHidden="0" w:name="index 9"/>
-    <w:lsdException w:qFormat="1" w:unhideWhenUsed="0" w:uiPriority="0" w:semiHidden="0" w:name="toc 1"/>
-    <w:lsdException w:qFormat="1" w:unhideWhenUsed="0" w:uiPriority="0" w:semiHidden="0" w:name="toc 2"/>
-    <w:lsdException w:qFormat="1" w:unhideWhenUsed="0" w:uiPriority="0" w:semiHidden="0" w:name="toc 3"/>
-    <w:lsdException w:unhideWhenUsed="0" w:uiPriority="0" w:semiHidden="0" w:name="toc 4"/>
-    <w:lsdException w:unhideWhenUsed="0" w:uiPriority="0" w:semiHidden="0" w:name="toc 5"/>
-    <w:lsdException w:unhideWhenUsed="0" w:uiPriority="0" w:semiHidden="0" w:name="toc 6"/>
-    <w:lsdException w:unhideWhenUsed="0" w:uiPriority="0" w:semiHidden="0" w:name="toc 7"/>
-    <w:lsdException w:unhideWhenUsed="0" w:uiPriority="0" w:semiHidden="0" w:name="toc 8"/>
-    <w:lsdException w:unhideWhenUsed="0" w:uiPriority="0" w:semiHidden="0" w:name="toc 9"/>
-    <w:lsdException w:unhideWhenUsed="0" w:uiPriority="0" w:semiHidden="0" w:name="Normal Indent"/>
-    <w:lsdException w:unhideWhenUsed="0" w:uiPriority="0" w:semiHidden="0" w:name="footnote text"/>
-    <w:lsdException w:qFormat="1" w:unhideWhenUsed="0" w:uiPriority="0" w:semiHidden="0" w:name="annotation text"/>
-    <w:lsdException w:qFormat="1" w:unhideWhenUsed="0" w:uiPriority="0" w:semiHidden="0" w:name="header"/>
-    <w:lsdException w:qFormat="1" w:unhideWhenUsed="0" w:uiPriority="0" w:semiHidden="0" w:name="footer"/>
-    <w:lsdException w:unhideWhenUsed="0" w:uiPriority="0" w:semiHidden="0" w:name="index heading"/>
-    <w:lsdException w:qFormat="1" w:uiPriority="0" w:name="caption"/>
-    <w:lsdException w:unhideWhenUsed="0" w:uiPriority="0" w:semiHidden="0" w:name="table of figures"/>
-    <w:lsdException w:unhideWhenUsed="0" w:uiPriority="0" w:semiHidden="0" w:name="envelope address"/>
-    <w:lsdException w:unhideWhenUsed="0" w:uiPriority="0" w:semiHidden="0" w:name="envelope return"/>
-    <w:lsdException w:unhideWhenUsed="0" w:uiPriority="0" w:semiHidden="0" w:name="footnote reference"/>
-    <w:lsdException w:unhideWhenUsed="0" w:uiPriority="0" w:semiHidden="0" w:name="annotation reference"/>
-    <w:lsdException w:unhideWhenUsed="0" w:uiPriority="0" w:semiHidden="0" w:name="line number"/>
-    <w:lsdException w:unhideWhenUsed="0" w:uiPriority="0" w:semiHidden="0" w:name="page number"/>
-    <w:lsdException w:unhideWhenUsed="0" w:uiPriority="0" w:semiHidden="0" w:name="endnote reference"/>
-    <w:lsdException w:unhideWhenUsed="0" w:uiPriority="0" w:semiHidden="0" w:name="endnote text"/>
-    <w:lsdException w:unhideWhenUsed="0" w:uiPriority="0" w:semiHidden="0" w:name="table of authorities"/>
-    <w:lsdException w:unhideWhenUsed="0" w:uiPriority="0" w:semiHidden="0" w:name="macro"/>
-    <w:lsdException w:unhideWhenUsed="0" w:uiPriority="0" w:semiHidden="0" w:name="toa heading"/>
-    <w:lsdException w:unhideWhenUsed="0" w:uiPriority="0" w:semiHidden="0" w:name="List"/>
-    <w:lsdException w:unhideWhenUsed="0" w:uiPriority="0" w:semiHidden="0" w:name="List Bullet"/>
-    <w:lsdException w:unhideWhenUsed="0" w:uiPriority="0" w:semiHidden="0" w:name="List Number"/>
-    <w:lsdException w:unhideWhenUsed="0" w:uiPriority="0" w:semiHidden="0" w:name="List 2"/>
-    <w:lsdException w:unhideWhenUsed="0" w:uiPriority="0" w:semiHidden="0" w:name="List 3"/>
-    <w:lsdException w:unhideWhenUsed="0" w:uiPriority="0" w:semiHidden="0" w:name="List 4"/>
-    <w:lsdException w:unhideWhenUsed="0" w:uiPriority="0" w:semiHidden="0" w:name="List 5"/>
-    <w:lsdException w:unhideWhenUsed="0" w:uiPriority="0" w:semiHidden="0" w:name="List Bullet 2"/>
-    <w:lsdException w:unhideWhenUsed="0" w:uiPriority="0" w:semiHidden="0" w:name="List Bullet 3"/>
-    <w:lsdException w:unhideWhenUsed="0" w:uiPriority="0" w:semiHidden="0" w:name="List Bullet 4"/>
-    <w:lsdException w:unhideWhenUsed="0" w:uiPriority="0" w:semiHidden="0" w:name="List Bullet 5"/>
-    <w:lsdException w:unhideWhenUsed="0" w:uiPriority="0" w:semiHidden="0" w:name="List Number 2"/>
-    <w:lsdException w:unhideWhenUsed="0" w:uiPriority="0" w:semiHidden="0" w:name="List Number 3"/>
-    <w:lsdException w:unhideWhenUsed="0" w:uiPriority="0" w:semiHidden="0" w:name="List Number 4"/>
-    <w:lsdException w:unhideWhenUsed="0" w:uiPriority="0" w:semiHidden="0" w:name="List Number 5"/>
-    <w:lsdException w:qFormat="1" w:unhideWhenUsed="0" w:uiPriority="0" w:semiHidden="0" w:name="Title"/>
-    <w:lsdException w:unhideWhenUsed="0" w:uiPriority="0" w:semiHidden="0" w:name="Closing"/>
-    <w:lsdException w:unhideWhenUsed="0" w:uiPriority="0" w:semiHidden="0" w:name="Signature"/>
-    <w:lsdException w:qFormat="1" w:unhideWhenUsed="0" w:uiPriority="0" w:name="Default Paragraph Font"/>
-    <w:lsdException w:qFormat="1" w:unhideWhenUsed="0" w:uiPriority="0" w:name="Body Text"/>
-    <w:lsdException w:unhideWhenUsed="0" w:uiPriority="0" w:semiHidden="0" w:name="Body Text Indent"/>
-    <w:lsdException w:unhideWhenUsed="0" w:uiPriority="0" w:semiHidden="0" w:name="List Continue"/>
-    <w:lsdException w:unhideWhenUsed="0" w:uiPriority="0" w:semiHidden="0" w:name="List Continue 2"/>
-    <w:lsdException w:unhideWhenUsed="0" w:uiPriority="0" w:semiHidden="0" w:name="List Continue 3"/>
-    <w:lsdException w:unhideWhenUsed="0" w:uiPriority="0" w:semiHidden="0" w:name="List Continue 4"/>
-    <w:lsdException w:unhideWhenUsed="0" w:uiPriority="0" w:semiHidden="0" w:name="List Continue 5"/>
-    <w:lsdException w:unhideWhenUsed="0" w:uiPriority="0" w:semiHidden="0" w:name="Message Header"/>
-    <w:lsdException w:qFormat="1" w:unhideWhenUsed="0" w:uiPriority="0" w:semiHidden="0" w:name="Subtitle"/>
-    <w:lsdException w:unhideWhenUsed="0" w:uiPriority="0" w:semiHidden="0" w:name="Salutation"/>
-    <w:lsdException w:unhideWhenUsed="0" w:uiPriority="0" w:semiHidden="0" w:name="Date"/>
-    <w:lsdException w:unhideWhenUsed="0" w:uiPriority="0" w:semiHidden="0" w:name="Body Text First Indent"/>
-    <w:lsdException w:unhideWhenUsed="0" w:uiPriority="0" w:semiHidden="0" w:name="Body Text First Indent 2"/>
-    <w:lsdException w:uiPriority="99" w:name="Note Heading"/>
-    <w:lsdException w:unhideWhenUsed="0" w:uiPriority="0" w:semiHidden="0" w:name="Body Text 2"/>
-    <w:lsdException w:unhideWhenUsed="0" w:uiPriority="0" w:semiHidden="0" w:name="Body Text 3"/>
-    <w:lsdException w:unhideWhenUsed="0" w:uiPriority="0" w:semiHidden="0" w:name="Body Text Indent 2"/>
-    <w:lsdException w:unhideWhenUsed="0" w:uiPriority="0" w:semiHidden="0" w:name="Body Text Indent 3"/>
-    <w:lsdException w:unhideWhenUsed="0" w:uiPriority="0" w:semiHidden="0" w:name="Block Text"/>
-    <w:lsdException w:unhideWhenUsed="0" w:uiPriority="0" w:semiHidden="0" w:name="Hyperlink"/>
-    <w:lsdException w:unhideWhenUsed="0" w:uiPriority="0" w:semiHidden="0" w:name="FollowedHyperlink"/>
-    <w:lsdException w:qFormat="1" w:unhideWhenUsed="0" w:uiPriority="0" w:semiHidden="0" w:name="Strong"/>
-    <w:lsdException w:qFormat="1" w:unhideWhenUsed="0" w:uiPriority="0" w:semiHidden="0" w:name="Emphasis"/>
-    <w:lsdException w:unhideWhenUsed="0" w:uiPriority="0" w:semiHidden="0" w:name="Document Map"/>
-    <w:lsdException w:unhideWhenUsed="0" w:uiPriority="0" w:semiHidden="0" w:name="Plain Text"/>
-    <w:lsdException w:unhideWhenUsed="0" w:uiPriority="0" w:semiHidden="0" w:name="E-mail Signature"/>
-    <w:lsdException w:qFormat="1" w:unhideWhenUsed="0" w:uiPriority="0" w:semiHidden="0" w:name="Normal (Web)"/>
-    <w:lsdException w:unhideWhenUsed="0" w:uiPriority="0" w:semiHidden="0" w:name="HTML Acronym"/>
-    <w:lsdException w:unhideWhenUsed="0" w:uiPriority="0" w:semiHidden="0" w:name="HTML Address"/>
-    <w:lsdException w:unhideWhenUsed="0" w:uiPriority="0" w:semiHidden="0" w:name="HTML Cite"/>
-    <w:lsdException w:unhideWhenUsed="0" w:uiPriority="0" w:semiHidden="0" w:name="HTML Code"/>
-    <w:lsdException w:unhideWhenUsed="0" w:uiPriority="0" w:semiHidden="0" w:name="HTML Definition"/>
-    <w:lsdException w:unhideWhenUsed="0" w:uiPriority="0" w:semiHidden="0" w:name="HTML Keyboard"/>
-    <w:lsdException w:unhideWhenUsed="0" w:uiPriority="0" w:semiHidden="0" w:name="HTML Preformatted"/>
-    <w:lsdException w:unhideWhenUsed="0" w:uiPriority="0" w:semiHidden="0" w:name="HTML Sample"/>
-    <w:lsdException w:unhideWhenUsed="0" w:uiPriority="0" w:semiHidden="0" w:name="HTML Typewriter"/>
-    <w:lsdException w:unhideWhenUsed="0" w:uiPriority="0" w:semiHidden="0" w:name="HTML Variable"/>
-    <w:lsdException w:qFormat="1" w:unhideWhenUsed="0" w:uiPriority="0" w:name="Normal Table"/>
-    <w:lsdException w:unhideWhenUsed="0" w:uiPriority="0" w:semiHidden="0" w:name="annotation subject"/>
-    <w:lsdException w:unhideWhenUsed="0" w:uiPriority="0" w:semiHidden="0" w:name="Table Simple 1"/>
-    <w:lsdException w:unhideWhenUsed="0" w:uiPriority="0" w:semiHidden="0" w:name="Table Simple 2"/>
-    <w:lsdException w:unhideWhenUsed="0" w:uiPriority="0" w:semiHidden="0" w:name="Table Simple 3"/>
-    <w:lsdException w:unhideWhenUsed="0" w:uiPriority="0" w:semiHidden="0" w:name="Table Classic 1"/>
-    <w:lsdException w:unhideWhenUsed="0" w:uiPriority="0" w:semiHidden="0" w:name="Table Classic 2"/>
-    <w:lsdException w:unhideWhenUsed="0" w:uiPriority="0" w:semiHidden="0" w:name="Table Classic 3"/>
-    <w:lsdException w:unhideWhenUsed="0" w:uiPriority="0" w:semiHidden="0" w:name="Table Classic 4"/>
-    <w:lsdException w:unhideWhenUsed="0" w:uiPriority="0" w:semiHidden="0" w:name="Table Colorful 1"/>
-    <w:lsdException w:unhideWhenUsed="0" w:uiPriority="0" w:semiHidden="0" w:name="Table Colorful 2"/>
-    <w:lsdException w:unhideWhenUsed="0" w:uiPriority="0" w:semiHidden="0" w:name="Table Colorful 3"/>
-    <w:lsdException w:unhideWhenUsed="0" w:uiPriority="0" w:semiHidden="0" w:name="Table Columns 1"/>
-    <w:lsdException w:unhideWhenUsed="0" w:uiPriority="0" w:semiHidden="0" w:name="Table Columns 2"/>
-    <w:lsdException w:unhideWhenUsed="0" w:uiPriority="0" w:semiHidden="0" w:name="Table Columns 3"/>
-    <w:lsdException w:unhideWhenUsed="0" w:uiPriority="0" w:semiHidden="0" w:name="Table Columns 4"/>
-    <w:lsdException w:unhideWhenUsed="0" w:uiPriority="0" w:semiHidden="0" w:name="Table Columns 5"/>
-    <w:lsdException w:unhideWhenUsed="0" w:uiPriority="0" w:semiHidden="0" w:name="Table Grid 1"/>
-    <w:lsdException w:unhideWhenUsed="0" w:uiPriority="0" w:semiHidden="0" w:name="Table Grid 2"/>
-    <w:lsdException w:unhideWhenUsed="0" w:uiPriority="0" w:semiHidden="0" w:name="Table Grid 3"/>
-    <w:lsdException w:unhideWhenUsed="0" w:uiPriority="0" w:semiHidden="0" w:name="Table Grid 4"/>
-    <w:lsdException w:unhideWhenUsed="0" w:uiPriority="0" w:semiHidden="0" w:name="Table Grid 5"/>
-    <w:lsdException w:unhideWhenUsed="0" w:uiPriority="0" w:semiHidden="0" w:name="Table Grid 6"/>
-    <w:lsdException w:unhideWhenUsed="0" w:uiPriority="0" w:semiHidden="0" w:name="Table Grid 7"/>
-    <w:lsdException w:unhideWhenUsed="0" w:uiPriority="0" w:semiHidden="0" w:name="Table Grid 8"/>
-    <w:lsdException w:unhideWhenUsed="0" w:uiPriority="0" w:semiHidden="0" w:name="Table List 1"/>
-    <w:lsdException w:unhideWhenUsed="0" w:uiPriority="0" w:semiHidden="0" w:name="Table List 2"/>
-    <w:lsdException w:unhideWhenUsed="0" w:uiPriority="0" w:semiHidden="0" w:name="Table List 3"/>
-    <w:lsdException w:unhideWhenUsed="0" w:uiPriority="0" w:semiHidden="0" w:name="Table List 4"/>
-    <w:lsdException w:unhideWhenUsed="0" w:uiPriority="0" w:semiHidden="0" w:name="Table List 5"/>
-    <w:lsdException w:unhideWhenUsed="0" w:uiPriority="0" w:semiHidden="0" w:name="Table List 6"/>
-    <w:lsdException w:unhideWhenUsed="0" w:uiPriority="0" w:semiHidden="0" w:name="Table List 7"/>
-    <w:lsdException w:unhideWhenUsed="0" w:uiPriority="0" w:semiHidden="0" w:name="Table List 8"/>
-    <w:lsdException w:unhideWhenUsed="0" w:uiPriority="0" w:semiHidden="0" w:name="Table 3D effects 1"/>
-    <w:lsdException w:unhideWhenUsed="0" w:uiPriority="0" w:semiHidden="0" w:name="Table 3D effects 2"/>
-    <w:lsdException w:unhideWhenUsed="0" w:uiPriority="0" w:semiHidden="0" w:name="Table 3D effects 3"/>
-    <w:lsdException w:unhideWhenUsed="0" w:uiPriority="0" w:semiHidden="0" w:name="Table Contemporary"/>
-    <w:lsdException w:unhideWhenUsed="0" w:uiPriority="0" w:semiHidden="0" w:name="Table Elegant"/>
-    <w:lsdException w:unhideWhenUsed="0" w:uiPriority="0" w:semiHidden="0" w:name="Table Professional"/>
-    <w:lsdException w:unhideWhenUsed="0" w:uiPriority="0" w:semiHidden="0" w:name="Table Subtle 1"/>
-    <w:lsdException w:unhideWhenUsed="0" w:uiPriority="0" w:semiHidden="0" w:name="Table Subtle 2"/>
-    <w:lsdException w:unhideWhenUsed="0" w:uiPriority="0" w:semiHidden="0" w:name="Table Web 1"/>
-    <w:lsdException w:unhideWhenUsed="0" w:uiPriority="0" w:semiHidden="0" w:name="Table Web 2"/>
-    <w:lsdException w:unhideWhenUsed="0" w:uiPriority="0" w:semiHidden="0" w:name="Table Web 3"/>
-    <w:lsdException w:unhideWhenUsed="0" w:uiPriority="0" w:semiHidden="0" w:name="Balloon Text"/>
-    <w:lsdException w:qFormat="1" w:unhideWhenUsed="0" w:uiPriority="0" w:semiHidden="0" w:name="Table Grid"/>
-    <w:lsdException w:unhideWhenUsed="0" w:uiPriority="0" w:semiHidden="0" w:name="Table Theme"/>
-    <w:lsdException w:unhideWhenUsed="0" w:uiPriority="60" w:semiHidden="0" w:name="Light Shading"/>
-    <w:lsdException w:unhideWhenUsed="0" w:uiPriority="61" w:semiHidden="0" w:name="Light List"/>
-    <w:lsdException w:unhideWhenUsed="0" w:uiPriority="62" w:semiHidden="0" w:name="Light Grid"/>
-    <w:lsdException w:unhideWhenUsed="0" w:uiPriority="63" w:semiHidden="0" w:name="Medium Shading 1"/>
-    <w:lsdException w:unhideWhenUsed="0" w:uiPriority="64" w:semiHidden="0" w:name="Medium Shading 2"/>
-    <w:lsdException w:unhideWhenUsed="0" w:uiPriority="65" w:semiHidden="0" w:name="Medium List 1"/>
-    <w:lsdException w:unhideWhenUsed="0" w:uiPriority="66" w:semiHidden="0" w:name="Medium List 2"/>
-    <w:lsdException w:unhideWhenUsed="0" w:uiPriority="67" w:semiHidden="0" w:name="Medium Grid 1"/>
-    <w:lsdException w:unhideWhenUsed="0" w:uiPriority="68" w:semiHidden="0" w:name="Medium Grid 2"/>
-    <w:lsdException w:unhideWhenUsed="0" w:uiPriority="69" w:semiHidden="0" w:name="Medium Grid 3"/>
-    <w:lsdException w:unhideWhenUsed="0" w:uiPriority="70" w:semiHidden="0" w:name="Dark List"/>
-    <w:lsdException w:unhideWhenUsed="0" w:uiPriority="71" w:semiHidden="0" w:name="Colorful Shading"/>
-    <w:lsdException w:unhideWhenUsed="0" w:uiPriority="72" w:semiHidden="0" w:name="Colorful List"/>
-    <w:lsdException w:unhideWhenUsed="0" w:uiPriority="73" w:semiHidden="0" w:name="Colorful Grid"/>
-    <w:lsdException w:unhideWhenUsed="0" w:uiPriority="60" w:semiHidden="0" w:name="Light Shading Accent 1"/>
-    <w:lsdException w:unhideWhenUsed="0" w:uiPriority="61" w:semiHidden="0" w:name="Light List Accent 1"/>
-    <w:lsdException w:unhideWhenUsed="0" w:uiPriority="62" w:semiHidden="0" w:name="Light Grid Accent 1"/>
-    <w:lsdException w:unhideWhenUsed="0" w:uiPriority="63" w:semiHidden="0" w:name="Medium Shading 1 Accent 1"/>
-    <w:lsdException w:unhideWhenUsed="0" w:uiPriority="64" w:semiHidden="0" w:name="Medium Shading 2 Accent 1"/>
-    <w:lsdException w:unhideWhenUsed="0" w:uiPriority="65" w:semiHidden="0" w:name="Medium List 1 Accent 1"/>
-    <w:lsdException w:unhideWhenUsed="0" w:uiPriority="66" w:semiHidden="0" w:name="Medium List 2 Accent 1"/>
-    <w:lsdException w:unhideWhenUsed="0" w:uiPriority="67" w:semiHidden="0" w:name="Medium Grid 1 Accent 1"/>
-    <w:lsdException w:unhideWhenUsed="0" w:uiPriority="68" w:semiHidden="0" w:name="Medium Grid 2 Accent 1"/>
-    <w:lsdException w:unhideWhenUsed="0" w:uiPriority="69" w:semiHidden="0" w:name="Medium Grid 3 Accent 1"/>
-    <w:lsdException w:unhideWhenUsed="0" w:uiPriority="70" w:semiHidden="0" w:name="Dark List Accent 1"/>
-    <w:lsdException w:unhideWhenUsed="0" w:uiPriority="71" w:semiHidden="0" w:name="Colorful Shading Accent 1"/>
-    <w:lsdException w:unhideWhenUsed="0" w:uiPriority="72" w:semiHidden="0" w:name="Colorful List Accent 1"/>
-    <w:lsdException w:unhideWhenUsed="0" w:uiPriority="73" w:semiHidden="0" w:name="Colorful Grid Accent 1"/>
-    <w:lsdException w:unhideWhenUsed="0" w:uiPriority="60" w:semiHidden="0" w:name="Light Shading Accent 2"/>
-    <w:lsdException w:unhideWhenUsed="0" w:uiPriority="61" w:semiHidden="0" w:name="Light List Accent 2"/>
-    <w:lsdException w:unhideWhenUsed="0" w:uiPriority="62" w:semiHidden="0" w:name="Light Grid Accent 2"/>
-    <w:lsdException w:unhideWhenUsed="0" w:uiPriority="63" w:semiHidden="0" w:name="Medium Shading 1 Accent 2"/>
-    <w:lsdException w:unhideWhenUsed="0" w:uiPriority="64" w:semiHidden="0" w:name="Medium Shading 2 Accent 2"/>
-    <w:lsdException w:unhideWhenUsed="0" w:uiPriority="65" w:semiHidden="0" w:name="Medium List 1 Accent 2"/>
-    <w:lsdException w:unhideWhenUsed="0" w:uiPriority="66" w:semiHidden="0" w:name="Medium List 2 Accent 2"/>
-    <w:lsdException w:unhideWhenUsed="0" w:uiPriority="67" w:semiHidden="0" w:name="Medium Grid 1 Accent 2"/>
-    <w:lsdException w:unhideWhenUsed="0" w:uiPriority="68" w:semiHidden="0" w:name="Medium Grid 2 Accent 2"/>
-    <w:lsdException w:unhideWhenUsed="0" w:uiPriority="69" w:semiHidden="0" w:name="Medium Grid 3 Accent 2"/>
-    <w:lsdException w:unhideWhenUsed="0" w:uiPriority="70" w:semiHidden="0" w:name="Dark List Accent 2"/>
-    <w:lsdException w:unhideWhenUsed="0" w:uiPriority="71" w:semiHidden="0" w:name="Colorful Shading Accent 2"/>
-    <w:lsdException w:unhideWhenUsed="0" w:uiPriority="72" w:semiHidden="0" w:name="Colorful List Accent 2"/>
-    <w:lsdException w:unhideWhenUsed="0" w:uiPriority="73" w:semiHidden="0" w:name="Colorful Grid Accent 2"/>
-    <w:lsdException w:unhideWhenUsed="0" w:uiPriority="60" w:semiHidden="0" w:name="Light Shading Accent 3"/>
-    <w:lsdException w:unhideWhenUsed="0" w:uiPriority="61" w:semiHidden="0" w:name="Light List Accent 3"/>
-    <w:lsdException w:unhideWhenUsed="0" w:uiPriority="62" w:semiHidden="0" w:name="Light Grid Accent 3"/>
-    <w:lsdException w:unhideWhenUsed="0" w:uiPriority="63" w:semiHidden="0" w:name="Medium Shading 1 Accent 3"/>
-    <w:lsdException w:unhideWhenUsed="0" w:uiPriority="64" w:semiHidden="0" w:name="Medium Shading 2 Accent 3"/>
-    <w:lsdException w:unhideWhenUsed="0" w:uiPriority="65" w:semiHidden="0" w:name="Medium List 1 Accent 3"/>
-    <w:lsdException w:unhideWhenUsed="0" w:uiPriority="66" w:semiHidden="0" w:name="Medium List 2 Accent 3"/>
-    <w:lsdException w:unhideWhenUsed="0" w:uiPriority="67" w:semiHidden="0" w:name="Medium Grid 1 Accent 3"/>
-    <w:lsdException w:unhideWhenUsed="0" w:uiPriority="68" w:semiHidden="0" w:name="Medium Grid 2 Accent 3"/>
-    <w:lsdException w:unhideWhenUsed="0" w:uiPriority="69" w:semiHidden="0" w:name="Medium Grid 3 Accent 3"/>
-    <w:lsdException w:unhideWhenUsed="0" w:uiPriority="70" w:semiHidden="0" w:name="Dark List Accent 3"/>
-    <w:lsdException w:unhideWhenUsed="0" w:uiPriority="71" w:semiHidden="0" w:name="Colorful Shading Accent 3"/>
-    <w:lsdException w:unhideWhenUsed="0" w:uiPriority="72" w:semiHidden="0" w:name="Colorful List Accent 3"/>
-    <w:lsdException w:unhideWhenUsed="0" w:uiPriority="73" w:semiHidden="0" w:name="Colorful Grid Accent 3"/>
-    <w:lsdException w:unhideWhenUsed="0" w:uiPriority="60" w:semiHidden="0" w:name="Light Shading Accent 4"/>
-    <w:lsdException w:unhideWhenUsed="0" w:uiPriority="61" w:semiHidden="0" w:name="Light List Accent 4"/>
-    <w:lsdException w:unhideWhenUsed="0" w:uiPriority="62" w:semiHidden="0" w:name="Light Grid Accent 4"/>
-    <w:lsdException w:unhideWhenUsed="0" w:uiPriority="63" w:semiHidden="0" w:name="Medium Shading 1 Accent 4"/>
-    <w:lsdException w:unhideWhenUsed="0" w:uiPriority="64" w:semiHidden="0" w:name="Medium Shading 2 Accent 4"/>
-    <w:lsdException w:unhideWhenUsed="0" w:uiPriority="65" w:semiHidden="0" w:name="Medium List 1 Accent 4"/>
-    <w:lsdException w:unhideWhenUsed="0" w:uiPriority="66" w:semiHidden="0" w:name="Medium List 2 Accent 4"/>
-    <w:lsdException w:unhideWhenUsed="0" w:uiPriority="67" w:semiHidden="0" w:name="Medium Grid 1 Accent 4"/>
-    <w:lsdException w:unhideWhenUsed="0" w:uiPriority="68" w:semiHidden="0" w:name="Medium Grid 2 Accent 4"/>
-    <w:lsdException w:unhideWhenUsed="0" w:uiPriority="69" w:semiHidden="0" w:name="Medium Grid 3 Accent 4"/>
-    <w:lsdException w:unhideWhenUsed="0" w:uiPriority="70" w:semiHidden="0" w:name="Dark List Accent 4"/>
-    <w:lsdException w:unhideWhenUsed="0" w:uiPriority="71" w:semiHidden="0" w:name="Colorful Shading Accent 4"/>
-    <w:lsdException w:unhideWhenUsed="0" w:uiPriority="72" w:semiHidden="0" w:name="Colorful List Accent 4"/>
-    <w:lsdException w:unhideWhenUsed="0" w:uiPriority="73" w:semiHidden="0" w:name="Colorful Grid Accent 4"/>
-    <w:lsdException w:unhideWhenUsed="0" w:uiPriority="60" w:semiHidden="0" w:name="Light Shading Accent 5"/>
-    <w:lsdException w:unhideWhenUsed="0" w:uiPriority="61" w:semiHidden="0" w:name="Light List Accent 5"/>
-    <w:lsdException w:unhideWhenUsed="0" w:uiPriority="62" w:semiHidden="0" w:name="Light Grid Accent 5"/>
-    <w:lsdException w:unhideWhenUsed="0" w:uiPriority="63" w:semiHidden="0" w:name="Medium Shading 1 Accent 5"/>
-    <w:lsdException w:unhideWhenUsed="0" w:uiPriority="64" w:semiHidden="0" w:name="Medium Shading 2 Accent 5"/>
-    <w:lsdException w:unhideWhenUsed="0" w:uiPriority="65" w:semiHidden="0" w:name="Medium List 1 Accent 5"/>
-    <w:lsdException w:unhideWhenUsed="0" w:uiPriority="66" w:semiHidden="0" w:name="Medium List 2 Accent 5"/>
-    <w:lsdException w:unhideWhenUsed="0" w:uiPriority="67" w:semiHidden="0" w:name="Medium Grid 1 Accent 5"/>
-    <w:lsdException w:unhideWhenUsed="0" w:uiPriority="68" w:semiHidden="0" w:name="Medium Grid 2 Accent 5"/>
-    <w:lsdException w:unhideWhenUsed="0" w:uiPriority="69" w:semiHidden="0" w:name="Medium Grid 3 Accent 5"/>
-    <w:lsdException w:unhideWhenUsed="0" w:uiPriority="70" w:semiHidden="0" w:name="Dark List Accent 5"/>
-    <w:lsdException w:unhideWhenUsed="0" w:uiPriority="71" w:semiHidden="0" w:name="Colorful Shading Accent 5"/>
-    <w:lsdException w:unhideWhenUsed="0" w:uiPriority="72" w:semiHidden="0" w:name="Colorful List Accent 5"/>
-    <w:lsdException w:unhideWhenUsed="0" w:uiPriority="73" w:semiHidden="0" w:name="Colorful Grid Accent 5"/>
-    <w:lsdException w:unhideWhenUsed="0" w:uiPriority="60" w:semiHidden="0" w:name="Light Shading Accent 6"/>
-    <w:lsdException w:unhideWhenUsed="0" w:uiPriority="61" w:semiHidden="0" w:name="Light List Accent 6"/>
-    <w:lsdException w:unhideWhenUsed="0" w:uiPriority="62" w:semiHidden="0" w:name="Light Grid Accent 6"/>
-    <w:lsdException w:unhideWhenUsed="0" w:uiPriority="63" w:semiHidden="0" w:name="Medium Shading 1 Accent 6"/>
-    <w:lsdException w:unhideWhenUsed="0" w:uiPriority="64" w:semiHidden="0" w:name="Medium Shading 2 Accent 6"/>
-    <w:lsdException w:unhideWhenUsed="0" w:uiPriority="65" w:semiHidden="0" w:name="Medium List 1 Accent 6"/>
-    <w:lsdException w:unhideWhenUsed="0" w:uiPriority="66" w:semiHidden="0" w:name="Medium List 2 Accent 6"/>
-    <w:lsdException w:unhideWhenUsed="0" w:uiPriority="67" w:semiHidden="0" w:name="Medium Grid 1 Accent 6"/>
-    <w:lsdException w:unhideWhenUsed="0" w:uiPriority="68" w:semiHidden="0" w:name="Medium Grid 2 Accent 6"/>
-    <w:lsdException w:unhideWhenUsed="0" w:uiPriority="69" w:semiHidden="0" w:name="Medium Grid 3 Accent 6"/>
-    <w:lsdException w:unhideWhenUsed="0" w:uiPriority="70" w:semiHidden="0" w:name="Dark List Accent 6"/>
-    <w:lsdException w:unhideWhenUsed="0" w:uiPriority="71" w:semiHidden="0" w:name="Colorful Shading Accent 6"/>
-    <w:lsdException w:unhideWhenUsed="0" w:uiPriority="72" w:semiHidden="0" w:name="Colorful List Accent 6"/>
-    <w:lsdException w:unhideWhenUsed="0" w:uiPriority="73" w:semiHidden="0" w:name="Colorful Grid Accent 6"/>
+  <w:latentStyles w:defLockedState="0" w:defUIPriority="99" w:defSemiHidden="1" w:defUnhideWhenUsed="1" w:defQFormat="0" w:count="260">
+    <w:lsdException w:name="Normal" w:semiHidden="0" w:uiPriority="0" w:unhideWhenUsed="0" w:qFormat="1"/>
+    <w:lsdException w:name="heading 1" w:semiHidden="0" w:uiPriority="0" w:unhideWhenUsed="0" w:qFormat="1"/>
+    <w:lsdException w:name="heading 2" w:semiHidden="0" w:uiPriority="0" w:qFormat="1"/>
+    <w:lsdException w:name="heading 3" w:uiPriority="0" w:qFormat="1"/>
+    <w:lsdException w:name="heading 4" w:semiHidden="0" w:uiPriority="0" w:qFormat="1"/>
+    <w:lsdException w:name="heading 5" w:uiPriority="0" w:qFormat="1"/>
+    <w:lsdException w:name="heading 6" w:uiPriority="0" w:qFormat="1"/>
+    <w:lsdException w:name="heading 7" w:uiPriority="0" w:qFormat="1"/>
+    <w:lsdException w:name="heading 8" w:uiPriority="0" w:qFormat="1"/>
+    <w:lsdException w:name="heading 9" w:uiPriority="0" w:qFormat="1"/>
+    <w:lsdException w:name="index 1" w:semiHidden="0" w:uiPriority="0" w:unhideWhenUsed="0"/>
+    <w:lsdException w:name="index 2" w:semiHidden="0" w:uiPriority="0" w:unhideWhenUsed="0"/>
+    <w:lsdException w:name="index 3" w:semiHidden="0" w:uiPriority="0" w:unhideWhenUsed="0"/>
+    <w:lsdException w:name="index 4" w:semiHidden="0" w:uiPriority="0" w:unhideWhenUsed="0"/>
+    <w:lsdException w:name="index 5" w:semiHidden="0" w:uiPriority="0" w:unhideWhenUsed="0"/>
+    <w:lsdException w:name="index 6" w:semiHidden="0" w:uiPriority="0" w:unhideWhenUsed="0"/>
+    <w:lsdException w:name="index 7" w:semiHidden="0" w:uiPriority="0" w:unhideWhenUsed="0"/>
+    <w:lsdException w:name="index 8" w:semiHidden="0" w:uiPriority="0" w:unhideWhenUsed="0"/>
+    <w:lsdException w:name="index 9" w:semiHidden="0" w:uiPriority="0" w:unhideWhenUsed="0"/>
+    <w:lsdException w:name="toc 1" w:semiHidden="0" w:uiPriority="0" w:unhideWhenUsed="0" w:qFormat="1"/>
+    <w:lsdException w:name="toc 2" w:semiHidden="0" w:uiPriority="0" w:unhideWhenUsed="0" w:qFormat="1"/>
+    <w:lsdException w:name="toc 3" w:semiHidden="0" w:uiPriority="0" w:unhideWhenUsed="0" w:qFormat="1"/>
+    <w:lsdException w:name="toc 4" w:semiHidden="0" w:uiPriority="0" w:unhideWhenUsed="0"/>
+    <w:lsdException w:name="toc 5" w:semiHidden="0" w:uiPriority="0" w:unhideWhenUsed="0"/>
+    <w:lsdException w:name="toc 6" w:semiHidden="0" w:uiPriority="0" w:unhideWhenUsed="0"/>
+    <w:lsdException w:name="toc 7" w:semiHidden="0" w:uiPriority="0" w:unhideWhenUsed="0"/>
+    <w:lsdException w:name="toc 8" w:semiHidden="0" w:uiPriority="0" w:unhideWhenUsed="0"/>
+    <w:lsdException w:name="toc 9" w:semiHidden="0" w:uiPriority="0" w:unhideWhenUsed="0"/>
+    <w:lsdException w:name="Normal Indent" w:semiHidden="0" w:uiPriority="0" w:unhideWhenUsed="0"/>
+    <w:lsdException w:name="footnote text" w:semiHidden="0" w:uiPriority="0" w:unhideWhenUsed="0"/>
+    <w:lsdException w:name="annotation text" w:semiHidden="0" w:uiPriority="0" w:unhideWhenUsed="0" w:qFormat="1"/>
+    <w:lsdException w:name="header" w:semiHidden="0" w:uiPriority="0" w:unhideWhenUsed="0" w:qFormat="1"/>
+    <w:lsdException w:name="footer" w:semiHidden="0" w:uiPriority="0" w:unhideWhenUsed="0" w:qFormat="1"/>
+    <w:lsdException w:name="index heading" w:semiHidden="0" w:uiPriority="0" w:unhideWhenUsed="0"/>
+    <w:lsdException w:name="caption" w:uiPriority="0" w:qFormat="1"/>
+    <w:lsdException w:name="table of figures" w:semiHidden="0" w:uiPriority="0" w:unhideWhenUsed="0"/>
+    <w:lsdException w:name="envelope address" w:semiHidden="0" w:uiPriority="0" w:unhideWhenUsed="0"/>
+    <w:lsdException w:name="envelope return" w:semiHidden="0" w:uiPriority="0" w:unhideWhenUsed="0"/>
+    <w:lsdException w:name="footnote reference" w:semiHidden="0" w:uiPriority="0" w:unhideWhenUsed="0"/>
+    <w:lsdException w:name="annotation reference" w:semiHidden="0" w:uiPriority="0" w:unhideWhenUsed="0"/>
+    <w:lsdException w:name="line number" w:semiHidden="0" w:uiPriority="0" w:unhideWhenUsed="0"/>
+    <w:lsdException w:name="page number" w:semiHidden="0" w:uiPriority="0" w:unhideWhenUsed="0"/>
+    <w:lsdException w:name="endnote reference" w:semiHidden="0" w:uiPriority="0" w:unhideWhenUsed="0"/>
+    <w:lsdException w:name="endnote text" w:semiHidden="0" w:uiPriority="0" w:unhideWhenUsed="0"/>
+    <w:lsdException w:name="table of authorities" w:semiHidden="0" w:uiPriority="0" w:unhideWhenUsed="0"/>
+    <w:lsdException w:name="macro" w:semiHidden="0" w:uiPriority="0" w:unhideWhenUsed="0"/>
+    <w:lsdException w:name="toa heading" w:semiHidden="0" w:uiPriority="0" w:unhideWhenUsed="0"/>
+    <w:lsdException w:name="List" w:semiHidden="0" w:uiPriority="0" w:unhideWhenUsed="0"/>
+    <w:lsdException w:name="List Bullet" w:semiHidden="0" w:uiPriority="0" w:unhideWhenUsed="0"/>
+    <w:lsdException w:name="List Number" w:semiHidden="0" w:uiPriority="0" w:unhideWhenUsed="0"/>
+    <w:lsdException w:name="List 2" w:semiHidden="0" w:uiPriority="0" w:unhideWhenUsed="0"/>
+    <w:lsdException w:name="List 3" w:semiHidden="0" w:uiPriority="0" w:unhideWhenUsed="0"/>
+    <w:lsdException w:name="List 4" w:semiHidden="0" w:uiPriority="0" w:unhideWhenUsed="0"/>
+    <w:lsdException w:name="List 5" w:semiHidden="0" w:uiPriority="0" w:unhideWhenUsed="0"/>
+    <w:lsdException w:name="List Bullet 2" w:semiHidden="0" w:uiPriority="0" w:unhideWhenUsed="0"/>
+    <w:lsdException w:name="List Bullet 3" w:semiHidden="0" w:uiPriority="0" w:unhideWhenUsed="0"/>
+    <w:lsdException w:name="List Bullet 4" w:semiHidden="0" w:uiPriority="0" w:unhideWhenUsed="0"/>
+    <w:lsdException w:name="List Bullet 5" w:semiHidden="0" w:uiPriority="0" w:unhideWhenUsed="0"/>
+    <w:lsdException w:name="List Number 2" w:semiHidden="0" w:uiPriority="0" w:unhideWhenUsed="0"/>
+    <w:lsdException w:name="List Number 3" w:semiHidden="0" w:uiPriority="0" w:unhideWhenUsed="0"/>
+    <w:lsdException w:name="List Number 4" w:semiHidden="0" w:uiPriority="0" w:unhideWhenUsed="0"/>
+    <w:lsdException w:name="List Number 5" w:semiHidden="0" w:uiPriority="0" w:unhideWhenUsed="0"/>
+    <w:lsdException w:name="Title" w:semiHidden="0" w:uiPriority="0" w:unhideWhenUsed="0" w:qFormat="1"/>
+    <w:lsdException w:name="Closing" w:semiHidden="0" w:uiPriority="0" w:unhideWhenUsed="0"/>
+    <w:lsdException w:name="Signature" w:semiHidden="0" w:uiPriority="0" w:unhideWhenUsed="0"/>
+    <w:lsdException w:name="Default Paragraph Font" w:uiPriority="0" w:unhideWhenUsed="0" w:qFormat="1"/>
+    <w:lsdException w:name="Body Text" w:uiPriority="0" w:unhideWhenUsed="0" w:qFormat="1"/>
+    <w:lsdException w:name="Body Text Indent" w:semiHidden="0" w:uiPriority="0" w:unhideWhenUsed="0"/>
+    <w:lsdException w:name="List Continue" w:semiHidden="0" w:uiPriority="0" w:unhideWhenUsed="0"/>
+    <w:lsdException w:name="List Continue 2" w:semiHidden="0" w:uiPriority="0" w:unhideWhenUsed="0"/>
+    <w:lsdException w:name="List Continue 3" w:semiHidden="0" w:uiPriority="0" w:unhideWhenUsed="0"/>
+    <w:lsdException w:name="List Continue 4" w:semiHidden="0" w:uiPriority="0" w:unhideWhenUsed="0"/>
+    <w:lsdException w:name="List Continue 5" w:semiHidden="0" w:uiPriority="0" w:unhideWhenUsed="0"/>
+    <w:lsdException w:name="Message Header" w:semiHidden="0" w:uiPriority="0" w:unhideWhenUsed="0"/>
+    <w:lsdException w:name="Subtitle" w:semiHidden="0" w:uiPriority="0" w:unhideWhenUsed="0" w:qFormat="1"/>
+    <w:lsdException w:name="Salutation" w:semiHidden="0" w:uiPriority="0" w:unhideWhenUsed="0"/>
+    <w:lsdException w:name="Date" w:semiHidden="0" w:uiPriority="0" w:unhideWhenUsed="0"/>
+    <w:lsdException w:name="Body Text First Indent" w:semiHidden="0" w:uiPriority="0" w:unhideWhenUsed="0"/>
+    <w:lsdException w:name="Body Text First Indent 2" w:semiHidden="0" w:uiPriority="0" w:unhideWhenUsed="0"/>
+    <w:lsdException w:name="Body Text 2" w:semiHidden="0" w:uiPriority="0" w:unhideWhenUsed="0"/>
+    <w:lsdException w:name="Body Text 3" w:semiHidden="0" w:uiPriority="0" w:unhideWhenUsed="0"/>
+    <w:lsdException w:name="Body Text Indent 2" w:semiHidden="0" w:uiPriority="0" w:unhideWhenUsed="0"/>
+    <w:lsdException w:name="Body Text Indent 3" w:semiHidden="0" w:uiPriority="0" w:unhideWhenUsed="0"/>
+    <w:lsdException w:name="Block Text" w:semiHidden="0" w:uiPriority="0" w:unhideWhenUsed="0"/>
+    <w:lsdException w:name="Hyperlink" w:semiHidden="0" w:uiPriority="0" w:unhideWhenUsed="0"/>
+    <w:lsdException w:name="FollowedHyperlink" w:semiHidden="0" w:uiPriority="0" w:unhideWhenUsed="0"/>
+    <w:lsdException w:name="Strong" w:semiHidden="0" w:uiPriority="0" w:unhideWhenUsed="0" w:qFormat="1"/>
+    <w:lsdException w:name="Emphasis" w:semiHidden="0" w:uiPriority="0" w:unhideWhenUsed="0" w:qFormat="1"/>
+    <w:lsdException w:name="Document Map" w:semiHidden="0" w:uiPriority="0" w:unhideWhenUsed="0"/>
+    <w:lsdException w:name="Plain Text" w:semiHidden="0" w:uiPriority="0" w:unhideWhenUsed="0"/>
+    <w:lsdException w:name="E-mail Signature" w:semiHidden="0" w:uiPriority="0" w:unhideWhenUsed="0"/>
+    <w:lsdException w:name="Normal (Web)" w:semiHidden="0" w:uiPriority="0" w:unhideWhenUsed="0" w:qFormat="1"/>
+    <w:lsdException w:name="HTML Acronym" w:semiHidden="0" w:uiPriority="0" w:unhideWhenUsed="0"/>
+    <w:lsdException w:name="HTML Address" w:semiHidden="0" w:uiPriority="0" w:unhideWhenUsed="0"/>
+    <w:lsdException w:name="HTML Cite" w:semiHidden="0" w:uiPriority="0" w:unhideWhenUsed="0"/>
+    <w:lsdException w:name="HTML Code" w:semiHidden="0" w:uiPriority="0" w:unhideWhenUsed="0"/>
+    <w:lsdException w:name="HTML Definition" w:semiHidden="0" w:uiPriority="0" w:unhideWhenUsed="0"/>
+    <w:lsdException w:name="HTML Keyboard" w:semiHidden="0" w:uiPriority="0" w:unhideWhenUsed="0"/>
+    <w:lsdException w:name="HTML Preformatted" w:semiHidden="0" w:uiPriority="0" w:unhideWhenUsed="0"/>
+    <w:lsdException w:name="HTML Sample" w:semiHidden="0" w:uiPriority="0" w:unhideWhenUsed="0"/>
+    <w:lsdException w:name="HTML Typewriter" w:semiHidden="0" w:uiPriority="0" w:unhideWhenUsed="0"/>
+    <w:lsdException w:name="HTML Variable" w:semiHidden="0" w:uiPriority="0" w:unhideWhenUsed="0"/>
+    <w:lsdException w:name="Normal Table" w:uiPriority="0" w:unhideWhenUsed="0" w:qFormat="1"/>
+    <w:lsdException w:name="annotation subject" w:semiHidden="0" w:uiPriority="0" w:unhideWhenUsed="0"/>
+    <w:lsdException w:name="Table Simple 1" w:semiHidden="0" w:uiPriority="0" w:unhideWhenUsed="0"/>
+    <w:lsdException w:name="Table Simple 2" w:semiHidden="0" w:uiPriority="0" w:unhideWhenUsed="0"/>
+    <w:lsdException w:name="Table Simple 3" w:semiHidden="0" w:uiPriority="0" w:unhideWhenUsed="0"/>
+    <w:lsdException w:name="Table Classic 1" w:semiHidden="0" w:uiPriority="0" w:unhideWhenUsed="0"/>
+    <w:lsdException w:name="Table Classic 2" w:semiHidden="0" w:uiPriority="0" w:unhideWhenUsed="0"/>
+    <w:lsdException w:name="Table Classic 3" w:semiHidden="0" w:uiPriority="0" w:unhideWhenUsed="0"/>
+    <w:lsdException w:name="Table Classic 4" w:semiHidden="0" w:uiPriority="0" w:unhideWhenUsed="0"/>
+    <w:lsdException w:name="Table Colorful 1" w:semiHidden="0" w:uiPriority="0" w:unhideWhenUsed="0"/>
+    <w:lsdException w:name="Table Colorful 2" w:semiHidden="0" w:uiPriority="0" w:unhideWhenUsed="0"/>
+    <w:lsdException w:name="Table Colorful 3" w:semiHidden="0" w:uiPriority="0" w:unhideWhenUsed="0"/>
+    <w:lsdException w:name="Table Columns 1" w:semiHidden="0" w:uiPriority="0" w:unhideWhenUsed="0"/>
+    <w:lsdException w:name="Table Columns 2" w:semiHidden="0" w:uiPriority="0" w:unhideWhenUsed="0"/>
+    <w:lsdException w:name="Table Columns 3" w:semiHidden="0" w:uiPriority="0" w:unhideWhenUsed="0"/>
+    <w:lsdException w:name="Table Columns 4" w:semiHidden="0" w:uiPriority="0" w:unhideWhenUsed="0"/>
+    <w:lsdException w:name="Table Columns 5" w:semiHidden="0" w:uiPriority="0" w:unhideWhenUsed="0"/>
+    <w:lsdException w:name="Table Grid 1" w:semiHidden="0" w:uiPriority="0" w:unhideWhenUsed="0"/>
+    <w:lsdException w:name="Table Grid 2" w:semiHidden="0" w:uiPriority="0" w:unhideWhenUsed="0"/>
+    <w:lsdException w:name="Table Grid 3" w:semiHidden="0" w:uiPriority="0" w:unhideWhenUsed="0"/>
+    <w:lsdException w:name="Table Grid 4" w:semiHidden="0" w:uiPriority="0" w:unhideWhenUsed="0"/>
+    <w:lsdException w:name="Table Grid 5" w:semiHidden="0" w:uiPriority="0" w:unhideWhenUsed="0"/>
+    <w:lsdException w:name="Table Grid 6" w:semiHidden="0" w:uiPriority="0" w:unhideWhenUsed="0"/>
+    <w:lsdException w:name="Table Grid 7" w:semiHidden="0" w:uiPriority="0" w:unhideWhenUsed="0"/>
+    <w:lsdException w:name="Table Grid 8" w:semiHidden="0" w:uiPriority="0" w:unhideWhenUsed="0"/>
+    <w:lsdException w:name="Table List 1" w:semiHidden="0" w:uiPriority="0" w:unhideWhenUsed="0"/>
+    <w:lsdException w:name="Table List 2" w:semiHidden="0" w:uiPriority="0" w:unhideWhenUsed="0"/>
+    <w:lsdException w:name="Table List 3" w:semiHidden="0" w:uiPriority="0" w:unhideWhenUsed="0"/>
+    <w:lsdException w:name="Table List 4" w:semiHidden="0" w:uiPriority="0" w:unhideWhenUsed="0"/>
+    <w:lsdException w:name="Table List 5" w:semiHidden="0" w:uiPriority="0" w:unhideWhenUsed="0"/>
+    <w:lsdException w:name="Table List 6" w:semiHidden="0" w:uiPriority="0" w:unhideWhenUsed="0"/>
+    <w:lsdException w:name="Table List 7" w:semiHidden="0" w:uiPriority="0" w:unhideWhenUsed="0"/>
+    <w:lsdException w:name="Table List 8" w:semiHidden="0" w:uiPriority="0" w:unhideWhenUsed="0"/>
+    <w:lsdException w:name="Table 3D effects 1" w:semiHidden="0" w:uiPriority="0" w:unhideWhenUsed="0"/>
+    <w:lsdException w:name="Table 3D effects 2" w:semiHidden="0" w:uiPriority="0" w:unhideWhenUsed="0"/>
+    <w:lsdException w:name="Table 3D effects 3" w:semiHidden="0" w:uiPriority="0" w:unhideWhenUsed="0"/>
+    <w:lsdException w:name="Table Contemporary" w:semiHidden="0" w:uiPriority="0" w:unhideWhenUsed="0"/>
+    <w:lsdException w:name="Table Elegant" w:semiHidden="0" w:uiPriority="0" w:unhideWhenUsed="0"/>
+    <w:lsdException w:name="Table Professional" w:semiHidden="0" w:uiPriority="0" w:unhideWhenUsed="0"/>
+    <w:lsdException w:name="Table Subtle 1" w:semiHidden="0" w:uiPriority="0" w:unhideWhenUsed="0"/>
+    <w:lsdException w:name="Table Subtle 2" w:semiHidden="0" w:uiPriority="0" w:unhideWhenUsed="0"/>
+    <w:lsdException w:name="Table Web 1" w:semiHidden="0" w:uiPriority="0" w:unhideWhenUsed="0"/>
+    <w:lsdException w:name="Table Web 2" w:semiHidden="0" w:uiPriority="0" w:unhideWhenUsed="0"/>
+    <w:lsdException w:name="Table Web 3" w:semiHidden="0" w:uiPriority="0" w:unhideWhenUsed="0"/>
+    <w:lsdException w:name="Balloon Text" w:semiHidden="0" w:uiPriority="0" w:unhideWhenUsed="0"/>
+    <w:lsdException w:name="Table Grid" w:semiHidden="0" w:uiPriority="0" w:unhideWhenUsed="0" w:qFormat="1"/>
+    <w:lsdException w:name="Table Theme" w:semiHidden="0" w:uiPriority="0" w:unhideWhenUsed="0"/>
+    <w:lsdException w:name="Light Shading" w:semiHidden="0" w:uiPriority="60" w:unhideWhenUsed="0"/>
+    <w:lsdException w:name="Light List" w:semiHidden="0" w:uiPriority="61" w:unhideWhenUsed="0"/>
+    <w:lsdException w:name="Light Grid" w:semiHidden="0" w:uiPriority="62" w:unhideWhenUsed="0"/>
+    <w:lsdException w:name="Medium Shading 1" w:semiHidden="0" w:uiPriority="63" w:unhideWhenUsed="0"/>
+    <w:lsdException w:name="Medium Shading 2" w:semiHidden="0" w:uiPriority="64" w:unhideWhenUsed="0"/>
+    <w:lsdException w:name="Medium List 1" w:semiHidden="0" w:uiPriority="65" w:unhideWhenUsed="0"/>
+    <w:lsdException w:name="Medium List 2" w:semiHidden="0" w:uiPriority="66" w:unhideWhenUsed="0"/>
+    <w:lsdException w:name="Medium Grid 1" w:semiHidden="0" w:uiPriority="67" w:unhideWhenUsed="0"/>
+    <w:lsdException w:name="Medium Grid 2" w:semiHidden="0" w:uiPriority="68" w:unhideWhenUsed="0"/>
+    <w:lsdException w:name="Medium Grid 3" w:semiHidden="0" w:uiPriority="69" w:unhideWhenUsed="0"/>
+    <w:lsdException w:name="Dark List" w:semiHidden="0" w:uiPriority="70" w:unhideWhenUsed="0"/>
+    <w:lsdException w:name="Colorful Shading" w:semiHidden="0" w:uiPriority="71" w:unhideWhenUsed="0"/>
+    <w:lsdException w:name="Colorful List" w:semiHidden="0" w:uiPriority="72" w:unhideWhenUsed="0"/>
+    <w:lsdException w:name="Colorful Grid" w:semiHidden="0" w:uiPriority="73" w:unhideWhenUsed="0"/>
+    <w:lsdException w:name="Light Shading Accent 1" w:semiHidden="0" w:uiPriority="60" w:unhideWhenUsed="0"/>
+    <w:lsdException w:name="Light List Accent 1" w:semiHidden="0" w:uiPriority="61" w:unhideWhenUsed="0"/>
+    <w:lsdException w:name="Light Grid Accent 1" w:semiHidden="0" w:uiPriority="62" w:unhideWhenUsed="0"/>
+    <w:lsdException w:name="Medium Shading 1 Accent 1" w:semiHidden="0" w:uiPriority="63" w:unhideWhenUsed="0"/>
+    <w:lsdException w:name="Medium Shading 2 Accent 1" w:semiHidden="0" w:uiPriority="64" w:unhideWhenUsed="0"/>
+    <w:lsdException w:name="Medium List 1 Accent 1" w:semiHidden="0" w:uiPriority="65" w:unhideWhenUsed="0"/>
+    <w:lsdException w:name="Medium List 2 Accent 1" w:semiHidden="0" w:uiPriority="66" w:unhideWhenUsed="0"/>
+    <w:lsdException w:name="Medium Grid 1 Accent 1" w:semiHidden="0" w:uiPriority="67" w:unhideWhenUsed="0"/>
+    <w:lsdException w:name="Medium Grid 2 Accent 1" w:semiHidden="0" w:uiPriority="68" w:unhideWhenUsed="0"/>
+    <w:lsdException w:name="Medium Grid 3 Accent 1" w:semiHidden="0" w:uiPriority="69" w:unhideWhenUsed="0"/>
+    <w:lsdException w:name="Dark List Accent 1" w:semiHidden="0" w:uiPriority="70" w:unhideWhenUsed="0"/>
+    <w:lsdException w:name="Colorful Shading Accent 1" w:semiHidden="0" w:uiPriority="71" w:unhideWhenUsed="0"/>
+    <w:lsdException w:name="Colorful List Accent 1" w:semiHidden="0" w:uiPriority="72" w:unhideWhenUsed="0"/>
+    <w:lsdException w:name="Colorful Grid Accent 1" w:semiHidden="0" w:uiPriority="73" w:unhideWhenUsed="0"/>
+    <w:lsdException w:name="Light Shading Accent 2" w:semiHidden="0" w:uiPriority="60" w:unhideWhenUsed="0"/>
+    <w:lsdException w:name="Light List Accent 2" w:semiHidden="0" w:uiPriority="61" w:unhideWhenUsed="0"/>
+    <w:lsdException w:name="Light Grid Accent 2" w:semiHidden="0" w:uiPriority="62" w:unhideWhenUsed="0"/>
+    <w:lsdException w:name="Medium Shading 1 Accent 2" w:semiHidden="0" w:uiPriority="63" w:unhideWhenUsed="0"/>
+    <w:lsdException w:name="Medium Shading 2 Accent 2" w:semiHidden="0" w:uiPriority="64" w:unhideWhenUsed="0"/>
+    <w:lsdException w:name="Medium List 1 Accent 2" w:semiHidden="0" w:uiPriority="65" w:unhideWhenUsed="0"/>
+    <w:lsdException w:name="Medium List 2 Accent 2" w:semiHidden="0" w:uiPriority="66" w:unhideWhenUsed="0"/>
+    <w:lsdException w:name="Medium Grid 1 Accent 2" w:semiHidden="0" w:uiPriority="67" w:unhideWhenUsed="0"/>
+    <w:lsdException w:name="Medium Grid 2 Accent 2" w:semiHidden="0" w:uiPriority="68" w:unhideWhenUsed="0"/>
+    <w:lsdException w:name="Medium Grid 3 Accent 2" w:semiHidden="0" w:uiPriority="69" w:unhideWhenUsed="0"/>
+    <w:lsdException w:name="Dark List Accent 2" w:semiHidden="0" w:uiPriority="70" w:unhideWhenUsed="0"/>
+    <w:lsdException w:name="Colorful Shading Accent 2" w:semiHidden="0" w:uiPriority="71" w:unhideWhenUsed="0"/>
+    <w:lsdException w:name="Colorful List Accent 2" w:semiHidden="0" w:uiPriority="72" w:unhideWhenUsed="0"/>
+    <w:lsdException w:name="Colorful Grid Accent 2" w:semiHidden="0" w:uiPriority="73" w:unhideWhenUsed="0"/>
+    <w:lsdException w:name="Light Shading Accent 3" w:semiHidden="0" w:uiPriority="60" w:unhideWhenUsed="0"/>
+    <w:lsdException w:name="Light List Accent 3" w:semiHidden="0" w:uiPriority="61" w:unhideWhenUsed="0"/>
+    <w:lsdException w:name="Light Grid Accent 3" w:semiHidden="0" w:uiPriority="62" w:unhideWhenUsed="0"/>
+    <w:lsdException w:name="Medium Shading 1 Accent 3" w:semiHidden="0" w:uiPriority="63" w:unhideWhenUsed="0"/>
+    <w:lsdException w:name="Medium Shading 2 Accent 3" w:semiHidden="0" w:uiPriority="64" w:unhideWhenUsed="0"/>
+    <w:lsdException w:name="Medium List 1 Accent 3" w:semiHidden="0" w:uiPriority="65" w:unhideWhenUsed="0"/>
+    <w:lsdException w:name="Medium List 2 Accent 3" w:semiHidden="0" w:uiPriority="66" w:unhideWhenUsed="0"/>
+    <w:lsdException w:name="Medium Grid 1 Accent 3" w:semiHidden="0" w:uiPriority="67" w:unhideWhenUsed="0"/>
+    <w:lsdException w:name="Medium Grid 2 Accent 3" w:semiHidden="0" w:uiPriority="68" w:unhideWhenUsed="0"/>
+    <w:lsdException w:name="Medium Grid 3 Accent 3" w:semiHidden="0" w:uiPriority="69" w:unhideWhenUsed="0"/>
+    <w:lsdException w:name="Dark List Accent 3" w:semiHidden="0" w:uiPriority="70" w:unhideWhenUsed="0"/>
+    <w:lsdException w:name="Colorful Shading Accent 3" w:semiHidden="0" w:uiPriority="71" w:unhideWhenUsed="0"/>
+    <w:lsdException w:name="Colorful List Accent 3" w:semiHidden="0" w:uiPriority="72" w:unhideWhenUsed="0"/>
+    <w:lsdException w:name="Colorful Grid Accent 3" w:semiHidden="0" w:uiPriority="73" w:unhideWhenUsed="0"/>
+    <w:lsdException w:name="Light Shading Accent 4" w:semiHidden="0" w:uiPriority="60" w:unhideWhenUsed="0"/>
+    <w:lsdException w:name="Light List Accent 4" w:semiHidden="0" w:uiPriority="61" w:unhideWhenUsed="0"/>
+    <w:lsdException w:name="Light Grid Accent 4" w:semiHidden="0" w:uiPriority="62" w:unhideWhenUsed="0"/>
+    <w:lsdException w:name="Medium Shading 1 Accent 4" w:semiHidden="0" w:uiPriority="63" w:unhideWhenUsed="0"/>
+    <w:lsdException w:name="Medium Shading 2 Accent 4" w:semiHidden="0" w:uiPriority="64" w:unhideWhenUsed="0"/>
+    <w:lsdException w:name="Medium List 1 Accent 4" w:semiHidden="0" w:uiPriority="65" w:unhideWhenUsed="0"/>
+    <w:lsdException w:name="Medium List 2 Accent 4" w:semiHidden="0" w:uiPriority="66" w:unhideWhenUsed="0"/>
+    <w:lsdException w:name="Medium Grid 1 Accent 4" w:semiHidden="0" w:uiPriority="67" w:unhideWhenUsed="0"/>
+    <w:lsdException w:name="Medium Grid 2 Accent 4" w:semiHidden="0" w:uiPriority="68" w:unhideWhenUsed="0"/>
+    <w:lsdException w:name="Medium Grid 3 Accent 4" w:semiHidden="0" w:uiPriority="69" w:unhideWhenUsed="0"/>
+    <w:lsdException w:name="Dark List Accent 4" w:semiHidden="0" w:uiPriority="70" w:unhideWhenUsed="0"/>
+    <w:lsdException w:name="Colorful Shading Accent 4" w:semiHidden="0" w:uiPriority="71" w:unhideWhenUsed="0"/>
+    <w:lsdException w:name="Colorful List Accent 4" w:semiHidden="0" w:uiPriority="72" w:unhideWhenUsed="0"/>
+    <w:lsdException w:name="Colorful Grid Accent 4" w:semiHidden="0" w:uiPriority="73" w:unhideWhenUsed="0"/>
+    <w:lsdException w:name="Light Shading Accent 5" w:semiHidden="0" w:uiPriority="60" w:unhideWhenUsed="0"/>
+    <w:lsdException w:name="Light List Accent 5" w:semiHidden="0" w:uiPriority="61" w:unhideWhenUsed="0"/>
+    <w:lsdException w:name="Light Grid Accent 5" w:semiHidden="0" w:uiPriority="62" w:unhideWhenUsed="0"/>
+    <w:lsdException w:name="Medium Shading 1 Accent 5" w:semiHidden="0" w:uiPriority="63" w:unhideWhenUsed="0"/>
+    <w:lsdException w:name="Medium Shading 2 Accent 5" w:semiHidden="0" w:uiPriority="64" w:unhideWhenUsed="0"/>
+    <w:lsdException w:name="Medium List 1 Accent 5" w:semiHidden="0" w:uiPriority="65" w:unhideWhenUsed="0"/>
+    <w:lsdException w:name="Medium List 2 Accent 5" w:semiHidden="0" w:uiPriority="66" w:unhideWhenUsed="0"/>
+    <w:lsdException w:name="Medium Grid 1 Accent 5" w:semiHidden="0" w:uiPriority="67" w:unhideWhenUsed="0"/>
+    <w:lsdException w:name="Medium Grid 2 Accent 5" w:semiHidden="0" w:uiPriority="68" w:unhideWhenUsed="0"/>
+    <w:lsdException w:name="Medium Grid 3 Accent 5" w:semiHidden="0" w:uiPriority="69" w:unhideWhenUsed="0"/>
+    <w:lsdException w:name="Dark List Accent 5" w:semiHidden="0" w:uiPriority="70" w:unhideWhenUsed="0"/>
+    <w:lsdException w:name="Colorful Shading Accent 5" w:semiHidden="0" w:uiPriority="71" w:unhideWhenUsed="0"/>
+    <w:lsdException w:name="Colorful List Accent 5" w:semiHidden="0" w:uiPriority="72" w:unhideWhenUsed="0"/>
+    <w:lsdException w:name="Colorful Grid Accent 5" w:semiHidden="0" w:uiPriority="73" w:unhideWhenUsed="0"/>
+    <w:lsdException w:name="Light Shading Accent 6" w:semiHidden="0" w:uiPriority="60" w:unhideWhenUsed="0"/>
+    <w:lsdException w:name="Light List Accent 6" w:semiHidden="0" w:uiPriority="61" w:unhideWhenUsed="0"/>
+    <w:lsdException w:name="Light Grid Accent 6" w:semiHidden="0" w:uiPriority="62" w:unhideWhenUsed="0"/>
+    <w:lsdException w:name="Medium Shading 1 Accent 6" w:semiHidden="0" w:uiPriority="63" w:unhideWhenUsed="0"/>
+    <w:lsdException w:name="Medium Shading 2 Accent 6" w:semiHidden="0" w:uiPriority="64" w:unhideWhenUsed="0"/>
+    <w:lsdException w:name="Medium List 1 Accent 6" w:semiHidden="0" w:uiPriority="65" w:unhideWhenUsed="0"/>
+    <w:lsdException w:name="Medium List 2 Accent 6" w:semiHidden="0" w:uiPriority="66" w:unhideWhenUsed="0"/>
+    <w:lsdException w:name="Medium Grid 1 Accent 6" w:semiHidden="0" w:uiPriority="67" w:unhideWhenUsed="0"/>
+    <w:lsdException w:name="Medium Grid 2 Accent 6" w:semiHidden="0" w:uiPriority="68" w:unhideWhenUsed="0"/>
+    <w:lsdException w:name="Medium Grid 3 Accent 6" w:semiHidden="0" w:uiPriority="69" w:unhideWhenUsed="0"/>
+    <w:lsdException w:name="Dark List Accent 6" w:semiHidden="0" w:uiPriority="70" w:unhideWhenUsed="0"/>
+    <w:lsdException w:name="Colorful Shading Accent 6" w:semiHidden="0" w:uiPriority="71" w:unhideWhenUsed="0"/>
+    <w:lsdException w:name="Colorful List Accent 6" w:semiHidden="0" w:uiPriority="72" w:unhideWhenUsed="0"/>
+    <w:lsdException w:name="Colorful Grid Accent 6" w:semiHidden="0" w:uiPriority="73" w:unhideWhenUsed="0"/>
   </w:latentStyles>
-  <w:style w:type="paragraph" w:default="1" w:styleId="1">
+  <w:style w:type="paragraph" w:default="1" w:styleId="Normal">
     <w:name w:val="Normal"/>
     <w:qFormat/>
-    <w:uiPriority w:val="0"/>
     <w:pPr>
       <w:kinsoku w:val="0"/>
       <w:autoSpaceDE w:val="0"/>
@@ -6795,7 +6497,7 @@
       <w:textAlignment w:val="baseline"/>
     </w:pPr>
     <w:rPr>
-      <w:rFonts w:ascii="Arial" w:hAnsi="Arial" w:eastAsia="宋体" w:cs="Arial"/>
+      <w:rFonts w:ascii="Arial" w:eastAsia="宋体" w:hAnsi="Arial" w:cs="Arial"/>
       <w:snapToGrid w:val="0"/>
       <w:color w:val="000000"/>
       <w:kern w:val="0"/>
@@ -6804,12 +6506,11 @@
       <w:lang w:val="en-US" w:eastAsia="en-US" w:bidi="ar-SA"/>
     </w:rPr>
   </w:style>
-  <w:style w:type="paragraph" w:styleId="2">
+  <w:style w:type="paragraph" w:styleId="Heading1">
     <w:name w:val="heading 1"/>
-    <w:basedOn w:val="1"/>
-    <w:next w:val="1"/>
+    <w:basedOn w:val="Normal"/>
+    <w:next w:val="Normal"/>
     <w:qFormat/>
-    <w:uiPriority w:val="0"/>
     <w:pPr>
       <w:keepNext/>
       <w:keepLines/>
@@ -6827,13 +6528,12 @@
       <w:sz w:val="44"/>
     </w:rPr>
   </w:style>
-  <w:style w:type="paragraph" w:styleId="3">
+  <w:style w:type="paragraph" w:styleId="Heading2">
     <w:name w:val="heading 2"/>
-    <w:basedOn w:val="1"/>
-    <w:next w:val="1"/>
+    <w:basedOn w:val="Normal"/>
+    <w:next w:val="Normal"/>
     <w:unhideWhenUsed/>
     <w:qFormat/>
-    <w:uiPriority w:val="0"/>
     <w:pPr>
       <w:keepNext/>
       <w:keepLines/>
@@ -6846,19 +6546,18 @@
       <w:outlineLvl w:val="1"/>
     </w:pPr>
     <w:rPr>
-      <w:rFonts w:ascii="Arial" w:hAnsi="Arial" w:eastAsia="黑体"/>
+      <w:rFonts w:ascii="Arial" w:eastAsia="黑体" w:hAnsi="Arial"/>
       <w:b/>
       <w:sz w:val="32"/>
     </w:rPr>
   </w:style>
-  <w:style w:type="paragraph" w:styleId="4">
+  <w:style w:type="paragraph" w:styleId="Heading3">
     <w:name w:val="heading 3"/>
-    <w:basedOn w:val="1"/>
-    <w:next w:val="1"/>
+    <w:basedOn w:val="Normal"/>
+    <w:next w:val="Normal"/>
     <w:semiHidden/>
     <w:unhideWhenUsed/>
     <w:qFormat/>
-    <w:uiPriority w:val="0"/>
     <w:pPr>
       <w:keepNext/>
       <w:keepLines/>
@@ -6875,13 +6574,12 @@
       <w:sz w:val="32"/>
     </w:rPr>
   </w:style>
-  <w:style w:type="paragraph" w:styleId="5">
+  <w:style w:type="paragraph" w:styleId="Heading4">
     <w:name w:val="heading 4"/>
-    <w:basedOn w:val="1"/>
-    <w:next w:val="1"/>
+    <w:basedOn w:val="Normal"/>
+    <w:next w:val="Normal"/>
     <w:unhideWhenUsed/>
     <w:qFormat/>
-    <w:uiPriority w:val="0"/>
     <w:pPr>
       <w:keepNext/>
       <w:keepLines/>
@@ -6894,19 +6592,18 @@
       <w:outlineLvl w:val="3"/>
     </w:pPr>
     <w:rPr>
-      <w:rFonts w:ascii="Arial" w:hAnsi="Arial" w:eastAsia="黑体"/>
+      <w:rFonts w:ascii="Arial" w:eastAsia="黑体" w:hAnsi="Arial"/>
       <w:b/>
       <w:sz w:val="28"/>
     </w:rPr>
   </w:style>
-  <w:style w:type="paragraph" w:styleId="6">
+  <w:style w:type="paragraph" w:styleId="Heading5">
     <w:name w:val="heading 5"/>
-    <w:basedOn w:val="1"/>
-    <w:next w:val="1"/>
+    <w:basedOn w:val="Normal"/>
+    <w:next w:val="Normal"/>
     <w:semiHidden/>
     <w:unhideWhenUsed/>
     <w:qFormat/>
-    <w:uiPriority w:val="0"/>
     <w:pPr>
       <w:keepNext/>
       <w:keepLines/>
@@ -6923,14 +6620,13 @@
       <w:sz w:val="28"/>
     </w:rPr>
   </w:style>
-  <w:style w:type="paragraph" w:styleId="7">
+  <w:style w:type="paragraph" w:styleId="Heading6">
     <w:name w:val="heading 6"/>
-    <w:basedOn w:val="1"/>
-    <w:next w:val="1"/>
+    <w:basedOn w:val="Normal"/>
+    <w:next w:val="Normal"/>
     <w:semiHidden/>
     <w:unhideWhenUsed/>
     <w:qFormat/>
-    <w:uiPriority w:val="0"/>
     <w:pPr>
       <w:keepNext/>
       <w:keepLines/>
@@ -6943,19 +6639,18 @@
       <w:outlineLvl w:val="5"/>
     </w:pPr>
     <w:rPr>
-      <w:rFonts w:ascii="Arial" w:hAnsi="Arial" w:eastAsia="黑体"/>
+      <w:rFonts w:ascii="Arial" w:eastAsia="黑体" w:hAnsi="Arial"/>
       <w:b/>
       <w:sz w:val="24"/>
     </w:rPr>
   </w:style>
-  <w:style w:type="paragraph" w:styleId="8">
+  <w:style w:type="paragraph" w:styleId="Heading7">
     <w:name w:val="heading 7"/>
-    <w:basedOn w:val="1"/>
-    <w:next w:val="1"/>
+    <w:basedOn w:val="Normal"/>
+    <w:next w:val="Normal"/>
     <w:semiHidden/>
     <w:unhideWhenUsed/>
     <w:qFormat/>
-    <w:uiPriority w:val="0"/>
     <w:pPr>
       <w:keepNext/>
       <w:keepLines/>
@@ -6972,14 +6667,13 @@
       <w:sz w:val="24"/>
     </w:rPr>
   </w:style>
-  <w:style w:type="paragraph" w:styleId="9">
+  <w:style w:type="paragraph" w:styleId="Heading8">
     <w:name w:val="heading 8"/>
-    <w:basedOn w:val="1"/>
-    <w:next w:val="1"/>
+    <w:basedOn w:val="Normal"/>
+    <w:next w:val="Normal"/>
     <w:semiHidden/>
     <w:unhideWhenUsed/>
     <w:qFormat/>
-    <w:uiPriority w:val="0"/>
     <w:pPr>
       <w:keepNext/>
       <w:keepLines/>
@@ -6992,18 +6686,17 @@
       <w:outlineLvl w:val="7"/>
     </w:pPr>
     <w:rPr>
-      <w:rFonts w:ascii="Arial" w:hAnsi="Arial" w:eastAsia="黑体"/>
+      <w:rFonts w:ascii="Arial" w:eastAsia="黑体" w:hAnsi="Arial"/>
       <w:sz w:val="24"/>
     </w:rPr>
   </w:style>
-  <w:style w:type="paragraph" w:styleId="10">
+  <w:style w:type="paragraph" w:styleId="Heading9">
     <w:name w:val="heading 9"/>
-    <w:basedOn w:val="1"/>
-    <w:next w:val="1"/>
+    <w:basedOn w:val="Normal"/>
+    <w:next w:val="Normal"/>
     <w:semiHidden/>
     <w:unhideWhenUsed/>
     <w:qFormat/>
-    <w:uiPriority w:val="0"/>
     <w:pPr>
       <w:keepNext/>
       <w:keepLines/>
@@ -7016,21 +6709,19 @@
       <w:outlineLvl w:val="8"/>
     </w:pPr>
     <w:rPr>
-      <w:rFonts w:ascii="Arial" w:hAnsi="Arial" w:eastAsia="黑体"/>
+      <w:rFonts w:ascii="Arial" w:eastAsia="黑体" w:hAnsi="Arial"/>
       <w:sz w:val="21"/>
     </w:rPr>
   </w:style>
-  <w:style w:type="character" w:default="1" w:styleId="22">
+  <w:style w:type="character" w:default="1" w:styleId="DefaultParagraphFont">
     <w:name w:val="Default Paragraph Font"/>
     <w:semiHidden/>
     <w:qFormat/>
-    <w:uiPriority w:val="0"/>
   </w:style>
-  <w:style w:type="table" w:default="1" w:styleId="20">
+  <w:style w:type="table" w:default="1" w:styleId="TableNormal">
     <w:name w:val="Normal Table"/>
     <w:semiHidden/>
     <w:qFormat/>
-    <w:uiPriority w:val="0"/>
     <w:tblPr>
       <w:tblCellMar>
         <w:top w:w="0" w:type="dxa"/>
@@ -7040,43 +6731,39 @@
       </w:tblCellMar>
     </w:tblPr>
   </w:style>
-  <w:style w:type="paragraph" w:styleId="11">
+  <w:style w:type="paragraph" w:styleId="CommentText">
     <w:name w:val="annotation text"/>
-    <w:basedOn w:val="1"/>
+    <w:basedOn w:val="Normal"/>
     <w:qFormat/>
-    <w:uiPriority w:val="0"/>
     <w:pPr>
       <w:jc w:val="left"/>
     </w:pPr>
   </w:style>
-  <w:style w:type="paragraph" w:styleId="12">
+  <w:style w:type="paragraph" w:styleId="BodyText">
     <w:name w:val="Body Text"/>
-    <w:basedOn w:val="1"/>
+    <w:basedOn w:val="Normal"/>
     <w:semiHidden/>
     <w:qFormat/>
-    <w:uiPriority w:val="0"/>
     <w:rPr>
-      <w:rFonts w:ascii="Arial" w:hAnsi="Arial" w:eastAsia="Arial" w:cs="Arial"/>
+      <w:rFonts w:ascii="Arial" w:eastAsia="Arial" w:hAnsi="Arial" w:cs="Arial"/>
       <w:sz w:val="21"/>
       <w:szCs w:val="21"/>
       <w:lang w:val="en-US" w:eastAsia="en-US" w:bidi="ar-SA"/>
     </w:rPr>
   </w:style>
-  <w:style w:type="paragraph" w:styleId="13">
+  <w:style w:type="paragraph" w:styleId="TOC3">
     <w:name w:val="toc 3"/>
-    <w:basedOn w:val="1"/>
-    <w:next w:val="1"/>
+    <w:basedOn w:val="Normal"/>
+    <w:next w:val="Normal"/>
     <w:qFormat/>
-    <w:uiPriority w:val="0"/>
     <w:pPr>
       <w:ind w:left="840" w:leftChars="400"/>
     </w:pPr>
   </w:style>
-  <w:style w:type="paragraph" w:styleId="14">
+  <w:style w:type="paragraph" w:styleId="Footer">
     <w:name w:val="footer"/>
-    <w:basedOn w:val="1"/>
+    <w:basedOn w:val="Normal"/>
     <w:qFormat/>
-    <w:uiPriority w:val="0"/>
     <w:pPr>
       <w:tabs>
         <w:tab w:val="center" w:pos="4153"/>
@@ -7089,17 +6776,16 @@
       <w:sz w:val="18"/>
     </w:rPr>
   </w:style>
-  <w:style w:type="paragraph" w:styleId="15">
+  <w:style w:type="paragraph" w:styleId="Header">
     <w:name w:val="header"/>
-    <w:basedOn w:val="1"/>
+    <w:basedOn w:val="Normal"/>
     <w:qFormat/>
-    <w:uiPriority w:val="0"/>
     <w:pPr>
       <w:pBdr>
-        <w:top w:val="none" w:color="auto" w:sz="0" w:space="0"/>
-        <w:left w:val="none" w:color="auto" w:sz="0" w:space="0"/>
-        <w:bottom w:val="none" w:color="auto" w:sz="0" w:space="0"/>
-        <w:right w:val="none" w:color="auto" w:sz="0" w:space="0"/>
+        <w:top w:val="nil"/>
+        <w:left w:val="nil"/>
+        <w:bottom w:val="nil"/>
+        <w:right w:val="nil"/>
       </w:pBdr>
       <w:tabs>
         <w:tab w:val="center" w:pos="4153"/>
@@ -7114,41 +6800,37 @@
       <w:sz w:val="18"/>
     </w:rPr>
   </w:style>
-  <w:style w:type="paragraph" w:styleId="16">
+  <w:style w:type="paragraph" w:styleId="TOC1">
     <w:name w:val="toc 1"/>
-    <w:basedOn w:val="1"/>
-    <w:next w:val="1"/>
+    <w:basedOn w:val="Normal"/>
+    <w:next w:val="Normal"/>
     <w:qFormat/>
-    <w:uiPriority w:val="0"/>
     <w:rPr>
-      <w:rFonts w:ascii="Arial" w:hAnsi="Arial" w:eastAsia="Microsoft JhengHei"/>
+      <w:rFonts w:ascii="Arial" w:eastAsia="Microsoft JhengHei" w:hAnsi="Arial"/>
       <w:sz w:val="24"/>
     </w:rPr>
   </w:style>
-  <w:style w:type="paragraph" w:styleId="17">
+  <w:style w:type="paragraph" w:styleId="TOC2">
     <w:name w:val="toc 2"/>
-    <w:basedOn w:val="1"/>
-    <w:next w:val="1"/>
+    <w:basedOn w:val="Normal"/>
+    <w:next w:val="Normal"/>
     <w:qFormat/>
-    <w:uiPriority w:val="0"/>
     <w:pPr>
       <w:ind w:left="420" w:leftChars="200"/>
     </w:pPr>
   </w:style>
-  <w:style w:type="paragraph" w:styleId="18">
+  <w:style w:type="paragraph" w:styleId="NormalWeb">
     <w:name w:val="Normal (Web)"/>
-    <w:basedOn w:val="1"/>
+    <w:basedOn w:val="Normal"/>
     <w:qFormat/>
-    <w:uiPriority w:val="0"/>
     <w:rPr>
       <w:sz w:val="24"/>
     </w:rPr>
   </w:style>
-  <w:style w:type="paragraph" w:styleId="19">
+  <w:style w:type="paragraph" w:styleId="Title">
     <w:name w:val="Title"/>
-    <w:basedOn w:val="1"/>
+    <w:basedOn w:val="Normal"/>
     <w:qFormat/>
-    <w:uiPriority w:val="0"/>
     <w:pPr>
       <w:spacing w:before="240" w:beforeLines="0" w:beforeAutospacing="0" w:after="60" w:afterLines="0" w:afterAutospacing="0"/>
       <w:jc w:val="center"/>
@@ -7160,73 +6842,68 @@
       <w:sz w:val="32"/>
     </w:rPr>
   </w:style>
-  <w:style w:type="table" w:styleId="21">
+  <w:style w:type="table" w:styleId="TableGrid">
     <w:name w:val="Table Grid"/>
-    <w:basedOn w:val="20"/>
+    <w:basedOn w:val="TableNormal"/>
     <w:qFormat/>
-    <w:uiPriority w:val="0"/>
     <w:pPr>
       <w:widowControl w:val="0"/>
       <w:jc w:val="both"/>
     </w:pPr>
     <w:tblPr>
       <w:tblBorders>
-        <w:top w:val="single" w:color="auto" w:sz="4" w:space="0"/>
-        <w:left w:val="single" w:color="auto" w:sz="4" w:space="0"/>
-        <w:bottom w:val="single" w:color="auto" w:sz="4" w:space="0"/>
-        <w:right w:val="single" w:color="auto" w:sz="4" w:space="0"/>
-        <w:insideH w:val="single" w:color="auto" w:sz="4" w:space="0"/>
-        <w:insideV w:val="single" w:color="auto" w:sz="4" w:space="0"/>
+        <w:top w:val="single" w:sz="4" w:space="0" w:color="auto"/>
+        <w:left w:val="single" w:sz="4" w:space="0" w:color="auto"/>
+        <w:bottom w:val="single" w:sz="4" w:space="0" w:color="auto"/>
+        <w:right w:val="single" w:sz="4" w:space="0" w:color="auto"/>
+        <w:insideH w:val="single" w:sz="4" w:space="0" w:color="auto"/>
+        <w:insideV w:val="single" w:sz="4" w:space="0" w:color="auto"/>
       </w:tblBorders>
     </w:tblPr>
   </w:style>
-  <w:style w:type="character" w:styleId="23">
+  <w:style w:type="character" w:styleId="Strong">
     <w:name w:val="Strong"/>
-    <w:basedOn w:val="22"/>
+    <w:basedOn w:val="DefaultParagraphFont"/>
     <w:qFormat/>
-    <w:uiPriority w:val="0"/>
     <w:rPr>
       <w:b/>
     </w:rPr>
   </w:style>
-  <w:style w:type="paragraph" w:customStyle="1" w:styleId="24">
+  <w:style w:type="paragraph" w:customStyle="1" w:styleId="a">
     <w:name w:val="柴_公司名"/>
-    <w:basedOn w:val="19"/>
+    <w:basedOn w:val="Title"/>
     <w:qFormat/>
-    <w:uiPriority w:val="0"/>
     <w:pPr>
       <w:spacing w:after="600" w:afterLines="600"/>
     </w:pPr>
     <w:rPr>
-      <w:rFonts w:hint="eastAsia" w:ascii="宋体" w:hAnsi="宋体" w:eastAsia="宋体" w:cs="宋体"/>
+      <w:rFonts w:ascii="宋体" w:eastAsia="宋体" w:hAnsi="宋体" w:cs="宋体" w:hint="eastAsia"/>
       <w:bCs/>
       <w:spacing w:val="-6"/>
       <w:sz w:val="52"/>
       <w:szCs w:val="52"/>
     </w:rPr>
   </w:style>
-  <w:style w:type="paragraph" w:customStyle="1" w:styleId="25">
+  <w:style w:type="paragraph" w:customStyle="1" w:styleId="a0">
     <w:name w:val="柴_文档名"/>
-    <w:basedOn w:val="19"/>
+    <w:basedOn w:val="Title"/>
     <w:qFormat/>
-    <w:uiPriority w:val="0"/>
     <w:pPr>
       <w:spacing w:after="900" w:afterLines="900"/>
     </w:pPr>
     <w:rPr>
-      <w:rFonts w:ascii="黑体" w:hAnsi="黑体" w:eastAsia="黑体" w:cs="黑体"/>
+      <w:rFonts w:ascii="黑体" w:eastAsia="黑体" w:hAnsi="黑体" w:cs="黑体"/>
       <w:bCs/>
       <w:spacing w:val="-7"/>
       <w:sz w:val="52"/>
       <w:szCs w:val="52"/>
     </w:rPr>
   </w:style>
-  <w:style w:type="table" w:customStyle="1" w:styleId="26">
+  <w:style w:type="table" w:customStyle="1" w:styleId="TableNormal0">
     <w:name w:val="Table Normal_0"/>
     <w:semiHidden/>
     <w:unhideWhenUsed/>
     <w:qFormat/>
-    <w:uiPriority w:val="0"/>
     <w:tblPr>
       <w:tblCellMar>
         <w:top w:w="0" w:type="dxa"/>
@@ -7236,87 +6913,81 @@
       </w:tblCellMar>
     </w:tblPr>
   </w:style>
-  <w:style w:type="paragraph" w:customStyle="1" w:styleId="27">
+  <w:style w:type="paragraph" w:customStyle="1" w:styleId="TableText">
     <w:name w:val="Table Text"/>
-    <w:basedOn w:val="1"/>
+    <w:basedOn w:val="Normal"/>
     <w:semiHidden/>
     <w:qFormat/>
-    <w:uiPriority w:val="0"/>
     <w:rPr>
-      <w:rFonts w:ascii="宋体" w:hAnsi="宋体" w:eastAsia="宋体" w:cs="宋体"/>
+      <w:rFonts w:ascii="宋体" w:eastAsia="宋体" w:hAnsi="宋体" w:cs="宋体"/>
       <w:sz w:val="21"/>
       <w:szCs w:val="21"/>
       <w:lang w:val="en-US" w:eastAsia="en-US" w:bidi="ar-SA"/>
     </w:rPr>
   </w:style>
-  <w:style w:type="paragraph" w:customStyle="1" w:styleId="28">
+  <w:style w:type="paragraph" w:customStyle="1" w:styleId="1">
     <w:name w:val="柴_标题1"/>
-    <w:basedOn w:val="2"/>
-    <w:next w:val="29"/>
-    <w:link w:val="38"/>
+    <w:basedOn w:val="Heading1"/>
+    <w:next w:val="a1"/>
+    <w:link w:val="1Char"/>
     <w:qFormat/>
-    <w:uiPriority w:val="0"/>
     <w:pPr>
       <w:spacing w:before="100" w:after="90" w:line="360" w:lineRule="auto"/>
     </w:pPr>
     <w:rPr>
-      <w:rFonts w:ascii="Arial" w:hAnsi="Arial" w:eastAsia="宋体"/>
+      <w:rFonts w:ascii="Arial" w:eastAsia="宋体" w:hAnsi="Arial"/>
       <w:sz w:val="32"/>
     </w:rPr>
   </w:style>
-  <w:style w:type="paragraph" w:customStyle="1" w:styleId="29">
+  <w:style w:type="paragraph" w:customStyle="1" w:styleId="a1">
     <w:name w:val="柴_正文"/>
-    <w:basedOn w:val="12"/>
-    <w:link w:val="42"/>
+    <w:basedOn w:val="BodyText"/>
+    <w:link w:val="Char"/>
     <w:qFormat/>
-    <w:uiPriority w:val="0"/>
     <w:pPr>
       <w:spacing w:line="360" w:lineRule="auto"/>
       <w:ind w:firstLine="470" w:firstLineChars="200"/>
     </w:pPr>
     <w:rPr>
-      <w:rFonts w:ascii="Arial" w:hAnsi="Arial" w:eastAsia="宋体"/>
+      <w:rFonts w:ascii="Arial" w:eastAsia="宋体" w:hAnsi="Arial"/>
       <w:sz w:val="24"/>
       <w:lang w:eastAsia="zh-CN"/>
     </w:rPr>
   </w:style>
-  <w:style w:type="paragraph" w:customStyle="1" w:styleId="30">
+  <w:style w:type="paragraph" w:customStyle="1" w:styleId="2">
     <w:name w:val="柴_标题2"/>
-    <w:basedOn w:val="3"/>
-    <w:next w:val="29"/>
+    <w:basedOn w:val="Heading2"/>
+    <w:next w:val="a1"/>
     <w:qFormat/>
-    <w:uiPriority w:val="0"/>
     <w:pPr>
       <w:spacing w:line="360" w:lineRule="auto"/>
     </w:pPr>
     <w:rPr>
-      <w:rFonts w:ascii="Arial" w:hAnsi="Arial" w:eastAsia="宋体"/>
+      <w:rFonts w:ascii="Arial" w:eastAsia="宋体" w:hAnsi="Arial"/>
       <w:sz w:val="28"/>
     </w:rPr>
   </w:style>
-  <w:style w:type="paragraph" w:customStyle="1" w:styleId="31">
+  <w:style w:type="paragraph" w:customStyle="1" w:styleId="3">
     <w:name w:val="柴_标题3"/>
-    <w:basedOn w:val="4"/>
-    <w:next w:val="29"/>
+    <w:basedOn w:val="Heading3"/>
+    <w:next w:val="a1"/>
     <w:qFormat/>
-    <w:uiPriority w:val="0"/>
     <w:pPr>
       <w:spacing w:line="360" w:lineRule="auto"/>
       <w:ind w:left="0" w:firstLine="472" w:firstLineChars="200"/>
     </w:pPr>
     <w:rPr>
-      <w:rFonts w:ascii="宋体" w:hAnsi="宋体" w:eastAsia="宋体" w:cs="宋体"/>
+      <w:rFonts w:ascii="宋体" w:eastAsia="宋体" w:hAnsi="宋体" w:cs="宋体"/>
       <w:spacing w:val="-2"/>
       <w:sz w:val="24"/>
       <w:szCs w:val="24"/>
     </w:rPr>
   </w:style>
-  <w:style w:type="paragraph" w:customStyle="1" w:styleId="32">
+  <w:style w:type="paragraph" w:customStyle="1" w:styleId="a2">
     <w:name w:val="柴_目录"/>
-    <w:basedOn w:val="1"/>
-    <w:next w:val="12"/>
+    <w:basedOn w:val="Normal"/>
+    <w:next w:val="BodyText"/>
     <w:qFormat/>
-    <w:uiPriority w:val="0"/>
     <w:pPr>
       <w:tabs>
         <w:tab w:val="right" w:leader="dot" w:pos="8442"/>
@@ -7324,64 +6995,59 @@
       <w:ind w:left="0" w:leftChars="0"/>
     </w:pPr>
     <w:rPr>
-      <w:rFonts w:ascii="Arial" w:hAnsi="Arial" w:eastAsia="Microsoft JhengHei"/>
+      <w:rFonts w:ascii="Arial" w:eastAsia="Microsoft JhengHei" w:hAnsi="Arial"/>
       <w:sz w:val="24"/>
     </w:rPr>
   </w:style>
-  <w:style w:type="paragraph" w:customStyle="1" w:styleId="33">
+  <w:style w:type="paragraph" w:customStyle="1" w:styleId="WPSOffice1">
     <w:name w:val="WPSOffice手动目录 1"/>
     <w:qFormat/>
-    <w:uiPriority w:val="0"/>
     <w:pPr>
       <w:ind w:leftChars="0"/>
     </w:pPr>
     <w:rPr>
-      <w:rFonts w:ascii="Times New Roman" w:hAnsi="Times New Roman" w:eastAsia="宋体" w:cs="Times New Roman"/>
+      <w:rFonts w:ascii="Times New Roman" w:eastAsia="宋体" w:hAnsi="Times New Roman" w:cs="Times New Roman"/>
       <w:sz w:val="20"/>
       <w:szCs w:val="20"/>
     </w:rPr>
   </w:style>
-  <w:style w:type="paragraph" w:customStyle="1" w:styleId="34">
+  <w:style w:type="paragraph" w:customStyle="1" w:styleId="WPSOffice2">
     <w:name w:val="WPSOffice手动目录 2"/>
     <w:qFormat/>
-    <w:uiPriority w:val="0"/>
     <w:pPr>
       <w:ind w:leftChars="200"/>
     </w:pPr>
     <w:rPr>
-      <w:rFonts w:ascii="Times New Roman" w:hAnsi="Times New Roman" w:eastAsia="宋体" w:cs="Times New Roman"/>
+      <w:rFonts w:ascii="Times New Roman" w:eastAsia="宋体" w:hAnsi="Times New Roman" w:cs="Times New Roman"/>
       <w:sz w:val="20"/>
       <w:szCs w:val="20"/>
     </w:rPr>
   </w:style>
-  <w:style w:type="paragraph" w:customStyle="1" w:styleId="35">
+  <w:style w:type="paragraph" w:customStyle="1" w:styleId="WPSOffice3">
     <w:name w:val="WPSOffice手动目录 3"/>
     <w:qFormat/>
-    <w:uiPriority w:val="0"/>
     <w:pPr>
       <w:ind w:leftChars="400"/>
     </w:pPr>
     <w:rPr>
-      <w:rFonts w:ascii="Times New Roman" w:hAnsi="Times New Roman" w:eastAsia="宋体" w:cs="Times New Roman"/>
+      <w:rFonts w:ascii="Times New Roman" w:eastAsia="宋体" w:hAnsi="Times New Roman" w:cs="Times New Roman"/>
       <w:sz w:val="20"/>
       <w:szCs w:val="20"/>
     </w:rPr>
   </w:style>
-  <w:style w:type="paragraph" w:customStyle="1" w:styleId="36">
+  <w:style w:type="paragraph" w:customStyle="1" w:styleId="Compact">
     <w:name w:val="Compact"/>
-    <w:basedOn w:val="12"/>
+    <w:basedOn w:val="BodyText"/>
     <w:qFormat/>
-    <w:uiPriority w:val="0"/>
     <w:pPr>
       <w:spacing w:before="36" w:after="36"/>
     </w:pPr>
   </w:style>
-  <w:style w:type="table" w:customStyle="1" w:styleId="37">
+  <w:style w:type="table" w:customStyle="1" w:styleId="Table">
     <w:name w:val="Table"/>
     <w:semiHidden/>
     <w:unhideWhenUsed/>
     <w:qFormat/>
-    <w:uiPriority w:val="0"/>
     <w:tblPr>
       <w:tblCellMar>
         <w:top w:w="0" w:type="dxa"/>
@@ -7393,28 +7059,26 @@
     <w:tblStylePr w:type="firstRow">
       <w:tcPr>
         <w:tcBorders>
-          <w:bottom w:val="single" w:color="auto" w:sz="0" w:space="0"/>
+          <w:bottom w:val="single" w:sz="0" w:space="0" w:color="auto"/>
         </w:tcBorders>
         <w:vAlign w:val="bottom"/>
       </w:tcPr>
     </w:tblStylePr>
   </w:style>
-  <w:style w:type="character" w:customStyle="1" w:styleId="38">
+  <w:style w:type="character" w:customStyle="1" w:styleId="1Char">
     <w:name w:val="柴_标题1 Char"/>
-    <w:link w:val="28"/>
+    <w:link w:val="1"/>
     <w:qFormat/>
-    <w:uiPriority w:val="0"/>
     <w:rPr>
-      <w:rFonts w:ascii="Arial" w:hAnsi="Arial" w:eastAsia="宋体"/>
+      <w:rFonts w:ascii="Arial" w:eastAsia="宋体" w:hAnsi="Arial"/>
       <w:sz w:val="32"/>
     </w:rPr>
   </w:style>
-  <w:style w:type="table" w:customStyle="1" w:styleId="39">
+  <w:style w:type="table" w:customStyle="1" w:styleId="TableNormal1">
     <w:name w:val="Table Normal_1"/>
     <w:semiHidden/>
     <w:unhideWhenUsed/>
     <w:qFormat/>
-    <w:uiPriority w:val="0"/>
     <w:tblPr>
       <w:tblCellMar>
         <w:top w:w="0" w:type="dxa"/>
@@ -7424,11 +7088,10 @@
       </w:tblCellMar>
     </w:tblPr>
   </w:style>
-  <w:style w:type="paragraph" w:customStyle="1" w:styleId="40">
+  <w:style w:type="paragraph" w:customStyle="1" w:styleId="a3">
     <w:name w:val="柴_正文_无缩进"/>
-    <w:basedOn w:val="1"/>
+    <w:basedOn w:val="Normal"/>
     <w:qFormat/>
-    <w:uiPriority w:val="0"/>
     <w:pPr>
       <w:ind w:firstLine="0" w:firstLineChars="0"/>
     </w:pPr>
@@ -7438,31 +7101,29 @@
       <w:lang w:eastAsia="zh-CN"/>
     </w:rPr>
   </w:style>
-  <w:style w:type="paragraph" w:customStyle="1" w:styleId="41">
+  <w:style w:type="paragraph" w:customStyle="1" w:styleId="4">
     <w:name w:val="柴_标题4"/>
-    <w:basedOn w:val="5"/>
-    <w:next w:val="1"/>
+    <w:basedOn w:val="Heading4"/>
+    <w:next w:val="Normal"/>
     <w:qFormat/>
-    <w:uiPriority w:val="0"/>
     <w:pPr>
       <w:widowControl w:val="0"/>
       <w:spacing w:before="160" w:line="360" w:lineRule="auto"/>
-      <w:ind w:left="981" w:leftChars="300" w:hanging="862"/>
+      <w:ind w:left="981" w:hanging="862" w:leftChars="300"/>
     </w:pPr>
     <w:rPr>
-      <w:rFonts w:hint="eastAsia" w:ascii="Calibri" w:hAnsi="Calibri" w:eastAsia="宋体" w:cs="宋体"/>
+      <w:rFonts w:ascii="Calibri" w:eastAsia="宋体" w:hAnsi="Calibri" w:cs="宋体" w:hint="eastAsia"/>
       <w:sz w:val="24"/>
       <w:szCs w:val="24"/>
       <w:lang w:eastAsia="zh-CN" w:bidi="zh-CN"/>
     </w:rPr>
   </w:style>
-  <w:style w:type="character" w:customStyle="1" w:styleId="42">
+  <w:style w:type="character" w:customStyle="1" w:styleId="Char">
     <w:name w:val="柴_正文 Char"/>
-    <w:link w:val="29"/>
+    <w:link w:val="a1"/>
     <w:qFormat/>
-    <w:uiPriority w:val="0"/>
     <w:rPr>
-      <w:rFonts w:ascii="Arial" w:hAnsi="Arial" w:eastAsia="宋体"/>
+      <w:rFonts w:ascii="Arial" w:eastAsia="宋体" w:hAnsi="Arial"/>
       <w:sz w:val="24"/>
       <w:lang w:eastAsia="zh-CN"/>
     </w:rPr>
